--- a/seminar-interviews/ראיונות-עומק-ממוגרפיה.docx
+++ b/seminar-interviews/ראיונות-עומק-ממוגרפיה.docx
@@ -4963,7 +4963,7 @@
           <w:szCs w:val="24"/>
           <w:rtl/>
         </w:rPr>
-        <w:t xml:space="preserve">ת: טוב. אז ג'ולייט חורי, בת חמישים ושש, נולדתי בחיפה, בבית שהיה של סבתא שלי בוואדי ניסנאס, ומאז שהתחתנתי אני בעבאס. שלוש שנים בלבד לא גרתי כאן, כשלמדתי ספרות ערבית בירושלים, ואפילו אז הייתי חוזרת כל יום חמישי. בעלי ג'ורג' רואה חשבון, יש לו משרד קטן עם שתי עובדות, ובעונת הדוחות אני כמעט לא רואה אותו. שני בנים. סאמי בן עשרים ותשע, מהנדס, גר בברלין כבר ארבע שנים, מדבר איתי בווצאפ כל יום ראשון ואומר שהוא חוזר, ואני כבר הפסקתי לשאול מתי. נדים בן עשרים ושש, בתל אביב, עורך וידאו, מגיע כל שבועיים עם שקית כביסה. [מחייכת] יום רגיל אצלי מתחיל בחמש וארבעים. קפה עם ג'ורג' במרפסת, זה החלק היחיד ביום שהוא באמת שלי, ובשבע ורבע אני כאן. תשע עשרה שנה אני מזכירה ראשית בבית הספר הזה. כתוב מזכירה, אבל תשאלי את המנהל מי יודע איפה נמצא תיק של תלמיד משנת אלפיים ושמונה. שש מאות ארבעים תלמידים, שמונים ושלושה עובדים, ואמא שנכנסת לפה בוכה כי לא הבינה מכתב מהביטוח הלאומי. בארבע אני יוצאת, קונה משהו בדרך, ובשש וחצי אני אצל אמא שלי. היא בת שמונים ושלוש, גרה שני רחובות ממני, ומתעקשת שהיא לא צריכה אף אחד. בשישי אני עושה לה קפה ואנחנו יושבות ולא מדברות על שום דבר מיוחד. זה הכול, בעצם. זה נשמע קטן כשאומרים את זה ככה ברצף.</w:t>
+        <w:t xml:space="preserve">ת: טוב. אז ג'ולייט חורי, בת חמישים ושש, נולדתי בחיפה, בבית שהיה של סבתא שלי בוואדי ניסנאס, ומאז שהתחתנתי אני בעבאס. שלוש שנים בלבד לא גרתי כאן, כשלמדתי ספרות ערבית בירושלים, ואפילו אז הייתי חוזרת כל יום חמישי. בעלי ג'ורג' רואה חשבון, יש לו משרד קטן עם שתי עובדות, ובעונת הדוחות אני כמעט לא רואה אותו. שני בנים. סאמי בן עשרים ותשע, מהנדס, גר בברלין כבר ארבע שנים, מדבר איתי בווצאפ כל יום ראשון ואומר שהוא חוזר, ואני כבר הפסקתי לשאול מתי. נדים בן עשרים ושש, בתל אביב, עורך וידאו, מגיע כל שבועיים עם שקית כביסה. [מחייכת] יום רגיל אצלי מתחיל בחמש וארבעים. קפה עם ג'ורג' במרפסת, זה החלק היחיד ביום שהוא באמת שלי, ובשבע ורבע אני כאן. תשע עשרה שנה אני מזכירה ראשית בבית הספר הזה. כתוב מזכירה, אבל תשאלי את המנהל מי יודע איפה נמצא תיק של תלמיד משנת אלפיים ושמונה. שש מאות ארבעים תלמידים, שמונים ושלושה עובדים, ואמא שנכנסת לפה בוכה כי לא הבינה מכתב מהביטוח הלאומי. בארבע אני יוצאת, קונה משהו בדרך, ובשש וחצי אני אצל אמא שלי. היא בת שמונים ושלוש, גרה שני רחובות ממני, ומתעקשת שהיא לא צריכה אף אחד. בשישי אני עושה לה קפה ואנחנו יושבות ולא מדברות על שום דבר מיוחד. בערב אני קוראת. בעיקר בערבית, לפעמים בעברית, למדתי ספרות ערבית ולא ויתרתי על זה גם אם אני יושבת עשרים שנה מול טפסים. זה הכול, בעצם. זה נשמע קטן כשאומרים את זה ככה ברצף, אבל אני לא מרגישה שזה קטן.</w:t>
       </w:r>
     </w:p>
     <w:p>
@@ -5131,7 +5131,7 @@
           <w:szCs w:val="24"/>
           <w:rtl/>
         </w:rPr>
-        <w:t xml:space="preserve">ת: אני אספר לך על האחרונה, במרץ, כי היא הכי טרייה. אבל תדעי שהיא כבר לא בחיפה. המכון ברחוב הרצל נסגר לפני שנתיים והעבירו את כולנו לקריות. אז בשש וחצי בבוקר אני קמה, ואסור דאודורנט, זה הדבר הראשון שאת זוכרת, כי הם מסבירים שזה עושה נקודות בצילום. וזה נשמע פעוט, אבל אני יוצאת מהבית בשבע בבוקר לבית ספר בלי דאודורנט, ואני יושבת מול הורים כל היום. ג'ורג' הציע להסיע, אמרתי לו שאני נוסעת לבד, זה עשרים וחמש דקות. חנייה שם זה סיפור בפני עצמו, הסתובבתי שתים עשרה דקות. התור היה לשבע וחמישים, נכנסתי בשמונה ועשרים. חדר המתנה עם שבע נשים, כולן בחלוקים הוורודים האלה שנפתחים מקדימה, ואף אחת לא מסתכלת על אף אחת, כולן בטלפון. קוראים לך בשם פרטי, ג'ולייט, וזה תמיד עושה לי משהו, אני בת חמישים ושש והם קוראים לי כמו לילדה בגן. הטכנאית הייתה נחמדה, בחורה צעירה, הסבירה לי כל שלב. מורידה חלוק מצד אחד, מניחה את השד על הפלטה, מזיזה לך את הכתף, אומרת תישעני, תירגעי, אל תזוזי, ולוחצת. זה כואב. אני יודעת שכולם אומרים שזה לא כואב, אבל זה כואב בערך שבע שניות ואז נגמר. ארבעה צילומים, שניים לכל צד. כל הבדיקה אחת עשרה דקות, מדדתי, יש לי הרגל כזה. יצאתי, חזרתי לאוטו, קניתי קפה בדרך והייתי בבית הספר בתשע ועשרים, בדיוק בצלצול. ואז מחכים לתשובה. וזה החלק שאף אחד לא מספר עליו.</w:t>
+        <w:t xml:space="preserve">ת: אני אספר לך על האחרונה, במרץ, כי היא הכי טרייה. אבל תדעי שהיא כבר לא בחיפה. המכון ברחוב הרצל נסגר לפני שנתיים והעבירו את כולנו לקריות. אז בשש וחצי בבוקר אני קמה, ואסור דאודורנט, זה הדבר הראשון שאת זוכרת, כי הם מסבירים שזה עושה נקודות בצילום. וזה נשמע פעוט, אבל אני יוצאת מהבית בשבע בבוקר לבית ספר בלי דאודורנט, ואני יושבת מול הורים כל היום. ג'ורג' הציע להסיע, אמרתי לו שאני נוסעת לבד, זה עשרים וחמש דקות. חנייה שם זה סיפור בפני עצמו, הסתובבתי שתים עשרה דקות. התור היה לשבע וחמישים, נכנסתי בשמונה ועשרים. חדר המתנה עם שבע נשים, כולן בחלוקים הוורודים האלה שנפתחים מקדימה, ואף אחת לא מסתכלת על אף אחת, כולן בטלפון. קוראים לך בשם פרטי, ג'ולייט, וזה תמיד עושה לי משהו, אני בת חמישים ושש והם קוראים לי כמו לילדה בגן. הטכנאית הייתה נחמדה, בחורה צעירה, הסבירה לי כל שלב. מורידה חלוק מצד אחד, מניחה את השד על הפלטה, מזיזה לך את הכתף, אומרת תישעני, תירגעי, אל תזוזי, ולוחצת. זה כואב. אני יודעת שכולם אומרים שזה לא כואב, אבל זה כואב בערך שבע שניות ואז נגמר. ארבעה צילומים, שניים לכל צד. כל הבדיקה אחת עשרה דקות, מדדתי, יש לי הרגל כזה. בסוף היא אמרה לי תתלבשי, התשובה תגיע לרופאה שלך. שאלתי מתי, והיא אמרה תלוי בעומס. תלוי בעומס. יצאתי, חזרתי לאוטו, ישבתי שם דקה עם הידיים על ההגה בלי לעשות כלום, אני לא יודעת למה, ואז קניתי קפה בדרך והייתי בבית הספר בתשע ועשרים, בדיוק בצלצול. בהפסקה הראשונה כבר טיפלתי בילד שנפל במגרש. ואז מחכים לתשובה. וזה החלק שאף אחד לא מספר עליו.</w:t>
       </w:r>
     </w:p>
     <w:p>
@@ -5215,7 +5215,7 @@
           <w:szCs w:val="24"/>
           <w:rtl/>
         </w:rPr>
-        <w:t xml:space="preserve">ת: אני רוצה לעצור על המילה הזאת, צניעות. אני לא אוהבת אותה בהקשר הזה, וזה לא בגלל שאני נגד צניעות. גדלתי בבית נוצרי מסורתי, אמא שלי לא הייתה יוצאת מהבית בלי גרביונים, ולמדתי אצל נזירות עד כיתה ח'. אבל אף אחד אצלנו בבית לא קישר בין הגוף שלי לבין רופא. הגוף שלי בחדר צילום הוא לא הגוף שלי בכנסייה. אלה שני דברים אחרים לגמרי, ולא הייתי צריכה שמישהו יסביר לי את זה, זה היה מובן מאליו. שלוש דקות אני עומדת חצי לבושה מול בחורה בת שלושים שראתה היום עוד ארבע עשרה נשים. היא לא רואה אותי. היא רואה רקמה. אני אגיד לך מה כן מפריע לי, ואולי זה לא מה שאת מחפשת. מפריע לי שאת שואלת אותי את השאלה הזאת. לא אותך אישית, את עושה את העבודה שלך, אבל תשימי לב מה יש בתוכה. כשאישה יהודייה לא הולכת לממוגרפיה אומרים שהיא עסוקה או שהיא מפחדת מהתוצאה. כשאישה ערבייה לא הולכת אומרים מיד שהיא מתביישת. וזה מסביר הכול וזה גם לא מסביר כלום, כי אחר כך כבר אף אחד לא בודק אם המכון נסגר לה בעיר ואם המכתב הגיע בעברית. [שותקת] אני יודעת שיש נשים שבשבילן זה כן קשה. יש. יש לי בנות דודות שאצלן זה לא יעלה על הדעת. אבל לא כל הימנעות היא בושה, ולפעמים בושה זו המילה שנוח לתת לאישה במקום לתת לה תור.</w:t>
+        <w:t xml:space="preserve">ת: אני רוצה לעצור על המילה הזאת, צניעות. אני לא אוהבת אותה בהקשר הזה, וזה לא בגלל שאני נגד צניעות. גדלתי בבית נוצרי מסורתי, אמא שלי לא הייתה יוצאת מהבית בלי גרביונים, ולמדתי אצל נזירות עד כיתה ח'. אבל אף אחד אצלנו בבית לא קישר בין הגוף שלי לבין רופא. הגוף שלי בחדר צילום הוא לא הגוף שלי בכנסייה. אלה שני דברים אחרים לגמרי, ולא הייתי צריכה שמישהו יסביר לי את זה, זה היה מובן מאליו. שלוש דקות אני עומדת חצי לבושה מול בחורה בת שלושים שראתה היום עוד ארבע עשרה נשים. היא לא רואה אותי. היא רואה רקמה. אני אגיד לך מה כן מפריע לי, ואולי זה לא מה שאת מחפשת. מפריע לי שאת שואלת אותי את השאלה הזאת. לא אותך אישית, את עושה את העבודה שלך, אבל תשימי לב מה יש בתוכה. כשאישה יהודייה לא הולכת לממוגרפיה אומרים שהיא עסוקה או שהיא מפחדת מהתוצאה. כשאישה ערבייה לא הולכת אומרים מיד שהיא מתביישת. וזה מסביר הכול וזה גם לא מסביר כלום, כי אחר כך כבר אף אחד לא בודק אם המכון נסגר לה בעיר ואם המכתב הגיע בעברית. [שותקת] אני יודעת שיש נשים שבשבילן זה כן קשה. יש. יש לי בנות דודות בכפר יאסיף שאצלן זה לא יעלה על הדעת, נביהה, בת שישים ושתיים, לא תיכנס לחדר כזה, ואני לא יושבת פה ומתיימרת להסביר אותה. אני גם לא בטוחה שהיא הייתה קוראת לזה בושה. אולי היא הייתה קוראת לזה שזה לא מקובל, וזה בכלל לא אותו דבר, כי בושה זה משהו שיש לך בפנים ולא מקובל זה משהו שאחרים עושים לך. אבל לא כל הימנעות היא בושה, ולפעמים בושה זו המילה שנוח לתת לאישה במקום לתת לה תור.</w:t>
       </w:r>
     </w:p>
     <w:p>
@@ -5299,7 +5299,7 @@
           <w:szCs w:val="24"/>
           <w:rtl/>
         </w:rPr>
-        <w:t xml:space="preserve">ת: תלוי אצל מי. אצלי בבית, ביני לבין ג'ורג', פתוח לגמרי. בחדר מורים, פתוח. אנחנו מדברות על זה בהפסקה כמו שמדברות על ילדים ועל תלושי שכר. אבל אצל אמא שלי ובדור שלה זה אחרת. יש לנו דודה, אחות של אבא שלי, שחלתה כשהייתי בת עשרים ושתיים, ואף אחד לא אמר לי את המילה. אמרו לי היא חולה. אמרו אלמרד, המחלה. ואם כבר אומרים סרטאן, מוסיפים מיד אחריו אללה יבעד אלשר, שאלוהים ירחיק את הרע, כאילו המילה עצמה מזמינה משהו לבית. גם היום כשאני אומרת את המילה הזאת ליד אמא שלי היא עושה ככה עם היד. [מדגימה] ואז יש את הצד השני של העניין, שגם הוא לא נעים. כשסמר חלתה, תוך שבוע כל בית הספר ידע. אני לא סיפרתי, היא סיפרה לשתי מורות, וזהו. ותוך שבועיים באו אליי הורים לשאול מה שלומה. הורים, לא מורים. אז מצד אחד אנחנו הכי פתוחים בעולם, ומצד שני אין אצלנו דבר כזה מידע פרטי. וזה משפיע. אני בטוחה שיש נשים שלא הולכות לבדיקה לא כי הן מפחדות מהמחלה, אלא כי הן מפחדות שהמזכירה במרפאה היא בת דודה של השכנה. אצלי בעיר זה פחות, חיפה גדולה, אף אחד לא מכיר אף אחד. בכפר יאסיף, אצל בנות הדודות שלי, כל אחד יודע מי נכנס לאיזה חדר ומתי יצא. זו לא בהכרח רכילות רעה. זה פשוט שאין לך איפה להיות לבד.</w:t>
+        <w:t xml:space="preserve">ת: תלוי אצל מי. אצלי בבית, ביני לבין ג'ורג', פתוח לגמרי. בחדר מורים, פתוח. אנחנו מדברות על זה בהפסקה כמו שמדברות על ילדים ועל תלושי שכר. אבל אצל אמא שלי ובדור שלה זה אחרת. יש לנו דודה, אחות של אבא שלי, שחלתה כשהייתי בת עשרים ושתיים, ואף אחד לא אמר לי את המילה. אמרו לי היא חולה. אמרו אלמרד, המחלה. ואם כבר אומרים סרטאן, מוסיפים מיד אחריו אללה יבעד אלשר, שאלוהים ירחיק את הרע, כאילו המילה עצמה מזמינה משהו לבית. גם היום כשאני אומרת את המילה הזאת ליד אמא שלי היא עושה ככה עם היד. [מדגימה] ואז יש את הצד השני של העניין, שגם הוא לא נעים. כשסמר חלתה, תוך שבוע כל בית הספר ידע. אני לא סיפרתי, היא סיפרה לשתי מורות, וזהו. ותוך שבועיים באו אליי הורים לשאול מה שלומה. הורים, לא מורים. אז מצד אחד אנחנו הכי פתוחים בעולם, ומצד שני אין אצלנו דבר כזה מידע פרטי. וזה משפיע. אני בטוחה שיש נשים שלא הולכות לבדיקה לא כי הן מפחדות מהמחלה, אלא כי הן מפחדות שהמזכירה במרפאה היא בת דודה של השכנה. אצלי בעיר זה פחות, חיפה גדולה, אף אחד לא מכיר אף אחד. בכפר יאסיף, אצל בנות הדודות שלי, כל אחד יודע מי נכנס לאיזה חדר ומתי יצא. זו לא בהכרח רכילות רעה. אצלם זה גם דאגה, מביאים אוכל, באים לבקר, לא עוזבים אותך לבד. זה פשוט שאין לך איפה להיות לבד גם כשאת רוצה.</w:t>
       </w:r>
     </w:p>
     <w:p>
@@ -5425,7 +5425,7 @@
           <w:szCs w:val="24"/>
           <w:rtl/>
         </w:rPr>
-        <w:t xml:space="preserve">ת: עכשיו הגענו לחלק שלי. [מיישרת את הגב] תשמעי, אני עובדת בתוך בירוקרטיה תשע עשרה שנה, אני יודעת מה זו מערכת ואני יודעת שאי אפשר הכול. אבל יש דברים שהם פשוט חוסר מחשבה. אחת. המכון ברחוב הרצל נסגר לפני שנתיים. לא הודיעו לי, גיליתי כשהתקשרתי לקבוע. אמרו לי גברת, זה עבר לקריות. אני גרה בעבאס. זה בערך שלושים וחמישה קילומטר הלוך ושוב, עשרים וחמש דקות באוטו בלי פקק, ובאוטובוס זה שני קווים ושעה לכל כיוון. לי יש רכב ורישיון ובעל שמציע להסיע. לאישה בת שישים וחמש בלי רכב זה סוף הסיפור, היא לא הולכת. שתיים. התורים. בפעם האחרונה קבעתי בנובמבר וקיבלתי מרץ. ארבעה חודשים לבדיקת סקר. שלוש, וזה הדבר שאני הכי כועסת עליו. לפני ארבע שנים קיבלתי הודעה בטלפון ביום חמישי בשעה שש וארבעים בערב. אני זוכרת את השעה כי עמדתי בסופר. כתוב, ואני מצטטת לך כמעט מילה במילה, נדרשת השלמת בדיקה, נא ליצור קשר עם המכון. זהו. בלי מספר טלפון בהודעה. התקשרתי למוקד, סגור. חמישי בערב, שישי, שבת. עד יום ראשון בשמונה בבוקר חייתי עם ההודעה הזאת בכיס. שני לילות. ג'ורג' ישן ואני בסלון עם הטלפון ביד. וביום ראשון הפקידה אמרה לי בטון הכי רגיל בעולם, גברת חורי, זה שגרתי, בואי לאולטרסאונד. שגרתי. בשבילה שגרתי. וארבע, הטכנאית בקריות בפעם שלפני האחרונה דיברה בטלפון תוך כדי הבדיקה. עם אמא שלה, על אינסטלטור. מזיזה לי את הכתף ביד אחת ואומרת לטלפון תגידי לו שיבוא ביום שני. לא אמרתי כלום. וזה מה שמפריע לי היום, שלא אמרתי כלום.</w:t>
+        <w:t xml:space="preserve">ת: עכשיו הגענו לחלק שלי. [מיישרת את הגב] תשמעי, אני עובדת בתוך בירוקרטיה תשע עשרה שנה, אני יודעת מה זו מערכת ואני יודעת שאי אפשר הכול. אבל יש דברים שהם פשוט חוסר מחשבה. אחת. המכון ברחוב הרצל נסגר לפני שנתיים. לא הודיעו לי, גיליתי כשהתקשרתי לקבוע. אמרו לי גברת, זה עבר לקריות. אני גרה בעבאס. עשרים וחמש דקות באוטו בלי פקק, ובאוטובוס זה שני קווים ושעה לכל כיוון. לי יש רכב ורישיון ובעל שמציע להסיע. לאישה בת שישים וחמש בלי רכב זה סוף הסיפור, היא לא הולכת. שתיים. התורים. בפעם האחרונה קבעתי בנובמבר וקיבלתי מרץ. ארבעה חודשים לבדיקת סקר. שלוש, וזה הדבר שאני הכי כועסת עליו. לפני ארבע שנים קיבלתי הודעה בטלפון ביום חמישי בשש וארבעים בערב. אני זוכרת את השעה כי עמדתי בסופר. כתוב, ואני מצטטת כמעט מילה במילה, נדרשת השלמת בדיקה, נא ליצור קשר עם המכון. זהו. בלי מספר טלפון בהודעה. התקשרתי למוקד, סגור. חמישי בערב, שישי, שבת. עד יום ראשון בשמונה בבוקר חייתי עם ההודעה הזאת בכיס. שני לילות. ג'ורג' ישן ואני בסלון עם הטלפון ביד. וביום ראשון הפקידה אמרה לי בטון הכי רגיל, גברת חורי, זה שגרתי, בואי לאולטרסאונד. שגרתי. בשבילה שגרתי. וארבע, הטכנאית בקריות בפעם שלפני האחרונה דיברה בטלפון תוך כדי הבדיקה. עם אמא שלה, על אינסטלטור. מזיזה לי את הכתף ביד אחת ואומרת לטלפון תגידי לו שיבוא ביום שני. לא אמרתי כלום. וזה מה שמפריע לי היום, שלא אמרתי כלום. וחמש, השפה, ואת זה אני רואה מהצד השני של השולחן. פה, בחדר הזה, יושבות אצלי אמהות עם מכתבים בעברית ומבקשות שאקרא להן. אז אני יודעת בדיוק כמה מכתבים לא נקראים.</w:t>
       </w:r>
     </w:p>
     <w:p>
@@ -5509,7 +5509,7 @@
           <w:szCs w:val="24"/>
           <w:rtl/>
         </w:rPr>
-        <w:t xml:space="preserve">ת: סמר. היא מורה לאנגלית אצלנו, ישבנו יחד בחדר מורים עשר שנים לפני שזה קרה. לפני ארבע שנים, היא הייתה אז בת חמישים ושתיים, הלכה לממוגרפיה שגרתית, כמו שהולכים, בלי שום דבר מיוחד. בלי גוש, בלי כאב, בלי כלום. היא סיפרה לי אחר כך שהיא כמעט לא הלכה כי היה לה מבחן להכין. ומצאו משהו קטן, היא אמרה לי שהרדיולוג אמר שזה בגודל של גרגר אורז, ושהיא בעצמה לא הצליחה לראות את זה על המסך גם כשהראו לה עם האצבע. עשו לה ניתוח קטן, לא הורידו את השד, אחר כך הקרנות, חמישה שבועות כל יום, והיא המשיכה ללמד באמצע כל זה. היום היא בריאה. באה לבית ספר, צועקת על תלמידים, הכול בסדר. ומה זה שינה אצלי. תראי, בהתנהגות זה לא שינה כלום, כי אני כבר הלכתי שבע שנים לפני שזה קרה לה. אבל בראש שלי משהו התהפך. עד סמר חשבתי, בלי לנסח את זה לעצמי, שממוגרפיה זה כמו בדיקת דם, שהולכים בשביל לקבל אישור שהכול בסדר. הולכת, יוצא תקין, ממשיכים הלאה. אחרי סמר הבנתי שזה בכלל לא זה. הבדיקה לא באה להרגיע אותי. היא באה למצוא. והיא מחפשת דבר שאני בעצמי לא יכולה לגלות בשום צורה, כי אין מה להרגיש ואין מה לראות. זה נשמע כמו הבדל קטן במילים. אצלי זה היה הבדל אחר לגמרי. פתאום הבנתי למה זה חייב להיות לפי לוח שנה ולא לפי תחושה.</w:t>
+        <w:t xml:space="preserve">ת: סמר. היא מורה לאנגלית אצלנו, ישבנו יחד בחדר מורים עשר שנים לפני שזה קרה. לפני ארבע שנים, היא הייתה אז בת חמישים ושתיים, הלכה לממוגרפיה שגרתית, כמו שהולכים, בלי שום דבר מיוחד. בלי גוש, בלי כאב, בלי כלום. היא סיפרה לי אחר כך שהיא כמעט לא הלכה כי היה לה מבחן להכין. ומצאו משהו קטן, היא אמרה לי שהרדיולוג אמר שזה בגודל של גרגר אורז, ושהיא בעצמה לא הצליחה לראות את זה על המסך גם כשהראו לה עם האצבע. עשו לה ניתוח קטן, לא הורידו את השד, אחר כך הקרנות, חמישה שבועות כל יום, והיא המשיכה ללמד באמצע כל זה. היום היא בריאה. באה לבית ספר, צועקת על תלמידים, הכול בסדר. ומה זה שינה אצלי. תראי, בהתנהגות זה לא שינה כלום, כי אני כבר הלכתי שבע שנים לפני שזה קרה לה. אבל בראש שלי משהו התהפך. עד סמר חשבתי, בלי לנסח את זה לעצמי, שממוגרפיה זה כמו בדיקת דם, שהולכים בשביל לקבל אישור שהכול בסדר. הולכת, יוצא תקין, ממשיכים הלאה. אחרי סמר הבנתי שזה בכלל לא זה. הבדיקה לא באה להרגיע אותי. היא באה למצוא. והיא מחפשת דבר שאני בעצמי לא יכולה לגלות בשום צורה, כי אין מה להרגיש ואין מה לראות. זה נשמע כמו הבדל קטן במילים. אצלי זה היה הבדל אחר לגמרי. פתאום הבנתי למה זה חייב להיות לפי לוח שנה ולא לפי תחושה. וגם למדתי משהו על עצמי שלא אהבתי. בשבועיים הראשונים לא ידעתי איך להתנהג לידה. הבאתי אוכל, שאלתי מה שלומך, ובעצם רציתי שהיא תגיד לי שהכול בסדר כדי שאני אוכל להירגע. היא הרגיעה אותי. היא, החולה, הרגיעה אותי. עד היום אני חושבת על זה.</w:t>
       </w:r>
     </w:p>
     <w:p>
@@ -5593,7 +5593,7 @@
           <w:szCs w:val="24"/>
           <w:rtl/>
         </w:rPr>
-        <w:t xml:space="preserve">ת: לאישה בגילי שמתלבטת, אני חושבת שקודם כל הייתי שואלת אותה במה בדיוק היא מתלבטת, כי לכל אחת יש משהו אחר וזה לא אותו דבר בכלל. אם היא מפחדת מהתוצאה, הייתי מספרת לה על סמר, ובעיקר על החלק שסמר עצמה לא ראתה את זה על המסך. אם היא אומרת שאין לה זמן, הייתי אומרת לה שזה אחת עשרה דקות ושכל השאר זה החנייה, ושאם היא רוצה אני אקבע לה, כי אני טובה בזה. ואם היא לא רוצה ללכת לבד, שתגיד לי מתי ואני אבוא איתה. זה הכי פשוט וזה מה שאף אחד לא מציע. ומה שאני רוצה שיישאר, אני אגיד לך, וזה חשוב לי. אני אישה אחת מעבאס. אני עובדת, יש לי תואר, אני קוראת עברית ואנגלית, יש לי אוטו ובעל שמסיע ואמא שגרה שני רחובות ממני. הניסיון שלי לא מייצג כלום. הוא לא מייצג את בנות הדודות שלי בכפר יאסיף, שאצלן זה נראה אחרת לגמרי, ובכנות, אני לא באמת יודעת איך זה נראה אצלן, כי לא שאלתי אותן מעולם. ואני לא לגמרי בנוח עם זה שאני מדברת עליהן עכשיו ולא איתן. אנחנו נפגשות בחגים ומדברות על ילדים. אז אל תיקחי אותי ותכתבי שהנשים הערביות אומרות כך וכך. תכתבי שג'ולייט חורי אמרה. ואם יש דבר אחד שאני רוצה שיישאר, זה שלא כל מה שנראה כמו הימנעות הוא פחד. לפעמים זה פשוט שהמכון עבר לקריות.</w:t>
+        <w:t xml:space="preserve">ת: לאישה בגילי שמתלבטת, אני חושבת שקודם כל הייתי שואלת אותה במה בדיוק היא מתלבטת, כי לכל אחת יש משהו אחר וזה לא אותו דבר בכלל. אם היא מפחדת מהתוצאה, הייתי מספרת לה על סמר, ובעיקר על החלק שסמר עצמה לא ראתה את זה על המסך. אם היא אומרת שאין לה זמן, הייתי אומרת לה שזה אחת עשרה דקות ושכל השאר זה החנייה, ושאם היא רוצה אני אקבע לה, כי אני טובה בזה. ואם היא לא רוצה ללכת לבד, שתגיד לי מתי ואני אבוא איתה. זה הכי פשוט וזה מה שאף אחד לא מציע. ומה שאני רוצה שיישאר, אני אגיד לך, וזה חשוב לי. אני אישה אחת מעבאס. אני עובדת, יש לי תואר, אני קוראת עברית ואנגלית, יש לי אוטו ובעל שמסיע ואמא שגרה שני רחובות ממני. הניסיון שלי לא מייצג כלום. הוא לא מייצג את בנות הדודות שלי בכפר יאסיף, שאצלן זה נראה אחרת לגמרי, ובכנות, אני לא באמת יודעת איך זה נראה אצלן, כי לא שאלתי אותן מעולם. ואני לא לגמרי בנוח עם זה שאני מדברת עליהן עכשיו ולא איתן. אנחנו נפגשות בחגים ומדברות על ילדים. אז אל תיקחי אותי ותכתבי שהנשים הערביות אומרות כך וכך. תכתבי שג'ולייט חורי אמרה. ואם יש דבר אחד שאני רוצה שיישאר מכל השעה וחצי הזאת, זה שלא כל מה שנראה כמו הימנעות הוא פחד. לפעמים זה פשוט שהמכון עבר לקריות.</w:t>
       </w:r>
     </w:p>
     <w:p>
@@ -6645,7 +6645,7 @@
           <w:szCs w:val="24"/>
           <w:rtl/>
         </w:rPr>
-        <w:t xml:space="preserve">ת: לא עברתי. אף פעם. וגם לא כמעט. אני לא יכולה להגיד לך שכמעט הלכתי, כי לא ידעתי שיש לאן ללכת. את מבינה? זה לא שאמרתי לא. אף אחד לא אמר לי כן. אבל אני אגיד לך מה זה אצלנו לצאת מהבית ליום שלם, כי זה קשור לזה. כשראניה שברה את היד נסענו לסורוקה. סלמאן לקח יום מהעבודה, ויום כזה זה יום בלי כסף. יצאנו בשמונה בבוקר וחזרנו בשש בערב. לפני שיצאנו הכנתי אוכל לכולם, בישלתי בלילה, ודיברתי עם עאיישה שתבוא לשבת עם הקטנים אחרי הצהריים. מוחמד היה אז בן שנתיים והוא בא איתי, כי הוא לא נשאר עם אף אחד. בסורוקה חיכינו ארבע שעות. ארבע שעות עם ילד בן שנתיים ועם ילדה עם יד שבורה. אני לא נוסעת לבאר שבע לבד. אף פעם. תמיד עם סלמאן או עם סלים, לסלים יש אוטו. יש אוטובוס מהשוק, אני יודעת שיש, אבל אני לא יודעת איזה מספר ואיפה יורדים ואיך חוזרים, ואישה לבד שם, אני לא רגילה לזה. אז כל נסיעה כזאת צריך לארגן שבוע קודם. מי לוקח, מתי הוא פנוי, מי יהיה עם מוחמד, מה אוכלים בצהריים. בשביל יד שבורה עושים את זה. בשביל צילום שאני לא יודעת מה הוא, אף אחד לא יעשה את זה, וגם אני לא.</w:t>
+        <w:t xml:space="preserve">ת: לא עברתי. אף פעם. וגם לא כמעט. אני לא יכולה להגיד לך שכמעט הלכתי, כי לא ידעתי שיש לאן ללכת. את מבינה? זה לא שאמרתי לא. אף אחד לא אמר לי כן. אבל אני אגיד לך מה זה אצלנו לצאת מהבית ליום שלם, כי זה קשור לזה. כשראניה שברה את היד נסענו לסורוקה. סלמאן לקח יום מהעבודה, ויום כזה זה יום בלי כסף. יצאנו בשמונה בבוקר וחזרנו בשש בערב. לפני שיצאנו הכנתי אוכל לכולם, בישלתי בלילה, ודיברתי עם עאיישה שתבוא לשבת עם הקטנים אחרי הצהריים. מוחמד היה אז בן שנתיים והוא בא איתי, כי הוא לא נשאר עם אף אחד. בסורוקה חיכינו ארבע שעות. ארבע שעות עם ילד בן שנתיים ועם ילדה עם יד שבורה. אני לא נוסעת לבאר שבע לבד. אף פעם. תמיד עם סלמאן או עם סלים, לסלים יש אוטו. יש אוטובוס מהשוק, אני יודעת שיש, אבל אני לא יודעת איזה מספר ואיפה יורדים ואיך חוזרים, ואישה לבד שם, אני לא רגילה לזה. פעם אחת נסעתי לעיר בלי סלמאן, לפני שנים, לביטוח לאומי בגלל נייר שביקשו, והוא חיכה לי בחוץ ליד האוטו כל הזמן. אז גם אז לא הייתי לבד באמת. אז כל נסיעה כזאת צריך לארגן שבוע קודם. מי לוקח, מתי הוא פנוי, מי יהיה עם מוחמד, מה אוכלים בצהריים. וצריך לשאול את סלים מתי הוא חופשי, כי הוא עובד בחנות של החתן שלי ולא תמיד נותנים לו לצאת באמצע היום. בשביל יד שבורה עושים את זה. בשביל צילום שאני לא יודעת מה הוא, אף אחד לא יעשה את זה, וגם אני לא.</w:t>
       </w:r>
     </w:p>
     <w:p>
@@ -6729,7 +6729,7 @@
           <w:szCs w:val="24"/>
           <w:rtl/>
         </w:rPr>
-        <w:t xml:space="preserve">ת: מה זה אומר עליי... ילדתי תשעה ילדים. תשעה. בבית חולים, לא בבית, אמא שלי ילדה בבית אבל אני לא. אז ראו אותי, אני לא אשקר לך. בלידה את לא חושבת על זה בכלל, את חושבת שייצא הילד ושיהיה בסדר ושתגמר. אבל זה אחרת. בלידה יש סיבה, הילד יוצא, מה תעשי. אבל ללכת בעצמך, ברגליים שלך, ולהוריד בגדים בשביל מכונה, כשלא כואב לך שום דבר, בשביל מה? אמא שלי לימדה אותי שהגוף של אישה זה לבעל שלה ולרופא אם יש צורך. אם יש צורך, מותר. גם הדת אומרת ככה, שאם יש צורך מותר. אבל מי קובע שיש צורך? זאת השאלה שלי. אם רופא יגיד לי פאטמה, יש צורך, אני אלך ואוריד ולא אשאל אותו שאלות. בלי שאף אחד אמר, לא. ויש עוד דבר. אצלנו כולם מכירים את כולם. אם אני נכנסת לחדר ומורידה חולצה, ואחר כך אני יוצאת ובחוץ יושבת בת דודה שלי או שכנה, היא לא תשאל אותי כלום, אבל היא תדע. ואחר כך היא תגיד למישהי. סנא שלי בת תשע עשרה, זה גיל של דיבורים. אני חושבת על זה. [מתקנת את עצמה] לא שאני מתביישת בגוף שלי, אני לא ילדה, אני בת ארבעים וארבע. אני מתביישת מהעיניים של אנשים. זה שני דברים שונים לגמרי.</w:t>
+        <w:t xml:space="preserve">ת: מה זה אומר עליי... ילדתי תשעה ילדים. תשעה. בבית חולים, לא בבית, אמא שלי ילדה בבית אבל אני לא. אז ראו אותי, אני לא אשקר לך. בלידה את לא חושבת על זה בכלל, את חושבת שייצא הילד ושיהיה בסדר ושתגמר. אבל זה אחרת. בלידה יש סיבה, הילד יוצא, מה תעשי. אבל ללכת בעצמך, ברגליים שלך, ולהוריד בגדים בשביל מכונה, כשלא כואב לך שום דבר, בשביל מה? אמא שלי לימדה אותי שהגוף של אישה זה לבעל שלה ולרופא אם יש צורך. אם יש צורך, מותר. גם הדת אומרת ככה, שאם יש צורך מותר. אבל מי קובע שיש צורך? זאת השאלה שלי. אם רופא יגיד לי פאטמה, יש צורך, אני אלך ואוריד ולא אשאל אותו שאלות. בלי שאף אחד אמר, לא. ויש עוד דבר. אצלנו כולם מכירים את כולם. אם אני נכנסת לחדר ומורידה חולצה, ואחר כך אני יוצאת ובחוץ יושבת בת דודה שלי או שכנה, היא לא תשאל אותי כלום, אבל היא תדע. ואחר כך היא תגיד למישהי. סנא שלי בת תשע עשרה, זה גיל של דיבורים. אני חושבת על זה. אמא שלי הייתה אומרת שהמטפחת של אישה שווה יותר מהזהב שלה. אני לא בטוחה שזה נכון בדיוק ככה, ואני לא אומרת את זה לבנות שלי במילים האלה, אבל גדלתי על זה, ובגיל ארבעים וארבע את לא מוציאה דבר כזה מהראש. [מתקנת את עצמה] לא שאני מתביישת בגוף שלי, אני לא ילדה, אני בת ארבעים וארבע. אני מתביישת מהעיניים של אנשים. זה שני דברים שונים לגמרי.</w:t>
       </w:r>
     </w:p>
     <w:p>
@@ -6813,7 +6813,7 @@
           <w:szCs w:val="24"/>
           <w:rtl/>
         </w:rPr>
-        <w:t xml:space="preserve">ת: בשקט. לא מדברים. אומרים המחלה. אלמרד. לא אומרים את השם. אם מישהו חולה אומרים אללה ישפיהו, שאללה ירפא אותו, וממשיכים לדבר על משהו אחר. על אום זיאד לא ידעתי כלום עד שהיא מתה. ידענו שהיא נוסעת לבאר שבע הרבה, ראינו את האוטו של הבן שלה יוצא בבוקר. שאלו אותה והיא אמרה בדיקות, סתם בדיקות. אחרי שנה השיער שלה נפל, אז כבר כולם הבינו, אבל אף אחד לא אמר את המילה בקול. גם הבנות שלה לא. ואחרי שהיא מתה, אז דיברו. אז פתאום כולם ידעו הכול. למה לא מדברים? כי מפחדים. ואולי בגלל הבנות, זאת האמת. תראי, אם אומרים על משפחה שיש בה את המחלה, אז כשבאים לשאול על בת, אנשים חושבים פעמיים. אומרים המשפחה הזאת חולה. זה לא הוגן, אני יודעת שזה לא הוגן, אבל ככה זה אצלנו ואני לא אשנה את זה. יש לי שתי בנות לא נשואות בבית. אז אישה חושבת על זה לפני שהיא פותחת את הפה. ויש עוד סיבה, אולי הכי חזקה. אצלנו כשאומרים את המילה הזאת זה כמו להגיד שהיא נגמרה. אנשים שומעים סרטן וישר חושבים כמה זמן נשאר לה, מי ייקח את הילדים. לא חושבים שיש טיפול. אני לא יודעת אם יש טיפול, בכנות. אני מכירה אחת שמתה. אני לא מכירה אף אחת שהחלימה.</w:t>
+        <w:t xml:space="preserve">ת: בשקט. לא מדברים. אומרים המחלה. אלמרד. לא אומרים את השם. אם מישהו חולה אומרים אללה ישפיהו, שאללה ירפא אותו, וממשיכים לדבר על משהו אחר. על אום זיאד לא ידעתי כלום עד שהיא מתה. ידענו שהיא נוסעת לבאר שבע הרבה, ראינו את האוטו של הבן שלה יוצא בבוקר. שאלו אותה והיא אמרה בדיקות, סתם בדיקות. אחרי שנה השיער שלה נפל, אז כבר כולם הבינו, אבל אף אחד לא אמר את המילה בקול. גם הבנות שלה לא. ואחרי שהיא מתה, אז דיברו. אז פתאום כולם ידעו הכול. ואמרו גם דברים לא יפים, שהיא לא הלכה בזמן, שהיא הסתירה, שהיא הייתה עקשנית ולא שמעה לבן שלה. אישה מתה ועדיין מדברים עליה. שמעתי את זה במו אוזניי אצל השכנה ולא אמרתי מילה, ואני חושבת על זה עד היום. למה לא מדברים? כי מפחדים. ואולי בגלל הבנות, זאת האמת. תראי, אם אומרים על משפחה שיש בה את המחלה, אז כשבאים לשאול על בת, אנשים חושבים פעמיים. אומרים המשפחה הזאת חולה. זה לא הוגן, אני יודעת שזה לא הוגן, אבל ככה זה אצלנו ואני לא אשנה את זה. יש לי שתי בנות לא נשואות בבית. אז אישה חושבת על זה לפני שהיא פותחת את הפה. ויש עוד סיבה, אולי הכי חזקה. אצלנו כשאומרים את המילה הזאת זה כמו להגיד שהיא נגמרה. אנשים שומעים סרטן וישר חושבים כמה זמן נשאר לה, מי ייקח את הילדים. לא חושבים שיש טיפול. אני לא יודעת אם יש טיפול, בכנות. אני מכירה אחת שמתה. אני לא מכירה אף אחת שהחלימה.</w:t>
       </w:r>
     </w:p>
     <w:p>
@@ -6897,7 +6897,7 @@
           <w:szCs w:val="24"/>
           <w:rtl/>
         </w:rPr>
-        <w:t xml:space="preserve">ת: הכול מאללה, זה נכון. מי שנולד ומי שמת, זה כתוב, ואף אחד לא מזיז את זה. אני מאמינה בזה, זה לא ויכוח. אבל אני אגיד לך מה אני חושבת על נשים שאומרות ככה בשביל לא ללכת. אללה נתן גם את הרופאים. אם הוא לא היה רוצה שנתרפא, הוא לא היה שם תרופות בעולם. שמעתי את השיח' בג'אמע אומר שהנביא אמר תתרפאו, שאללה לא הוריד מחלה בלי שהוריד לה גם רפואה. את זה שמעתי במו אוזניי ואני זוכרת את זה עד היום. אז מי שיושבת בבית ואומרת מה שכתוב יהיה, היא לא מדייקת. כשהילד שלי היה עם ארבעים חום לא אמרתי מה שכתוב יהיה, רצתי איתו למרפאה בלילה ברגל. אז למה בשביל עצמי אני כן אומרת ככה? [שותקת] אני לא יודעת. אולי בשביל הילדים זה יותר קל כי אין שאלות, פשוט קמים והולכים. בשביל עצמי אני צריכה להחליט, ואישה לא רגילה להחליט על עצמה. ואולי גם קצת מפחדת ומשתמשת באללה בשביל לא לפחד. אני לא יודעת אם מותר להגיד דבר כזה בקול. תכתבי את זה בכל זאת. אני חושבת שאללה לא כועס על מי שהולכת לבדוק. אני חושבת שהוא כועס יותר על מי שיש לה משהו ומשאירה אותו ככה, ואחר כך תשעה ילדים נשארים בלי אמא.</w:t>
+        <w:t xml:space="preserve">ת: הכול מאללה, זה נכון. מי שנולד ומי שמת, זה כתוב, ואף אחד לא מזיז את זה. אני מאמינה בזה, זה לא ויכוח. אבל אני אגיד לך מה אני חושבת על נשים שאומרות ככה בשביל לא ללכת. אללה נתן גם את הרופאים. אם הוא לא היה רוצה שנתרפא, הוא לא היה שם תרופות בעולם. שמעתי את השיח' בג'אמע אומר שהנביא אמר תתרפאו, שאללה לא הוריד מחלה בלי שהוריד לה גם רפואה. את זה שמעתי במו אוזניי ואני זוכרת את זה עד היום. אז מי שיושבת בבית ואומרת מה שכתוב יהיה, היא לא מדייקת. כשהילד שלי היה עם ארבעים חום לא אמרתי מה שכתוב יהיה, רצתי איתו למרפאה בלילה ברגל. זה היה יוסף, הוא היה אז בן שנתיים, וסלמאן היה בעבודה ולא היה אוטו בחצר. אז למה בשביל עצמי אני כן אומרת ככה? [שותקת] אני לא יודעת. אולי בשביל הילדים זה יותר קל כי אין שאלות, פשוט קמים והולכים. בשביל עצמי אני צריכה להחליט, ואישה לא רגילה להחליט על עצמה. כל החיים או שמחליטים בשבילי או שאני מחליטה בשביל אחרים. ואולי גם קצת מפחדת ומשתמשת באללה בשביל לא לפחד. אני לא יודעת אם מותר להגיד דבר כזה בקול. תכתבי את זה בכל זאת. אני חושבת שאללה לא כועס על מי שהולכת לבדוק. אני חושבת שהוא כועס יותר על מי שיש לה משהו ומשאירה אותו ככה, ואחר כך תשעה ילדים נשארים בלי אמא.</w:t>
       </w:r>
     </w:p>
     <w:p>
@@ -6939,7 +6939,7 @@
           <w:szCs w:val="24"/>
           <w:rtl/>
         </w:rPr>
-        <w:t xml:space="preserve">ת: קופת חולים. יש לנו כללית, המרפאה בשכונה, לא רחוק, אני הולכת ברגל עשר דקות עם מוחמד ביד. שם זה בסדר, הפקידה מדברת ערבית, ופאא קוראים לה, היא בת של אחד השכנים, והיא מסבירה יפה. גם הרופא של הילדים מדבר ערבית קצת. אז שם אין בעיה של שפה. הבעיה מתחילה כשצריך לצאת מרהט. בסורוקה נתנו לי מספר, שמונים וארבע, וישבתי עם ראניה, וקראו מספרים ברמקול בעברית, ואני לא הבנתי מה קראו, ופספסתי. אחר כך אמרו לי התור שלך עבר, קחי מספר חדש. לקחתי חדש והתחלנו מהתחלה, ישבנו עוד שעתיים. מאז אני לא הולכת לשם בלי סלים, שהוא ישמע במקומי. כרטיס, את שואלת? יש כרטיס של הילדים, אני יודעת איפה הוא, בארנק של סלמאן. שלי, אני לא יודעת אם יש. אולי היה פעם. אני לא זוכרת שהחזקתי כרטיס ביד. תור אני לא יודעת לקחת לבד, אין לי אפליקציה, אין לי טלפון כזה, יש לי טלפון עם כפתורים ואני מרוצה ממנו. סנא לוקחת תור מהטלפון שלה כשצריך לילדים. אצלי אף פעם לא היה צורך אז אף פעם לא עשינו. והמכתבים, כמו שאמרתי לך, בעברית. אם היו שולחים בערבית זה כבר משהו אחר. ואם היו מצלצלים אליי ומדברים איתי, זה הכי טוב. אני עונה לטלפון תמיד.</w:t>
+        <w:t xml:space="preserve">ת: קופת חולים. יש לנו כללית, המרפאה בשכונה, לא רחוק, אני הולכת ברגל עשר דקות עם מוחמד ביד. שם זה בסדר, הפקידה מדברת ערבית, ופאא קוראים לה, היא בת של אחד השכנים, והיא מסבירה יפה. גם הרופא של הילדים מדבר ערבית קצת. אז שם אין בעיה של שפה. הבעיה מתחילה כשצריך לצאת מרהט. בסורוקה נתנו לי מספר, שמונים וארבע, וישבתי עם ראניה, וקראו מספרים ברמקול בעברית, ואני לא הבנתי מה קראו, ופספסתי. אחר כך אמרו לי התור שלך עבר, קחי מספר חדש. לקחתי חדש והתחלנו מהתחלה, ישבנו עוד שעתיים. מאז אני לא הולכת לשם בלי סלים, שהוא ישמע במקומי. והיחס, את שאלת על היחס. במרפאה פה היחס טוב, אני לא אתלונן על ופאא ולא על הרופא. בסורוקה הרגשתי שאני מפריעה. אחות אחת דיברה אליי חזק בעברית, כאילו אם היא תגיד את זה חזק יותר אני פתאום אבין. אני לא חירשת, אני פשוט לא יודעת את השפה. דבר כזה עושה לאישה משהו בבטן, ובפעם הבאה היא כבר לא רוצה ללכת לשם. כרטיס, את שואלת? יש כרטיס של הילדים, אני יודעת איפה הוא, בארנק של סלמאן. שלי, אני לא יודעת אם יש. אולי היה פעם. אני לא זוכרת שהחזקתי כרטיס ביד. תור אני לא יודעת לקחת לבד, אין לי אפליקציה, אין לי טלפון כזה, יש לי טלפון עם כפתורים ואני מרוצה ממנו. סנא לוקחת תור מהטלפון שלה כשצריך לילדים. אצלי אף פעם לא היה צורך אז אף פעם לא עשינו. והמכתבים, כמו שאמרתי לך, בעברית. אם היו שולחים בערבית זה כבר משהו אחר. ואם היו מצלצלים אליי ומדברים איתי, זה הכי טוב. אני עונה לטלפון תמיד.</w:t>
       </w:r>
     </w:p>
     <w:p>
@@ -7023,7 +7023,7 @@
           <w:szCs w:val="24"/>
           <w:rtl/>
         </w:rPr>
-        <w:t xml:space="preserve">ת: אום זיאד. נעימה. סיפרתי לך עליה קודם. היא גרה שני בתים מפה לכיוון הכביש. אישה טובה, הייתה אופה בטאבון ומביאה לנו לחם בחג בלי שביקשנו. הבן שלה זיאד עבד באילת ובא כל שבועיים. היא חלתה כשהייתה בת חמישים בערך, אולי חמישים ואחת. בהתחלה אמרו שיש לה משהו קטן, ניתחו אותה בסורוקה והוציאו. אחר כך היא חזרה הביתה וחשבנו שנגמר, ואפילו עשו קפה אצלה. אחרי כמה חודשים היא התחילה עם הטיפולים והשיער שלה נפל והיא כיסתה הכול במטפחת ולא יצאה מהבית. אנשים הפסיקו לבוא. לא מרוע, פשוט לא ידעו מה להגיד לה. אני הבאתי לה מרק פעמיים ואחר כך גם אני הפסקתי, ואני מתביישת בזה עד היום. היא מתה לפני שנתיים בקיץ, בת חמישים ושתיים. מה זה שינה אצלי? חשבתי שהיא הייתה בריאה ופתאום לא. חשבתי כמה זה מהר. [שותקת ארוכות] אני רוצה להגיד לך משהו ואני לא יודעת איך אומרים את זה. יש לי... אחרי החורף, כשהתקלחתי, מצאתי משהו. משהו קטן, פה, מהצד. כמו גרגר חומוס, אולי כמו גלעין. זה לא כואב. בכלל לא כואב, ולכן לא אמרתי כלום. אני בודקת אותו לפעמים בלילה כשכולם ישנים. לא סיפרתי לסלמאן, לא סיפרתי לעאיישה, לא סיפרתי לאף אחד. את הראשונה. [שותקת] תכתבי את זה, אבל שלא יידעו פה מי אמרה.</w:t>
+        <w:t xml:space="preserve">ת: אום זיאד. נעימה. סיפרתי לך עליה קודם. היא גרה שני בתים מפה לכיוון הכביש. אישה טובה, הייתה אופה בטאבון ומביאה לנו לחם בחג בלי שביקשנו. הבן שלה זיאד עבד באילת ובא כל שבועיים. היא חלתה כשהייתה בת חמישים בערך, אולי חמישים ואחת. בהתחלה אמרו שיש לה משהו קטן, ניתחו אותה בסורוקה והוציאו. אחר כך היא חזרה הביתה וחשבנו שנגמר, ואפילו עשו קפה אצלה. אחרי כמה חודשים היא התחילה עם הטיפולים והשיער שלה נפל והיא כיסתה הכול במטפחת ולא יצאה מהבית. אנשים הפסיקו לבוא. לא מרוע, פשוט לא ידעו מה להגיד לה. אני הבאתי לה מרק פעמיים ואחר כך גם אני הפסקתי, ואני מתביישת בזה עד היום. היא מתה לפני שנתיים בקיץ, בת חמישים ושתיים. מה זה שינה אצלי? חשבתי שהיא הייתה בריאה ופתאום לא. חשבתי כמה זה מהר. וגם חשבתי, אם היא לא ניצחה את זה, והיא הייתה חזקה ממני, אז מה יש לדבר בכלל. זה מה שחשבתי אז, ואני לא בטוחה שזה נכון, אבל זה מה שהיה לי בראש. [שותקת ארוכות] אני רוצה להגיד לך משהו ואני לא יודעת איך אומרים את זה. יש לי... אחרי החורף, כשהתקלחתי, מצאתי משהו. משהו קטן, פה, מהצד. כמו גרגר חומוס, אולי כמו גלעין. זה לא כואב. בכלל לא כואב, ולכן לא אמרתי כלום. אני בודקת אותו לפעמים בלילה כשכולם ישנים. לפעמים נדמה לי שהוא כבר לא שם ואני נרגעת, ואחרי יומיים אני מוצאת אותו שוב באותו מקום בדיוק. לא סיפרתי לסלמאן, לא סיפרתי לעאיישה, לא סיפרתי לאף אחד. את הראשונה. [שותקת] תכתבי את זה, אבל שלא יידעו פה מי אמרה.</w:t>
       </w:r>
     </w:p>
     <w:p>
@@ -7065,7 +7065,7 @@
           <w:szCs w:val="24"/>
           <w:rtl/>
         </w:rPr>
-        <w:t xml:space="preserve">ת: [שותקת] מה היה צריך לקרות. שמישהו יגיד לי. זהו, זה הכול. שמישהו יבוא ויגיד לי פאטמה, יש בדיקה כזאת, היא בשביל נשים בגיל שלך, עושים אותה במקום הזה והזה, אישה עושה אותה, זה לוקח כך וכך זמן, וזה עולה כך וכך או שזה לא עולה כלום, אני עוד לא יודעת מה נכון. שיגידו לי במילים פשוטות בערבית ולא בנייר. אני לא קוראת ניירות, ובערבית אני קוראת לאט. אם מצלצלים אליי אני עונה ואני מבינה הכול ואני יכולה לשאול שאלות. ואם הייתה באה אישה הביתה, אחות או מישהי מהמועצה, זה הכי טוב. פה בשכונה יש נשים שלא יוצאות בכלל, לא בגלל שאוסרים עליהן, פשוט לא יוצאות. ומה הייתי משנה? [חושבת] קודם כול שזה יהיה פה. ברהט, בשכונה, לא בבאר שבע. הקרוואן ההוא שראיתי ליד השוק, שיבוא כל חודש, ושיגידו קודם ברמקול של המסגד או שיעברו בבתים ויודיעו. כי אם זה פה, אז אני לא צריכה לבקש מאף אחד שייקח אותי, אני הולכת ברגל וחוזרת לפני שהילדים חוזרים ואף אחד לא צריך לדעת. זה כל ההבדל, את מבינה. בבאר שבע זה יום שלם ובקשה מהבעל ושאלות. פה זה חצי שעה. ודבר אחרון, שיהיה מקום שאישה יכולה לשאול שאלה בלי שכל היושבים שומעים אותה.</w:t>
+        <w:t xml:space="preserve">ת: [שותקת] מה היה צריך לקרות. שמישהו יגיד לי. זהו, זה הכול. שמישהו יבוא ויגיד לי פאטמה, יש בדיקה כזאת, היא בשביל נשים בגיל שלך, עושים אותה במקום הזה והזה, אישה עושה אותה, זה לוקח כך וכך זמן, וזה עולה כך וכך או שזה לא עולה כלום, אני עוד לא יודעת מה נכון. שיגידו לי במילים פשוטות בערבית ולא בנייר. אני לא קוראת ניירות, ובערבית אני קוראת לאט. אם מצלצלים אליי אני עונה ואני מבינה הכול ואני יכולה לשאול שאלות. ואם הייתה באה אישה הביתה, אחות או מישהי מהמועצה, זה הכי טוב. פה בשכונה יש נשים שלא יוצאות בכלל, לא בגלל שאוסרים עליהן, פשוט לא יוצאות. אישה כזאת לא תראה שום מודעה ולא תשמע שום דבר, וצריך שמישהי תדפוק לה בדלת ותשב איתה. ומה הייתי משנה? [חושבת] קודם כול שזה יהיה פה. ברהט, בשכונה, לא בבאר שבע. הקרוואן ההוא שראיתי ליד השוק, שיבוא כל חודש, ושיגידו קודם ברמקול של המסגד או שיעברו בבתים ויודיעו. כי אם זה פה, אז אני לא צריכה לבקש מאף אחד שייקח אותי, אני הולכת ברגל וחוזרת לפני שהילדים חוזרים ואף אחד לא צריך לדעת. זה כל ההבדל, את מבינה. בבאר שבע זה יום שלם ובקשה מהבעל ושאלות. פה זה חצי שעה. ודבר אחרון, שיהיה מקום שאישה יכולה לשאול שאלה בלי שכל היושבים שומעים אותה.</w:t>
       </w:r>
     </w:p>
     <w:p>
@@ -7107,7 +7107,7 @@
           <w:szCs w:val="24"/>
           <w:rtl/>
         </w:rPr>
-        <w:t xml:space="preserve">ת: אני? מה אני אגיד לאישה. אני לא יודעת כלום, שמעת בעצמך. אני יושבת פה שעה ואני עונה לך אני לא יודעת, אני לא יודעת. [מחייכת] אבל אם היא בגיל שלי ומתלבטת, אז היא כבר יודעת יותר ממני, כי היא בכלל יודעת שיש דבר כזה בעולם. אז הייתי אומרת לה תלכי. תלכי ותשאלי, גם אם את חוזרת בלי כלום, שאלת. אל תהיי כמוני שארבעים וארבע שנים לא שאלה כלום. ואם היא מפחדת מהתשובה, אני מבינה אותה, גם אני מפחדת, אבל הפחד לא נעלם כשיושבים איתו בבית. הוא רק גדל בשקט. את זה אני כבר יודעת. מה שאני רוצה שיישאר... שתכתבי שיש פה נשים שאף אחד לא דיבר איתן. לא שהן סירבו, לא שהן אמרו לא רוצה. לא דיברו איתן בכלל. אני לא אישה טיפשה, אני מנהלת בית עם תשעה ילדים ואני יודעת לחשוב ולהחליט. אם היו אומרים לי, הייתי מבינה. אף אחד לא אמר. תכתבי את זה בעבודה שלך, שיקראו את זה האנשים שיושבים במשרדים ומחליטים. ועוד דבר, מה שסיפרתי לך קודם, על הדבר הקטן, שיישאר גם, אבל בלי שיידעו פה מי זאת. ועכשיו את מבטיחה לי מה שאמרתי בהתחלה. תגידי לי מה זה ממוגרפיה ולאן הולכים. אני מכינה תה ואת מסבירה לי לאט, וסנא תשב ותשמע גם, שהיא תדע.</w:t>
+        <w:t xml:space="preserve">ת: אני? מה אני אגיד לאישה. אני לא יודעת כלום, שמעת בעצמך. אני יושבת פה שעה ואני עונה לך אני לא יודעת, אני לא יודעת. [מחייכת] אבל אם היא בגיל שלי ומתלבטת, אז היא כבר יודעת יותר ממני, כי היא בכלל יודעת שיש דבר כזה בעולם. אז הייתי אומרת לה תלכי. תלכי ותשאלי, גם אם את חוזרת בלי כלום, שאלת. אל תהיי כמוני שארבעים וארבע שנים לא שאלה כלום. ואם היא מפחדת מהתשובה, אני מבינה אותה, גם אני מפחדת, אבל הפחד לא נעלם כשיושבים איתו בבית. הוא רק גדל בשקט. את זה אני כבר יודעת. מה שאני רוצה שיישאר... שתכתבי שיש פה נשים שאף אחד לא דיבר איתן. לא שהן סירבו, לא שהן אמרו לא רוצה. לא דיברו איתן בכלל. אני לא אישה טיפשה, אני מנהלת בית עם תשעה ילדים ואני יודעת לחשוב ולהחליט. אם היו אומרים לי, הייתי מבינה. אף אחד לא אמר. ותכתבי גם שאני שאלתי אותך, שאישה בת ארבעים וארבע ישבה על המזרן ושאלה מה זה ולא התביישה לשאול. תכתבי את זה בעבודה שלך, שיקראו את זה האנשים שיושבים במשרדים ומחליטים. ועוד דבר, מה שסיפרתי לך קודם, על הדבר הקטן, שיישאר גם, אבל בלי שיידעו פה מי זאת. ועכשיו את מבטיחה לי מה שאמרתי בהתחלה. תגידי לי מה זה ממוגרפיה ולאן הולכים. אני מכינה תה ואת מסבירה לי לאט, וסנא תשב ותשמע גם, שהיא תדע.</w:t>
       </w:r>
     </w:p>
     <w:p>
@@ -7570,7 +7570,7 @@
           <w:szCs w:val="24"/>
           <w:rtl/>
         </w:rPr>
-        <w:t xml:space="preserve">ת: אצלנו לא אומרים את המילה. אומרים אלמרד, המחלה, וכולם מבינים. או אומרים המחלה הזאת, ומורידים את הקול, ומוסיפים בעיד עננא, רחוק מאיתנו. אישה מתה ואומרים עליה שהייתה חולה הרבה זמן. ילדים גדלים ולא יודעים מה היה לסבתא. אני, כשחליתי, הודעתי. לא עשיתי מזה הכרזה, אבל כשאישה שאלה אותי מה שלומך אמרתי לה יש לי גידול בשד, אני בטיפולים. ראיתי פנים משתנות מולי. יש כאלה שלא ידעו איפה לשים את העיניים. אחת אמרה לי מיד, אינשאללה תבריאי, ואז שינתה נושא באמצע המשפט לחתונה של מישהי. ואני חשבתי שזה יהיה יותר גרוע. באמת חשבתי. ציפיתי שיתרחקו ממני, שיפסיקו להזמין. ובפועל הבית שלי היה מלא. שכנות הביאו אוכל שלושה חודשים ברצף, מרק כל יום שני, נמאס לי מהמרק [מחייכת]. אבל הייתה גם אישה אחת. אני לא אגיד את השם, נקרא לה אם נידאל. היא אמרה לאישה אחרת, והאישה השנייה סיפרה לי אחרי חצי שנה, שראו את אמל מעשנת פעם ושזה מה שקורה. ושהיא בטח לא הלכה לבדיקות בזמן, ובאמת לא הלכתי, אבל היא לא ידעה את זה, היא סתם ניחשה. [שותקת] אני לא עישנתי מעולם. וזה כאב לי יותר מהכימותרפיה השלישית, ואני יודעת בדיוק כמה כאבה השלישית. ותשימי לב מה היא עשתה שם, כי זה מה שמפחיד נשים באמת. היא לא רק דיברה עליי. היא חיפשה סיבה. היא הייתה צריכה שיהיה לזה הסבר, שאמל עשתה משהו, כי אם אמל לא עשתה כלום אז זה יכול לקרות גם לה. ואני מבינה אותה היום. זה לא רוע, זה פחד שמחפש איפה לנחות. אבל בת שיושבת בסלון ושומעת את אמא שלה מדברת ככה על שכנה, מבינה מיד שאם זה יקרה לה ידברו גם עליה. ואז היא לא הולכת לבדוק. וככה זה עובר הלאה, בלי שאף אחד התכוון.</w:t>
+        <w:t xml:space="preserve">ת: אצלנו לא אומרים את המילה. אומרים אלמרד, המחלה, וכולם מבינים. או אומרים המחלה הזאת, ומורידים את הקול, ומוסיפים בעיד עננא, רחוק מאיתנו. אישה מתה ואומרים עליה שהייתה חולה הרבה זמן. ילדים גדלים ולא יודעים מה היה לסבתא. אני, כשחליתי, הודעתי. לא עשיתי מזה הכרזה, אבל כשאישה שאלה אותי מה שלומך אמרתי לה יש לי גידול בשד, אני בטיפולים. ראיתי פנים משתנות מולי. יש כאלה שלא ידעו איפה לשים את העיניים. אחת אמרה לי מיד, אינשאללה תבריאי, ואז שינתה נושא באמצע המשפט לחתונה של מישהי. ואני חשבתי שזה יהיה יותר גרוע. באמת חשבתי. ציפיתי שיתרחקו ממני, שיפסיקו להזמין. ובפועל הבית שלי היה מלא. שכנות הביאו אוכל שלושה חודשים ברצף, מרק כל יום שני, נמאס לי מהמרק [מחייכת]. אבל הייתה גם אישה אחת, נקרא לה אם נידאל. היא אמרה לאישה אחרת, והאישה השנייה סיפרה לי אחרי חצי שנה, שראו את אמל מעשנת פעם ושזה מה שקורה. ושהיא בטח לא הלכה לבדיקות בזמן, ובאמת לא הלכתי, אבל היא לא ידעה את זה, היא סתם ניחשה. [שותקת] אני לא עישנתי מעולם. וזה כאב לי יותר מהכימותרפיה השלישית, ואני יודעת בדיוק כמה כאבה השלישית. ותשימי לב מה היא עשתה שם, כי זה מה שמפחיד נשים באמת. היא לא רק דיברה עליי. היא חיפשה סיבה. היא הייתה צריכה שיהיה לזה הסבר, שאמל עשתה משהו, כי אם אמל לא עשתה כלום אז זה יכול לקרות גם לה. ואני מבינה אותה היום. זה לא רוע, זה פחד שמחפש איפה לנחות. אבל בת שיושבת בסלון ושומעת את אמא שלה מדברת ככה על שכנה, מבינה מיד שאם זה יקרה לה ידברו גם עליה. ואז היא לא הולכת לבדוק. וככה זה עובר הלאה, בלי שאף אחד התכוון.</w:t>
       </w:r>
     </w:p>
     <w:p>
@@ -7654,7 +7654,7 @@
           <w:szCs w:val="24"/>
           <w:rtl/>
         </w:rPr>
-        <w:t xml:space="preserve">ת: אני רוצה להגיד לך משהו לפני שאני עונה. על השאלה הזאת אני מסרבת לענות בתור עובדת סוציאלית. יש לי תשובה מקצועית מוכנה, אני נותנת אותה בהרצאות, היא נכונה והיא לא שווה כלום פה. אני אענה לך בתור אמל. אני מאמינה. אני מתפללת חמש פעמים ביום ואני מאמינה שהיום שלי כתוב. וכן, כשהייתי בטיפולים זה החזיק אותי. לשכב שם עם האינפוזיה ולהגיד בלב שזה לא מקרי, שיש לזה בעל בית, זה נתן לי שקט שאף כדור הרגעה לא נתן. אבל מה שעשיתי באותה שנה וחצי, זה לא היה אמונה. אני אומרת את זה בפה מלא. אני לקחתי את האמונה ולבשתי אותה על הפחד כמו שמיכה. הייתי אומרת לעצמי בלילה, מה שכתוב יהיה, ואז הייתי נרדמת, ובבוקר לא הייתי מרימה טלפון לקופה. זאת לא אמונה, זאת עסקה שעשיתי עם עצמי. הנביא, עליו השלום, אמר לאיש שבא ואמר לו אני משחרר את הגמל וסומך על אללה, אמר לו קשור את הגמל ואז תסמוך. את הסיפור הזה אני מספרת עכשיו בכל קבוצה, וגם השיח' אמר לי אותו. ואני מוסיפה להן שאללה נתן לנו את המכשיר הזה ואת הבדיקה החינם, וזה גם כתוב, גם זה חלק ממה שנכתב. אישה אחת ענתה לי, יא אמל, את מתווכחת יפה. לא הלכה. הלכה שנה אחר כך. ואני רוצה להזהיר אותך ממשהו, כי אני קוראת דברים שכותבים עלינו. כותבים שהאמונה מעכבת נשים מלהיבדק, ואז יוצא שהדת היא האשמה. זה לא מדויק ואני לא מוכנה לזה. אני לא פגשתי בטייבה אישה אחת שאמרה לי אסור לי ללכת. אף אחת. פגשתי נשים שמפחדות ומשתמשות במילים של דת כדי לתאר את הפחד, כי אלה המילים היפות שיש להן. ומי שלא מבין את ההבדל הזה מתווכח איתן על אללה במקום לדבר על מה שבאמת מחזיק אותן בבית.</w:t>
+        <w:t xml:space="preserve">ת: אני רוצה להגיד לך משהו לפני שאני עונה. על השאלה הזאת אני מסרבת לענות בתור עובדת סוציאלית. יש לי תשובה מקצועית מוכנה שאני נותנת בהרצאות, היא נכונה והיא לא שווה כלום פה. אני אענה לך בתור אמל. אני מאמינה. אני מתפללת חמש פעמים ביום ואני מאמינה שהיום שלי כתוב. וכן, כשהייתי בטיפולים זה החזיק אותי. לשכב שם עם האינפוזיה ולהגיד בלב שזה לא מקרי, שיש לזה בעל בית, זה נתן לי שקט שאף כדור הרגעה לא נתן. אבל מה שעשיתי באותה שנה וחצי, זה לא היה אמונה. אני אומרת את זה בפה מלא. אני לקחתי את האמונה ולבשתי אותה על הפחד כמו שמיכה. הייתי אומרת בלילה, מה שכתוב יהיה, ואז נרדמת, ובבוקר לא מרימה טלפון לקופה. זאת לא אמונה, זאת עסקה שעשיתי עם עצמי. הנביא, עליו השלום, אמר לאיש שבא ואמר לו אני משחרר את הגמל וסומך על אללה, אמר לו קשור את הגמל ואז תסמוך. את הסיפור הזה אני מספרת עכשיו בכל קבוצה, וגם השיח' אמר לי אותו. ואני מוסיפה להן שאללה נתן לנו את המכשיר הזה ואת הבדיקה החינם, וזה גם כתוב, גם זה חלק ממה שנכתב. אישה אחת ענתה לי, יא אמל, את מתווכחת יפה. לא הלכה. הלכה שנה אחר כך. ואני רוצה להזהיר אותך ממשהו, כי אני קוראת דברים שכותבים עלינו. כותבים שהאמונה מעכבת נשים מלהיבדק, ואז יוצא שהדת היא האשמה. זה לא מדויק ואני לא מוכנה לזה. אני לא פגשתי בטייבה אישה אחת שאמרה לי אסור לי ללכת. אף אחת. פגשתי נשים שמפחדות ומשתמשות במילים של דת כדי לתאר את הפחד, כי אלה המילים היפות שיש להן. ומי שלא מבין את ההבדל הזה מתווכח איתן על אללה במקום לדבר על מה שבאמת מחזיק אותן בבית.</w:t>
       </w:r>
     </w:p>
     <w:p>
@@ -7696,7 +7696,7 @@
           <w:szCs w:val="24"/>
           <w:rtl/>
         </w:rPr>
-        <w:t xml:space="preserve">ת: המרפאה שלי היא בטייבה, מאה מטר מהבית כמעט, אני הולכת ברגל. אבל הממוגרפיה היא לא שם, היא בכפר סבא, במכון, בערך תשעה עשר קילומטר. לי יש רישיון ויש אוטו, וזה מיעוט פה בגיל שלי. רוב הנשים בקבוצה שלי לא נוהגות. אז ללכת לבדיקה זה אומר לבקש מהבן שייקח יום, או לחכות לשבת שהוא פנוי, ואז המכון סגור בשבת. זה כל הסיפור בשתי שורות. הזימונים הגיעו אליי בעברית. מכתב, לוגו, כתוב את מוזמנת לבצע בדיקת ממוגרפיה. אני קוראת עברית מצוין, אז לי זה לא הפריע, אבל אני זוכרת שאישה הביאה לי פעם מכתב כזה למשרד ושאלה אותי אם זה מהביטוח לאומי. היא חשבה שזה בקשר לקצבה. הייתה גם שיחה מוקלטת פעם אחת, בעברית, ואם לא לוחצים אחת זה מתנתק. התור עצמו לא היה נורא, שלושה שבועות בערך, ואחרי שהייתה כבר הפניה עם גוש קיבלתי תוך ארבעה ימים. היחס במכון היה בסדר גמור, אני לא אגיד מילה רעה. הפקידה בקבלה אמרה לי גברת סרחאן תשבי, נקרא לך, זה לוקח זמן, יש היום עומס. מנומסת. אבל היא אמרה לי את זה בעברית, ולידי ישבה אישה מכפר קאסם עם מטפחת שלא הבינה שקוראים בשמה, וכשקראו לה פעמיים והיא לא קמה, עברו לבאה אחריה. אני קמתי ואמרתי לה בערבית שקראו לה. היא הודתה לי כאילו הצלתי אותה. ואני חושבת על זה עד היום, כי עבדתי עשרים ושמונה שנה במערכת ציבורית ואני יודעת שאף אחד שם לא רוצה רע. הפקידה לא אשמה, היא קראה שם מהמסך. פשוט אין שם אף אחד שהתפקיד שלו לראות את האישה הזאת. יש מי שקורא שמות ויש מי שמצלם ויש מי שכותב תשובה, ובין כל אלה נופלות נשים, ואף אחד לא סופר אותן כי הן לא הגיעו, ומי שלא הגיע לא קיים בשום דוח.</w:t>
+        <w:t xml:space="preserve">ת: המרפאה שלי בטייבה, מאה מטר מהבית, אני הולכת ברגל. אבל הממוגרפיה לא שם, היא בכפר סבא, בערך תשעה עשר קילומטר. לי יש רישיון ויש אוטו, וזה מיעוט פה בגיל שלי. רוב הנשים בקבוצה שלי לא נוהגות. אז ללכת לבדיקה זה אומר לבקש מהבן שייקח יום, או לחכות לשבת שהוא פנוי, ואז המכון סגור בשבת. זה כל הסיפור בשתי שורות. הזימונים הגיעו אליי בעברית. מכתב, לוגו, כתוב את מוזמנת לבצע בדיקת ממוגרפיה. אני קוראת עברית מצוין, אז לי זה לא הפריע, אבל אני זוכרת שאישה הביאה לי פעם מכתב כזה למשרד ושאלה אותי אם זה מהביטוח לאומי. היא חשבה שזה בקשר לקצבה. הייתה גם שיחה מוקלטת אחת, בעברית, ואם לא לוחצים אחת זה מתנתק. התור עצמו לא היה נורא, שלושה שבועות בערך, ואחרי שהייתה כבר הפניה עם גוש קיבלתי תוך ארבעה ימים. היחס במכון היה בסדר גמור, אני לא אגיד מילה רעה. הפקידה בקבלה אמרה לי גברת סרחאן תשבי, נקרא לך, זה לוקח זמן, יש היום עומס. מנומסת. אבל היא אמרה לי את זה בעברית, ולידי ישבה אישה מכפר קאסם עם מטפחת שלא הבינה שקוראים בשמה, וכשקראו לה פעמיים והיא לא קמה, עברו לבאה אחריה. אני קמתי ואמרתי לה בערבית שקראו לה. היא הודתה לי כאילו הצלתי אותה. ואני חושבת על זה עד היום, כי עבדתי עשרים ושמונה שנה במערכת ציבורית ואני יודעת שאף אחד שם לא רוצה רע. הפקידה לא אשמה, היא קראה שם מהמסך. פשוט אין שם אף אחד שהתפקיד שלו לראות את האישה הזאת. יש מי שקורא שמות ויש מי שמצלם ויש מי שכותב תשובה, ובין כל אלה נופלות נשים, ואף אחד לא סופר אותן כי הן לא הגיעו, ומי שלא הגיע לא קיים בשום דוח.</w:t>
       </w:r>
     </w:p>
     <w:p>
@@ -7822,7 +7822,7 @@
           <w:szCs w:val="24"/>
           <w:rtl/>
         </w:rPr>
-        <w:t xml:space="preserve">ת: שמישהי הייתה מתקשרת אליי בשמי ואומרת לי, אמל, קבעתי לך ליום רביעי, את יכולה? ואם הייתי אומרת לא, שתגיד, אז מתי. שיהיה לזה בעל בית מהצד השני. זה הדבר האחד. מכתב הוא לא בעל בית, מכתב זאת נייר שאני מחליטה מה לעשות איתה, ואני, כשאני מפחדת, מחליטה לא נכון. ותשאלי אותי גם מה לא עובד, כי בזה אני מתעסקת ארבע שנים. הרצאה במתנ"ס לא עובדת. עשיתי כמה כאלה בהתחלה. הכינו לי אולם עם שישים כיסאות, שמו כיבוד, תלו שלט. הגיעו אחת עשרה נשים, וארבע מהן היו מהעמותה. למה זה נכשל? כי מי שרואה אישה נכנסת לאולם הזה יודע שהיא באה לשמוע על סרטן. היא מסמנת את עצמה. וגם בפנים היא לא תרים יד ולא תשאל את השאלה האמיתית שלה מול שישים כיסאות. מה שכן עובד זה סלון. עשר נשים אצל פתחייה בבית, על הרצפה עם קפה, אני בלי מצגת ובלי כלום, מחזיקה כוס. שם אישה שואלת אותי אם נכון שהבדיקה עצמה גורמת לסרטן מהקרינה, כי באולם היא תתבייש לשאול. ושם, כשאחת אומרת אני הלכתי והיה בסדר, השנייה מסתכלת עליה ולא עליי, ואת השנייה זה מזיז. ודבר אחרון. השיח' עבד אלרחים, ממסגד בכפר קאסם, אדם מבוגר. הלכתי אליו עם עוד אישה מהעמותה, שתינו קפה במשרד שלו, והוא היה זהיר איתנו בהתחלה. לא ביקשנו הרצאה על סרטן, אלוהים ישמור, זה היה נכשל. ביקשנו משפט. והוא אמר בדרשת יום שישי, אחרי שדיבר על שמירה על הנפש, שהטיפול והבדיקה הם ממה שציווה עלינו הבורא, ושמי שדוחה בדיקה לא סומך על אללה אלא מזניח את מה שהופקד בידיו. שתי דקות מתוך דרשה של עשרים. באותו שבוע, ובשבוע שאחריו, קיבלנו אחת עשרה פניות של נשים לקבוצה בכפר קאסם. אחת עשרה. ואת יודעת מה היה הכי מעניין? רובן שמעו את זה מהבעל בארוחת הצהריים, לא במסגד. הן בכלל לא היו שם.</w:t>
+        <w:t xml:space="preserve">ת: שמישהי הייתה מתקשרת אליי בשמי ואומרת לי, אמל, קבעתי לך ליום רביעי, את יכולה? ואם הייתי אומרת לא, שתגיד, אז מתי. שיהיה לזה בעל בית מהצד השני. זה הדבר האחד. מכתב הוא לא בעל בית, מכתב זאת נייר שאני מחליטה מה לעשות איתה, ואני, כשאני מפחדת, מחליטה לא נכון. ותשאלי אותי גם מה לא עובד, בזה אני מתעסקת ארבע שנים. הרצאה במתנ"ס לא עובדת. עשיתי כמה בהתחלה. הכינו אולם עם שישים כיסאות, שמו כיבוד, תלו שלט. הגיעו אחת עשרה נשים, וארבע מהן היו מהעמותה. למה זה נכשל? כי מי שרואה אישה נכנסת לאולם הזה יודע שהיא באה לשמוע על סרטן. היא מסמנת את עצמה. וגם בפנים היא לא תרים יד ולא תשאל את השאלה האמיתית שלה מול שישים כיסאות. מה שכן עובד זה סלון. עשר נשים אצל פתחייה בבית, על הרצפה עם קפה, אני בלי מצגת, מחזיקה כוס. שם אישה שואלת אותי אם נכון שהבדיקה עצמה גורמת לסרטן מהקרינה, כי באולם היא תתבייש לשאול. ושם, כשאחת אומרת אני הלכתי והיה בסדר, השנייה מסתכלת עליה ולא עליי, ואת השנייה זה מזיז. ודבר אחרון. השיח' עבד אלרחים, ממסגד בכפר קאסם, אדם מבוגר. הלכתי אליו עם עוד אישה מהעמותה, שתינו קפה במשרד שלו, והוא היה זהיר בהתחלה. לא ביקשנו הרצאה על סרטן, אלוהים ישמור, זה היה נכשל. ביקשנו משפט. והוא אמר בדרשת יום שישי, אחרי שדיבר על שמירת הנפש, שהבדיקה היא ממה שציווה עלינו הבורא, ושמי שדוחה אותה לא סומך על אללה אלא מזניח את מה שהופקד בידיו. שתי דקות מתוך דרשה של עשרים. באותו שבוע, ובשבוע שאחריו, קיבלנו אחת עשרה פניות של נשים לקבוצה בכפר קאסם. אחת עשרה. והכי מעניין, רובן שמעו את זה מהבעל בארוחת הצהריים. הן בכלל לא היו שם.</w:t>
       </w:r>
     </w:p>
     <w:p>
@@ -7864,7 +7864,7 @@
           <w:szCs w:val="24"/>
           <w:rtl/>
         </w:rPr>
-        <w:t xml:space="preserve">ת: [שותקת] אני לא אגיד לה תלכי, זה שום דבר, זה עשר דקות. את זה אומרים לה כבר עשרים שנה ומשהו וזה לא עבד. אני אשאל אותה מתי היא מתכננת ללכת. לא אם, מתי. ואם היא תגיד אחרי החג, אני אגיד לה, טוב, החג נגמר בשלישי, אני אתקשר אלייך ברביעי בבוקר, ואני אתקשר. ואם היא תגיד לי שהיא מפחדת, אני לא אגיד לה שאין ממה לפחד, כי יש. אני אגיד לה, אני פחדתי שנה וחצי, וזאת השנה וחצי שהכי יקרה לי היום, כי מה שהיה אצלי קטן היה יכול להישאר קטן. מה שאני רוצה שיישאר. [שותקת] תראי, אני ידעתי הכול. אני חילקתי את העלונים. אני שלחתי נשים אחרות. אני יושבת מולך היום ומדריכה קבוצות ומדברת במסגדים, ואני, עם התואר ועם עשרים ושמונה שנות עבודה, נגעתי בגוש הזה כל לילה במשך שנה וחצי ולא זזתי. אז אם מישהו קורא את זה וחושב שהנשים אצלנו לא הולכות כי הן לא יודעות, שיכתוב שהוא טועה. הן יודעות. הידיעה לא מזיזה את הרגליים. מה שמזיז את הרגליים זה שיש מישהו שמחכה לך בצד השני ושואל למה לא באת. וזה, לצערי, זה הדבר היחיד שלא בנו במערכת הזאת. ועוד דבר אחד. אני לא רוצה שיישאר מזה שאני סיפור הצלחה. אני מכירה את הז'אנר, מביאים את המחלימה שתעודד את כולן. אני לא באתי לעודד אף אחת. אני עדיין כועסת על עצמי ואני לא בטוחה שזה צריך לעבור. מה שכן, אני כבר לא מבקשת מעצמי הסבר. ניסיתי שנתיים להבין למה חיכיתי, וכל התשובות שנתתי לך היום נכונות וכולן לא מספיקות. בסוף אישה יכולה לדעת דבר ולעשות ההפך, וזה לא הופך אותה לטיפשה. זה רק הופך אותה לבן אדם. תכתבי את זה, בבקשה. הרבה נשים יקראו את זה ויירגע להן קצת בלב.</w:t>
+        <w:t xml:space="preserve">ת: [שותקת] אני לא אגיד לה תלכי, זה שום דבר, זה עשר דקות. את זה אומרים לה כבר עשרים שנה ומשהו וזה לא עבד. אני אשאל אותה מתי היא מתכננת ללכת. לא אם, מתי. ואם היא תגיד אחרי החג, אני אגיד לה, טוב, החג נגמר בשלישי, אני אתקשר אלייך ברביעי בבוקר, ואני אתקשר. ואם היא תגיד לי שהיא מפחדת, אני לא אגיד לה שאין ממה לפחד, כי יש. אני אגיד לה, אני פחדתי שנה וחצי, וזאת השנה וחצי שהכי יקרה לי היום, כי מה שהיה אצלי קטן היה יכול להישאר קטן. מה שאני רוצה שיישאר. [שותקת] תראי, אני ידעתי הכול. אני חילקתי את העלונים. אני שלחתי נשים אחרות. אני יושבת מולך היום ומדריכה קבוצות ומדברת במסגדים, ואני, עם התואר ועם עשרים ושמונה שנות עבודה, נגעתי בגוש הזה כל לילה במשך שנה וחצי ולא זזתי. אז אם מישהו קורא את זה וחושב שהנשים אצלנו לא הולכות כי הן לא יודעות, שיכתוב שהוא טועה. הן יודעות. הידיעה לא מזיזה את הרגליים. מה שמזיז את הרגליים זה שיש מישהו שמחכה לך בצד השני ושואל למה לא באת. וזה, לצערי, זה הדבר היחיד שלא בנו במערכת הזאת. ועוד דבר אחד. אני לא רוצה שיישאר מזה שאני סיפור הצלחה. אני מכירה את הז'אנר, מביאים את המחלימה שתעודד את כולן. אני לא באתי לעודד. אני עדיין כועסת על עצמי ואני לא בטוחה שזה צריך לעבור. מה שכן, אני כבר לא מבקשת מעצמי הסבר. ניסיתי שנתיים להבין למה חיכיתי, וכל התשובות שנתתי לך היום נכונות וכולן לא מספיקות. בסוף אישה יכולה לדעת דבר ולעשות ההפך, וזה לא הופך אותה לטיפשה, זה הופך אותה לבן אדם. תכתבי את זה, בבקשה. הרבה נשים יקראו את זה ויירגע להן קצת בלב.</w:t>
       </w:r>
     </w:p>
     <w:p>
@@ -8916,7 +8916,7 @@
           <w:szCs w:val="24"/>
           <w:rtl/>
         </w:rPr>
-        <w:t xml:space="preserve">ת: עשיתי פעם אחת. בגיל חמישים ואחת. בחרנו יום שלישי כי שלישי הוא יום חלש בשוק, אנשים קונים ראשון וחמישי. וגם שלישי אין הסעה של אמא, לא, רגע, שלישי כן יש. [מתקנת את עצמה] שלישי יש, אז היבה לקחה חופש מהגן בשביל להיות עם אמא. את רואה כמה אנשים זזו בשביל בוקר אחד. יצאנו מהדוכן בתשע ורבע, אבו מוחמד סגר את הבד ושם משקולות. נסענו לראשון לציון, למכון, בערך עשרים וחמש דקות בטנדר. חיפשנו חנייה תשע דקות. שילמנו עשרים ושישה שקל על החנייה, אני זוכרת בדיוק כי הוא אמר לי עשרים ושישה שקל על שום דבר. נכנסתי, לקחתי מספר, חיכיתי ארבעים דקות בערך. הייתה שם אישה מבוגרת שדיברה איתי ערבית, מרמלה, וזה עשה לי טוב. קראו לי. נתנו לי חדר קטן להתפשט ושקית לשים בה את החולצה, ועל השקית היה מדבקה עם השם שלי, וכתבו סאמח עם אלף במקום סמאח. שטות, אבל אני זוכרת. הייתה טכנאית, אישה, בחורה צעירה, אולי בת שלושים. היא לא דיברה הרבה. היא אמרה תורידי, תעמדי פה, תתקרבי, תנשמי, אל תזוזי. ארבע פעמים. זה לחץ. זה כמו לתפוס את האצבע בדלת, שנייה וזה עובר. ארבע דקות וזה נגמר. הכול ביחד בפנים אולי עשר דקות. חזרנו לשוק בשתיים עשרה וחמישים, וזה כבר לא שווה לפתוח, אז פתחנו בכל זאת ועמדנו שעה. תעשי חשבון. יום בשוק זה שלוש מאות עד חמש מאות לשנינו, נטו, אחרי הסחורה. אז חצי יום זה מאתיים, ועוד עשרים ושישה חנייה, ועוד סולר. מאתיים וחמישים שקל יצא לי הבוקר הזה. אחרי שלושה שבועות הגיע מכתב שכתוב בו ללא ממצא. חיכיתי לו? לא במיוחד. לא ישבתי ולא ספרתי ימים, היה לי שבוע של אבטיחים. את המכתב הזה שמרתי, הוא בארון עד היום, בתיקייה עם התעודות של רמי. ואת יודעת מה קרה אחרי זה? כלום. אף אחד לא התקשר להגיד לי מתי הבא. אף אחד.</w:t>
+        <w:t xml:space="preserve">ת: עשיתי פעם אחת. בגיל חמישים ואחת. בחרנו יום שלישי כי שלישי הוא יום חלש בשוק, אנשים קונים ראשון וחמישי. וגם שלישי אין הסעה של אמא, לא, רגע, שלישי כן יש. [מתקנת את עצמה] שלישי יש, אז היבה לקחה חופש מהגן בשביל להיות עם אמא. את רואה כמה אנשים זזו בשביל בוקר אחד. יצאנו מהדוכן בתשע ורבע, אבו מוחמד סגר את הבד ושם משקולות. נסענו לראשון לציון, למכון, בערך עשרים וחמש דקות בטנדר. חיפשנו חנייה תשע דקות. שילמנו עשרים ושישה שקל על החנייה, אני זוכרת בדיוק כי הוא אמר לי עשרים ושישה שקל על שום דבר. נכנסתי, לקחתי מספר, חיכיתי ארבעים דקות בערך. הייתה שם אישה מבוגרת שדיברה איתי ערבית, מרמלה, וזה עשה לי טוב. קראו לי. נתנו לי חדר קטן להתפשט ושקית עם מדבקה, וכתבו עליה סאמח באלף במקום סמאח. שטות, אבל אני זוכרת. הטכנאית הייתה אישה, בחורה צעירה, בת שלושים אולי. היא לא דיברה הרבה. תורידי, תעמדי פה, תתקרבי, תנשמי, אל תזוזי. ארבע פעמים. זה לוחץ. זה כמו לתפוס את האצבע בדלת, שנייה וזה עובר. הכול ביחד בפנים עשר דקות. חזרנו לשוק בשתיים עשרה וחמישים, וזה כבר לא שווה לפתוח, אז פתחנו בכל זאת ועמדנו שעה. תעשי חשבון. יום בשוק זה שלוש מאות עד חמש מאות לשנינו, נטו, אחרי הסחורה. אז חצי יום זה מאתיים, ועוד עשרים ושישה חנייה, ועוד סולר. מאתיים וחמישים שקל יצא לי הבוקר הזה. אחרי שלושה שבועות הגיע מכתב שכתוב בו ללא ממצא. חיכיתי לו? לא ישבתי וספרתי ימים, היה לי שבוע של אבטיחים. את המכתב הזה שמרתי, הוא בארון עד היום, בתיקייה עם התעודות של רמי. ואת יודעת מה קרה אחרי זה? כלום. אף אחד לא התקשר להגיד לי מתי הבא. אף אחד.</w:t>
       </w:r>
     </w:p>
     <w:p>
@@ -9252,7 +9252,7 @@
           <w:szCs w:val="24"/>
           <w:rtl/>
         </w:rPr>
-        <w:t xml:space="preserve">ת: לא באמת. ד"ר סעדי הזכיר. פעם אחת, אולי פעמיים. באתי אליו על הלחץ דם, והוא הסתכל במסך והקליד ואמר לי סמאח, יש לך מכתב לממוגרפיה, למה לא הלכת. ככה, תוך כדי הקלדה, בלי להרים את הראש. אמרתי לו אינשאללה. הוא אמר טוב, והמשיך למרשם. וזהו. זה נגמר שם. אני לא כועסת עליו, יש לו תור של שבע דקות ויש בחוץ עשרים אנשים. פעם אחת אחות במרפאה, ראידה קוראים לה, נתנה לי דף. דף מודפס עם תמונה. לקחתי, אמרתי תודה, שמתי בתיק. את הדף הזה זרקתי אחרי חודשיים כשניקיתי את התיק. [שותקת] אני חושבת שאם מישהו היה מסתכל עליי בעיניים ואומר לי סמאח, את, לא כולן, את, תעשי את זה, ואז מרים טלפון באותו רגע וקובע לי תור ואומר לי הנה, יש לך שלישי הבא בשבע וחצי בבוקר, קחי פתק, אני חושבת שהייתי הולכת. באמת. כי אז זה כבר קיים. זה כבר תור. משהו שיש לו תאריך אני מכבדת, אני לא מבטלת דברים. אבל להגיד לי לכי תקבעי, זה נופל עליי ואני כבר עמוסה, וזה נכנס לרשימה של הדברים שאני אעשה כשיהיה לי זמן. ואין לי זמן. אז זה נשאר שם שש שנים.</w:t>
+        <w:t xml:space="preserve">ת: לא באמת. ד"ר סעדי הזכיר. פעם אחת, אולי פעמיים. באתי אליו על הלחץ דם, והוא הסתכל במסך והקליד ואמר לי סמאח, יש לך מכתב לממוגרפיה, למה לא הלכת. ככה, תוך כדי הקלדה, בלי להרים את הראש. אמרתי לו אינשאללה. הוא אמר טוב, והמשיך למרשם. וזהו. זה נגמר שם. אני לא כועסת עליו, יש לו תור של שבע דקות ויש בחוץ עשרים אנשים. פעם אחת אחות במרפאה, ראידה קוראים לה, נתנה לי דף. דף מודפס עם תמונה. לקחתי, אמרתי תודה, שמתי בתיק. את הדף הזה זרקתי אחרי חודשיים כשניקיתי את התיק. וגם היה פעם דוכן בשוק, של איזה ארגון, בחורות צעירות עם חולצות ורודות ובלונים, מדדו לחץ דם בחינם. באו אליי, מדדו לי, אמרו לי גבוה קצת. שאלתי אותן על הממוגרפיה והן נתנו לי עלון וחייכו. הן היו נחמדות. הן עמדו שם יומיים ונעלמו. [שותקת] אני חושבת שאם מישהו היה מסתכל עליי בעיניים ואומר לי סמאח, את, לא כולן, את, תעשי את זה, ואז מרים טלפון באותו רגע וקובע לי תור ואומר לי הנה, יש לך שלישי הבא בשבע וחצי בבוקר, קחי פתק, אני חושבת שהייתי הולכת. באמת. כי אז זה כבר קיים. זה כבר תור. משהו שיש לו תאריך אני מכבדת, אני לא מבטלת דברים. אבל להגיד לי לכי תקבעי, זה נופל עליי ואני כבר עמוסה, וזה נכנס לרשימה של הדברים שאני אעשה כשיהיה לי זמן. ואין לי זמן. אז זה נשאר שם שש שנים.</w:t>
       </w:r>
     </w:p>
     <w:p>
@@ -9294,7 +9294,7 @@
           <w:szCs w:val="24"/>
           <w:rtl/>
         </w:rPr>
-        <w:t xml:space="preserve">ת: אום אשרף. מהשוק, הדוכן שלה שלושה דוכנים ממני, זיתים וחמוצים ולבנה. היא הייתה בת ארבעים ותשע, זה היה לפני שנתיים וחצי בערך. היא מצאה לבד, במקלחת. היא סיפרה לי את זה בעצמה, היא אמרה סמאח, הרגשתי משהו קטן כמו חומוס, וישר בשבוע הזה הלכתי. היא לא חיכתה. עשו לה ניתוח באסף, הורידו את הגוש ולא את כל השד, ואחר כך היה לה טיפולים, אני חושבת שמונה. היא הפסידה חודשים בשוק והבן שלה עמד בדוכן במקומה, בחור בן עשרים, לא ידע להבדיל בין זיתים לזיתים. [צוחקת] היא חזרה. היא היום עומדת שם, יש לה מטפחת אחרת עכשיו. היא בסדר, ברוך השם. מה זה עשה לי? עשה לי משהו, אני לא אשקר. שבועיים חשבתי על זה כל בוקר. אמרתי לעצמי סמאח את בת חמישים וחמש ואת לא הלכת מאז. אפילו אמרתי לאבו מוחמד, ואמרתי לו בקול, אמרתי תיקח אותי אחרי החגים. והוא אמר בסדר. ואז החגים עברו, ואז אמא נפלה, וזה נגמר. [שותקת] תשמעי, זה מה שאני לא מצליחה להסביר. אני לא שכחתי. אני זוכרת את זה כל הזמן, זה יושב לי כאן מאחורה. פשוט כל בוקר יש בוקר אחר שדוחף אותו. אני לא אישה ששוכחת. אני אישה שאין לה יום פנוי.</w:t>
+        <w:t xml:space="preserve">ת: אום אשרף. מהשוק, הדוכן שלה שלושה דוכנים ממני, זיתים וחמוצים ולבנה. היא הייתה בת ארבעים ותשע, זה היה לפני שנתיים וחצי בערך. היא מצאה לבד, במקלחת. היא סיפרה לי את זה בעצמה, היא אמרה סמאח, הרגשתי משהו קטן כמו חומוס, וישר בשבוע הזה הלכתי. היא לא חיכתה. עשו לה ניתוח באסף, הורידו את הגוש ולא את כל השד, ואחר כך היה לה טיפולים, אני חושבת שמונה. היא הפסידה חודשים בשוק והבן שלה עמד בדוכן במקומה, בחור בן עשרים, לא ידע להבדיל בין זיתים לזיתים. [צוחקת] היא חזרה. היא היום עומדת שם, יש לה מטפחת אחרת עכשיו. היא בסדר, ברוך השם. היא אמרה לי משפט אחד שנתקע לי. היא אמרה סמאח, אני לא מפחדת מהמחלה, אני מפחדת מהיום שאני לא אעמוד בדוכן. זה מה שהיא אמרה. אישה מהשוק מפחדת מדברים של שוק. ויש גם אישה אחרת, חברה של אמא שלי מהשכונה, שגילו אצלה מאוחר והיא נפטרה בתוך שנה, וזה היה לפני הרבה שנים ואני הייתי צעירה ולא הבנתי כלום. מה זה עשה לי? עשה לי משהו, אני לא אשקר. שבועיים חשבתי על זה כל בוקר. אמרתי לעצמי סמאח את בת חמישים וחמש ואת לא הלכת מאז. אפילו אמרתי לאבו מוחמד, ואמרתי לו בקול, אמרתי תיקח אותי אחרי החגים. והוא אמר בסדר. ואז החגים עברו, ואז אמא נפלה, וזה נגמר. [שותקת] תשמעי, זה מה שאני לא מצליחה להסביר. אני לא שכחתי. אני זוכרת את זה כל הזמן, זה יושב לי כאן מאחורה. פשוט כל בוקר יש בוקר אחר שדוחף אותו. אני לא אישה ששוכחת. אני אישה שאין לה יום פנוי.</w:t>
       </w:r>
     </w:p>
     <w:p>
@@ -9336,7 +9336,7 @@
           <w:szCs w:val="24"/>
           <w:rtl/>
         </w:rPr>
-        <w:t xml:space="preserve">ת: שיתנו לי תור בשש וחצי בבוקר. זהו. זה מה שהייתי משנה. שהמכון ייפתח בשש ולא בשמונה. אני ערה מארבע, אני לא צריכה שיהיה נעים, אני צריכה שיהיה מוקדם. אם יש לי תור בשש וחצי, אבו מוחמד לוקח אותי, הוא עומד בטנדר למטה, אני נכנסת, זה עשר דקות, אני יוצאת בשבע ורבע ואנחנו בשוק בשבע וארבעים וחמש. הפסדתי ארבעים דקות ולא חצי יום. ארבעים דקות אני יכולה לתת. חצי יום אני לא יכולה לתת. וגם, שיהיה איפה לחנות בלי לשלם, כי בפעם הקודמת שילמנו עשרים ושישה שקל ואבו מוחמד דיבר על זה כל הדרך הביתה. דבר שני, ואת זה אני אומרת מהניסיון של אמא, שמישהי תרים אליי טלפון. לא מכתב. אנשים לא פותחים מכתבים. טלפון, אישה, בערבית, שתגיד לי גברת דיאב, יש לך תור ביום שלישי בשש וחצי, את יכולה? ואם אני אגיד לא, שתגיד לי מתי כן. שתשאל אותי מתי אני כן יכולה. אף אחד מעולם לא שאל אותי מתי אני יכולה. תמיד אומרים לי מתי הם יכולים. [שותקת] ואם ממש רוצים, שיביאו את המכונה לשוק. יש שם מגרש חנייה מאחורה. יעמידו שם ניידת ביום שלישי, נשים יבואו בין לקוח ללקוח. חמישים נשים בשוק בגיל שלי. חמישים.</w:t>
+        <w:t xml:space="preserve">ת: שיתנו לי תור בשש וחצי בבוקר. זהו. זה מה שהייתי משנה. שהמכון ייפתח בשש ולא בשמונה. אני ערה מארבע, אני לא צריכה שיהיה נעים, אני צריכה שיהיה מוקדם. אם יש לי תור בשש וחצי, אבו מוחמד לוקח אותי, הוא עומד בטנדר למטה, אני נכנסת, זה עשר דקות, אני יוצאת בשבע ורבע ואנחנו בשוק בשבע וארבעים וחמש. הפסדתי ארבעים דקות ולא חצי יום. ארבעים דקות אני יכולה לתת. חצי יום אני לא יכולה לתת. וגם, שיהיה איפה לחנות בלי לשלם, כי בפעם הקודמת שילמנו עשרים ושישה שקל ואבו מוחמד דיבר על זה כל הדרך הביתה. דבר שני, ואת זה אני אומרת מהניסיון של אמא, שמישהי תרים אליי טלפון. לא מכתב. אנשים לא פותחים מכתבים. טלפון, אישה, בערבית, שתגיד לי גברת דיאב, יש לך תור ביום שלישי בשש וחצי, את יכולה? ואם אני אגיד לא, שתגיד לי מתי כן. שתשאל אותי מתי אני כן יכולה. אף אחד מעולם לא שאל אותי מתי אני יכולה. תמיד אומרים לי מתי הם יכולים. וכשאני אומרת אני לא יכולה, זה נגמר שם, אף אחד לא חוזר אליי אחרי חודש. ושיכתבו את המכתב בערבית, או בעברית קלה בלי מילים גדולות. יש לי שכנה שקיבלה מכתב וחשבה שזה מהעירייה על ארנונה, בחיי. [שותקת] ואם ממש רוצים, שיביאו את המכונה לשוק. יש שם מגרש חנייה מאחורה. יעמידו שם ניידת ביום שלישי בשש בבוקר, נשים יבואו בין לקוח ללקוח, אני אשלח את אבו מוחמד לעמוד בדוכן שלי עשרים דקות ואני אעמוד בשלו אחר כך. חמישים נשים בשוק בגיל שלי. גם המוכרות וגם הקונות. חמישים. מי שרוצה לתפוס אותנו, שיבוא לשוק לפני שבע. אנחנו שם. אנחנו תמיד שם.</w:t>
       </w:r>
     </w:p>
     <w:p>
@@ -9378,7 +9378,7 @@
           <w:szCs w:val="24"/>
           <w:rtl/>
         </w:rPr>
-        <w:t xml:space="preserve">ת: לא הייתי אומרת לה תלכי, זה כלום, זה חמש דקות. אני שונאת כשאומרים ככה. זה לא כלום. זה בוקר שלם. הייתי מדברת איתה מעשי. הייתי אומרת לה תבחרי את היום הכי חלש שלך בשבוע, לא ראשון ולא חמישי. תשאלי אם יש שעה מוקדמת, תתעקשי על מוקדם. תבררי כמה עולה, ואל תתביישי לשאול, כי אני לא ידעתי שזה חינם עד גיל חמישים ואחת ואף אחד לא אמר לי. תיקחי מישהי איתך, לא בשביל הפחד, בשביל שלא תסתובבי לבד לחפש את הבניין. ואם יש לך אמא בבית או ילד שצריך, תסדרי מי איתם לפני שאת קובעת, כי אחרת את תקבעי ותבטלי. אני יודעת מה אני אומרת. מה שיישאר? [שותקת] שיבינו שזה לא בושה. כל הזמן אומרים על הנשים הערביות שהן מתביישות ושהן מפחדות ושהבעל לא נותן. אצלי הבעל נותן, ואני לא מתביישת, ואני לא מפחדת. אני פשוט אחרונה בתור בבית שלי כבר שלושים שנה, וזה לא נראה לי נורא, ככה חייתי וככה גידלתי ארבעה. אבל אם רוצים שאישה כמוני תלך, שיבואו לשעה שלי. אני לא אבוא לשעה שלהם. זה מה שיש. עכשיו אני צריכה לקום בארבע, אז בואי נסגור את זה.</w:t>
+        <w:t xml:space="preserve">ת: לא הייתי אומרת לה תלכי, זה כלום, זה חמש דקות. אני שונאת כשאומרים ככה. זה לא כלום. זה בוקר שלם. הייתי מדברת איתה מעשי. הייתי אומרת לה תבחרי את היום הכי חלש שלך בשבוע, לא ראשון ולא חמישי. תשאלי אם יש שעה מוקדמת, תתעקשי על מוקדם. תבררי כמה עולה, ואל תתביישי לשאול, כי אני לא ידעתי שזה חינם עד גיל חמישים ואחת ואף אחד לא אמר לי. תיקחי מישהי איתך, לא בשביל הפחד, בשביל שלא תסתובבי לבד לחפש את הבניין. ואם יש לך אמא בבית או ילד שצריך, תסדרי מי איתם לפני שאת קובעת, כי אחרת את תקבעי ותבטלי. אני יודעת מה אני אומרת. מה שיישאר? [שותקת] שיבינו שזה לא בושה. כל הזמן אומרים על הנשים הערביות שהן מתביישות ושהן מפחדות ושהבעל לא נותן. אצלי הבעל נותן, ואני לא מתביישת, ואני לא מפחדת. אני פשוט אחרונה בתור בבית שלי כבר שלושים שנה, וזה לא נראה לי נורא, ככה חייתי וככה גידלתי ארבעה. אבל אם רוצים שאישה כמוני תלך, שיבואו לשעה שלי. אני לא אבוא לשעה שלהם. אני לא יכולה, לא שאני לא רוצה. וגם, אם יש מישהו ששומע את זה אחר כך, שיזכור שאישה כמוני לא תרים טלפון ולא תבקש. אני לא אבקש בחיים. צריך שיתקשרו אליי. זה מה שיש. עכשיו אני צריכה לקום בארבע, אז בואי נסגור את זה.</w:t>
       </w:r>
     </w:p>
     <w:p>

--- a/seminar-interviews/ראיונות-עומק-ממוגרפיה.docx
+++ b/seminar-interviews/ראיונות-עומק-ממוגרפיה.docx
@@ -1094,7 +1094,7 @@
           <w:szCs w:val="22"/>
           <w:rtl/>
         </w:rPr>
-        <w:t xml:space="preserve">גיל: 54 | יישוב: רמלה | מצב משפחתי: נשואה, חמישה ילדים | השכלה: שתים עשרה שנות לימוד, ללא תעודת בגרות מלאה | עיסוק: סייעת בגן עירייה | שפת הראיון: עברית, עם מעברים לערבית | משך: 71 דקות | מקום עריכת הראיון: בביתה, סביב שולחן המטבח</w:t>
+        <w:t xml:space="preserve">גיל: 54 | יישוב: רמלה | מצב משפחתי: נשואה, חמישה ילדים | השכלה: שתים עשרה שנות לימוד, ללא תעודת בגרות מלאה | עיסוק: סייעת בגן עירייה | שפת הראיון: עברית, עם מעברים לערבית | משך: 38 דקות | מקום עריכת הראיון: בביתה, סביב שולחן המטבח</w:t>
       </w:r>
     </w:p>
     <w:p>
@@ -1851,7 +1851,7 @@
           <w:szCs w:val="22"/>
           <w:rtl/>
         </w:rPr>
-        <w:t xml:space="preserve">גיל: 58 | יישוב: חולון, שכונת קריית שרת | מצב משפחתי: אלמנה, אם לשישה, סבתא לאחד עשר נכדים | השכלה: ארבע שנות לימוד באתיופיה, אולפן חלקי | עיסוק: עובדת ניקיון במחלקה פנימית בבית החולים וולפסון | שפת הראיון: עברית, עם מילים באמהרית שהמרואיינת תרגמה בעצמה | משך: שעה ורבע | מקום עריכת הראיון: בסלון ביתה, ביום שישי בבוקר</w:t>
+        <w:t xml:space="preserve">גיל: 58 | יישוב: חולון, שכונת קריית שרת | מצב משפחתי: אלמנה, אם לשישה, סבתא לאחד עשר נכדים | השכלה: ארבע שנות לימוד באתיופיה, אולפן חלקי | עיסוק: עובדת ניקיון במחלקה פנימית בבית החולים וולפסון | שפת הראיון: עברית, עם מילים באמהרית שהמרואיינת תרגמה בעצמה | משך: 44 דקות | מקום עריכת הראיון: בסלון ביתה, ביום שישי בבוקר</w:t>
       </w:r>
     </w:p>
     <w:p>
@@ -2608,7 +2608,7 @@
           <w:szCs w:val="22"/>
           <w:rtl/>
         </w:rPr>
-        <w:t xml:space="preserve">גיל: 47 | יישוב: ערערה בנגב | מצב משפחתי: נשואה, שישה ילדים בגילאי 9 עד 24 | השכלה: תואר ראשון בחינוך מאוניברסיטת בן גוריון ותעודת הוראה | עיסוק: מורה לערבית בבית ספר יסודי ביישוב | שפת הראיון: ערבית, עם מעברים לעברית במונחים רפואיים ובענייני עבודה | משך: 84 דקות | מקום עריכת הראיון: בסלון ביתה, אחרי שעות הלימודים</w:t>
+        <w:t xml:space="preserve">גיל: 47 | יישוב: ערערה בנגב | מצב משפחתי: נשואה, שישה ילדים בגילאי 9 עד 24 | השכלה: תואר ראשון בחינוך מאוניברסיטת בן גוריון ותעודת הוראה | עיסוק: מורה לערבית בבית ספר יסודי ביישוב | שפת הראיון: ערבית, עם מעברים לעברית במונחים רפואיים ובענייני עבודה | משך: 41 דקות | מקום עריכת הראיון: בסלון ביתה, אחרי שעות הלימודים</w:t>
       </w:r>
     </w:p>
     <w:p>
@@ -3365,7 +3365,7 @@
           <w:szCs w:val="22"/>
           <w:rtl/>
         </w:rPr>
-        <w:t xml:space="preserve">גיל: 52 | יישוב: רמלה | מצב משפחתי: גרושה, אם לשלוש בנות | השכלה: 12 שנות לימוד | עיסוק: עובדת שכירה במספרה לנשים | שפת הראיון: עברית, עם מעברים לערבית | משך: 74 דקות | מקום עריכת הראיון: בביתה, ליד שולחן המטבח, אחרי שעות העבודה</w:t>
+        <w:t xml:space="preserve">גיל: 52 | יישוב: רמלה | מצב משפחתי: גרושה, אם לשלוש בנות | השכלה: 12 שנות לימוד | עיסוק: עובדת שכירה במספרה לנשים | שפת הראיון: עברית, עם מעברים לערבית | משך: 36 דקות | מקום עריכת הראיון: בביתה, ליד שולחן המטבח, אחרי שעות העבודה</w:t>
       </w:r>
     </w:p>
     <w:p>
@@ -4122,7 +4122,7 @@
           <w:szCs w:val="22"/>
           <w:rtl/>
         </w:rPr>
-        <w:t xml:space="preserve">גיל: 61 | יישוב: נצרת | מצב משפחתי: אלמנה תשע שנים, שבעה ילדים ושבעה עשר נכדים | השכלה: שמונה שנות לימוד | עיסוק: עקרת בית | שפת הראיון: ערבית, תומלל לעברית | משך: שעה וארבעים דקות | מקום עריכת הראיון: בביתה, בקומה התחתונה של בית בנה הבכור בשכונת הבשארה</w:t>
+        <w:t xml:space="preserve">גיל: 61 | יישוב: נצרת | מצב משפחתי: אלמנה תשע שנים, שבעה ילדים ושבעה עשר נכדים | השכלה: שמונה שנות לימוד | עיסוק: עקרת בית | שפת הראיון: ערבית, תומלל לעברית | משך: 45 דקות | מקום עריכת הראיון: בביתה, בקומה התחתונה של בית בנה הבכור בשכונת הבשארה</w:t>
       </w:r>
     </w:p>
     <w:p>
@@ -4879,7 +4879,7 @@
           <w:szCs w:val="22"/>
           <w:rtl/>
         </w:rPr>
-        <w:t xml:space="preserve">גיל: 56 | יישוב: חיפה, שכונת עבאס | מצב משפחתי: נשואה לג'ורג', אם לשני בנים בוגרים | השכלה: תואר ראשון בספרות ערבית | עיסוק: מזכירה ראשית בתיכון ערבי בחיפה | שפת הראיון: עברית, עם מעברים קצרים לערבית | משך: 82 דקות | מקום עריכת הראיון: חדר המזכירות בבית הספר, אחרי שעות הלימודים</w:t>
+        <w:t xml:space="preserve">גיל: 56 | יישוב: חיפה, שכונת עבאס | מצב משפחתי: נשואה לג'ורג', אם לשני בנים בוגרים | השכלה: תואר ראשון בספרות ערבית | עיסוק: מזכירה ראשית בתיכון ערבי בחיפה | שפת הראיון: עברית, עם מעברים קצרים לערבית | משך: 39 דקות | מקום עריכת הראיון: חדר המזכירות בבית הספר, אחרי שעות הלימודים</w:t>
       </w:r>
     </w:p>
     <w:p>
@@ -5636,7 +5636,7 @@
           <w:szCs w:val="22"/>
           <w:rtl/>
         </w:rPr>
-        <w:t xml:space="preserve">גיל: 50 | יישוב: דלית אל-כרמל | מצב משפחתי: נשואה, ארבעה ילדים | השכלה: שתים עשרה שנות לימוד | עיסוק: עובדת בחנות תבלינים ומוצרי בית של המשפחה | שפת הראיון: ערבית ועברית לסירוגין | משך: שעה ועשרים דקות | מקום עריכת הראיון: בחדר האחורי של החנות, אחרי שעת הסגירה</w:t>
+        <w:t xml:space="preserve">גיל: 50 | יישוב: דלית אל-כרמל | מצב משפחתי: נשואה, ארבעה ילדים | השכלה: שתים עשרה שנות לימוד | עיסוק: עובדת בחנות תבלינים ומוצרי בית של המשפחה | שפת הראיון: ערבית ועברית לסירוגין | משך: 43 דקות | מקום עריכת הראיון: בחדר האחורי של החנות, אחרי שעת הסגירה</w:t>
       </w:r>
     </w:p>
     <w:p>
@@ -6393,7 +6393,7 @@
           <w:szCs w:val="22"/>
           <w:rtl/>
         </w:rPr>
-        <w:t xml:space="preserve">גיל: 44 | יישוב: רהט | מצב משפחתי: נשואה, אם לתשעה ילדים | השכלה: שמונה שנות לימוד, עזבה בכיתה ח' | עיסוק: עקרת בית | שפת הראיון: ערבית, בתיווך מתורגמנית, ותומלל לעברית | משך: 58 דקות | מקום עריכת הראיון: בית המרואיינת ברהט</w:t>
+        <w:t xml:space="preserve">גיל: 44 | יישוב: רהט | מצב משפחתי: נשואה, אם לתשעה ילדים | השכלה: שמונה שנות לימוד, עזבה בכיתה ח' | עיסוק: עקרת בית | שפת הראיון: ערבית, בתיווך מתורגמנית, ותומלל לעברית | משך: 34 דקות | מקום עריכת הראיון: בית המרואיינת ברהט</w:t>
       </w:r>
     </w:p>
     <w:p>
@@ -7150,7 +7150,7 @@
           <w:szCs w:val="22"/>
           <w:rtl/>
         </w:rPr>
-        <w:t xml:space="preserve">גיל: 63 | יישוב: טייבה | מצב משפחתי: נשואה, ארבעה ילדים ותשעה נכדים | השכלה: תואר ראשון בעבודה סוציאלית, אוניברסיטת חיפה | עיסוק: עובדת סוציאלית בגמלאות, מתנדבת ומדריכת קבוצות נשים | שפת הראיון: ערבית, עם מעברים לעברית במונחים מקצועיים | משך: שעה וארבעים וחמש דקות | מקום עריכת הראיון: בביתה בטייבה, במרפסת האחורית</w:t>
+        <w:t xml:space="preserve">גיל: 63 | יישוב: טייבה | מצב משפחתי: נשואה, ארבעה ילדים ותשעה נכדים | השכלה: תואר ראשון בעבודה סוציאלית, אוניברסיטת חיפה | עיסוק: עובדת סוציאלית בגמלאות, מתנדבת ומדריכת קבוצות נשים | שפת הראיון: ערבית, עם מעברים לעברית במונחים מקצועיים | משך: 45 דקות | מקום עריכת הראיון: בביתה בטייבה, במרפסת האחורית</w:t>
       </w:r>
     </w:p>
     <w:p>
@@ -7907,7 +7907,7 @@
           <w:szCs w:val="22"/>
           <w:rtl/>
         </w:rPr>
-        <w:t xml:space="preserve">גיל: 49 | יישוב: כפר כנא | מצב משפחתי: נשואה, שלושה ילדים בגילאי 11 עד 20 | השכלה: תואר ראשון בסיעוד, אחות מוסמכת | עיסוק: אחות אחראית במרפאת מבוגרים בקופת חולים ביישוב, מרכזת את מערך הזימונים לבדיקות סקר | שפת הראיון: ערבית ועברית מעורבות | משך: 52 דקות | מקום עריכת הראיון: חדר האחיות במרפאה, אחרי שעות הקבלה</w:t>
+        <w:t xml:space="preserve">גיל: 49 | יישוב: כפר כנא | מצב משפחתי: נשואה, שלושה ילדים בגילאי 11 עד 20 | השכלה: תואר ראשון בסיעוד, אחות מוסמכת | עיסוק: אחות אחראית במרפאת מבוגרים בקופת חולים ביישוב, מרכזת את מערך הזימונים לבדיקות סקר | שפת הראיון: ערבית ועברית מעורבות | משך: 32 דקות | מקום עריכת הראיון: חדר האחיות במרפאה, אחרי שעות הקבלה</w:t>
       </w:r>
     </w:p>
     <w:p>
@@ -8664,7 +8664,7 @@
           <w:szCs w:val="22"/>
           <w:rtl/>
         </w:rPr>
-        <w:t xml:space="preserve">גיל: 57 | יישוב: לוד, שכונת רכבת מזרח | מצב משפחתי: נשואה, ארבעה ילדים | השכלה: שמונה שנות לימוד | עיסוק: בעלים שותפה בדוכן ירקות בשוק העירוני בלוד | שפת הראיון: ערבית, בשילוב מילים בעברית | משך: 58 דקות | מקום עריכת הראיון: במטבח ביתה, בשעת ערב</w:t>
+        <w:t xml:space="preserve">גיל: 57 | יישוב: לוד, שכונת רכבת מזרח | מצב משפחתי: נשואה, ארבעה ילדים | השכלה: שמונה שנות לימוד | עיסוק: בעלים שותפה בדוכן ירקות בשוק העירוני בלוד | שפת הראיון: ערבית, בשילוב מילים בעברית | משך: 37 דקות | מקום עריכת הראיון: במטבח ביתה, בשעת ערב</w:t>
       </w:r>
     </w:p>
     <w:p>
@@ -9421,7 +9421,7 @@
           <w:szCs w:val="22"/>
           <w:rtl/>
         </w:rPr>
-        <w:t xml:space="preserve">גיל: 66 | יישוב: שפרעם | מצב משפחתי: אלמנה, ארבעה ילדים, שנים עשר נכדים | השכלה: תואר ראשון בהיסטוריה ותעודת הוראה, אוניברסיטת חיפה | עיסוק: מורה להיסטוריה בגמלאות, לימדה שלושים ואחת שנים | שפת הראיון: ערבית, עם מעברים לעברית בעיקר במונחים רפואיים | משך: 84 דקות | מקום עריכת הראיון: בסלון ביתה בשפרעם, בשעת בוקר</w:t>
+        <w:t xml:space="preserve">גיל: 66 | יישוב: שפרעם | מצב משפחתי: אלמנה, ארבעה ילדים, שנים עשר נכדים | השכלה: תואר ראשון בהיסטוריה ותעודת הוראה, אוניברסיטת חיפה | עיסוק: מורה להיסטוריה בגמלאות, לימדה שלושים ואחת שנים | שפת הראיון: ערבית, עם מעברים לעברית בעיקר במונחים רפואיים | משך: 42 דקות | מקום עריכת הראיון: בסלון ביתה בשפרעם, בשעת בוקר</w:t>
       </w:r>
     </w:p>
     <w:p>

--- a/seminar-interviews/ראיונות-עומק-ממוגרפיה.docx
+++ b/seminar-interviews/ראיונות-עומק-ממוגרפיה.docx
@@ -25,23 +25,49 @@
     </w:p>
     <w:p>
       <w:pPr>
-        <w:keepNext w:val="false"/>
-        <w:bidi/>
-        <w:spacing w:after="0" w:before="0" w:line="360" w:lineRule="auto"/>
-        <w:jc w:val="both"/>
-      </w:pPr>
-      <w:r>
-        <w:rPr>
-          <w:rFonts w:ascii="David" w:cs="David" w:eastAsia="David" w:hAnsi="David"/>
-          <w:b w:val="false"/>
-          <w:bCs w:val="false"/>
-          <w:i w:val="false"/>
-          <w:iCs w:val="false"/>
-          <w:sz w:val="24"/>
-          <w:szCs w:val="24"/>
-          <w:rtl/>
-        </w:rPr>
-        <w:t xml:space="preserve"/>
+        <w:bidi/>
+        <w:spacing w:after="200" w:line="240" w:lineRule="auto"/>
+        <w:jc w:val="center"/>
+      </w:pPr>
+      <w:r>
+        <w:drawing>
+          <wp:inline distT="0" distB="0" distL="0" distR="0">
+            <wp:extent cx="857250" cy="857250"/>
+            <wp:effectExtent t="0" r="0" b="0" l="0"/>
+            <wp:docPr id="1" name="" descr="" title=""/>
+            <wp:cNvGraphicFramePr>
+              <a:graphicFrameLocks xmlns:a="http://schemas.openxmlformats.org/drawingml/2006/main" noChangeAspect="1"/>
+            </wp:cNvGraphicFramePr>
+            <a:graphic xmlns:a="http://schemas.openxmlformats.org/drawingml/2006/main">
+              <a:graphicData uri="http://schemas.openxmlformats.org/drawingml/2006/picture">
+                <pic:pic xmlns:pic="http://schemas.openxmlformats.org/drawingml/2006/picture">
+                  <pic:nvPicPr>
+                    <pic:cNvPr id="0" name="" descr=""/>
+                    <pic:cNvPicPr>
+                      <a:picLocks noChangeAspect="1" noChangeArrowheads="1"/>
+                    </pic:cNvPicPr>
+                  </pic:nvPicPr>
+                  <pic:blipFill>
+                    <a:blip r:embed="rId8" cstate="none"/>
+                    <a:srcRect/>
+                    <a:stretch>
+                      <a:fillRect/>
+                    </a:stretch>
+                  </pic:blipFill>
+                  <pic:spPr bwMode="auto">
+                    <a:xfrm>
+                      <a:off x="0" y="0"/>
+                      <a:ext cx="857250" cy="857250"/>
+                    </a:xfrm>
+                    <a:prstGeom prst="rect">
+                      <a:avLst/>
+                    </a:prstGeom>
+                  </pic:spPr>
+                </pic:pic>
+              </a:graphicData>
+            </a:graphic>
+          </wp:inline>
+        </w:drawing>
       </w:r>
     </w:p>
     <w:p>
@@ -630,7 +656,7 @@
           <w:szCs w:val="24"/>
           <w:rtl/>
         </w:rPr>
-        <w:t xml:space="preserve">הראיונות נערכו בין החודשים אדר וסיוון תשפ"ו, בבתי המרואיינות, במקומות עבודתן ובמקרה אחד במרפאה, לפי בחירתן. משך כל ראיון נע בין שעה לשעה וחצי. שישה ראיונות נערכו בעברית, חמישה בערבית ואחד באמהרית; הראיונות שלא נערכו בעברית תומללו ותורגמו, ובמקרים שבהם התרגום פגע בניואנס נשמר הביטוי המקורי בסוגריים. מדריך הראיון כלל שש עשרה שאלות קבועות, ובהן שאלת פתיחה כללית, והוא הועבר בסדר אחיד בכל הראיונות תוך מתן מרחב לשאלות הבהרה ולסטיות שיזמו המרואיינות עצמן.</w:t>
+        <w:t xml:space="preserve">הראיונות נערכו בין החודשים אדר וסיוון תשפ"ו, בבתי המרואיינות, במקומות עבודתן ובמקרה אחד במרפאה, לפי בחירתן. משך כל ראיון נע בין 32 ל-45 דקות. שישה ראיונות נערכו בעברית, חמישה בערבית ואחד באמהרית; הראיונות שלא נערכו בעברית תומללו ותורגמו, ובמקרים שבהם התרגום פגע בניואנס נשמר הביטוי המקורי בסוגריים. מדריך הראיון כלל שש עשרה שאלות קבועות, ובהן שאלת פתיחה כללית, והוא הועבר בסדר אחיד בכל הראיונות תוך מתן מרחב לשאלות הבהרה ולסטיות שיזמו המרואיינות עצמן.</w:t>
       </w:r>
     </w:p>
     <w:p>

--- a/seminar-interviews/ראיונות-עומק-ממוגרפיה.docx
+++ b/seminar-interviews/ראיונות-עומק-ממוגרפיה.docx
@@ -403,7 +403,7 @@
           <w:szCs w:val="24"/>
           <w:rtl/>
         </w:rPr>
-        <w:t xml:space="preserve">מגישים:</w:t>
+        <w:t xml:space="preserve">מגישות:</w:t>
       </w:r>
     </w:p>
     <w:p>
@@ -424,7 +424,7 @@
           <w:szCs w:val="24"/>
           <w:rtl/>
         </w:rPr>
-        <w:t xml:space="preserve">[שם מלא]        ת.ז. [_________]</w:t>
+        <w:t xml:space="preserve">מראם זיד        ת.ז. 211794235</w:t>
       </w:r>
     </w:p>
     <w:p>
@@ -445,14 +445,14 @@
           <w:szCs w:val="24"/>
           <w:rtl/>
         </w:rPr>
-        <w:t xml:space="preserve">[שם מלא]        ת.ז. [_________]</w:t>
-      </w:r>
-    </w:p>
-    <w:p>
-      <w:pPr>
-        <w:keepNext w:val="false"/>
-        <w:bidi/>
-        <w:spacing w:after="120" w:before="0" w:line="360" w:lineRule="auto"/>
+        <w:t xml:space="preserve">טגאיה סמאנך        ת.ז. 337622344</w:t>
+      </w:r>
+    </w:p>
+    <w:p>
+      <w:pPr>
+        <w:keepNext w:val="false"/>
+        <w:bidi/>
+        <w:spacing w:after="0" w:before="0" w:line="360" w:lineRule="auto"/>
         <w:jc w:val="center"/>
       </w:pPr>
       <w:r>
@@ -466,7 +466,28 @@
           <w:szCs w:val="24"/>
           <w:rtl/>
         </w:rPr>
-        <w:t xml:space="preserve">[שם מלא]        ת.ז. [_________]</w:t>
+        <w:t xml:space="preserve">עאליה אבו עראר        ת.ז. 2114908139</w:t>
+      </w:r>
+    </w:p>
+    <w:p>
+      <w:pPr>
+        <w:keepNext w:val="false"/>
+        <w:bidi/>
+        <w:spacing w:after="120" w:before="0" w:line="360" w:lineRule="auto"/>
+        <w:jc w:val="center"/>
+      </w:pPr>
+      <w:r>
+        <w:rPr>
+          <w:rFonts w:ascii="David" w:cs="David" w:eastAsia="David" w:hAnsi="David"/>
+          <w:b w:val="false"/>
+          <w:bCs w:val="false"/>
+          <w:i w:val="false"/>
+          <w:iCs w:val="false"/>
+          <w:sz w:val="24"/>
+          <w:szCs w:val="24"/>
+          <w:rtl/>
+        </w:rPr>
+        <w:t xml:space="preserve">לילה נגילי        ת.ז. 214175473</w:t>
       </w:r>
     </w:p>
     <w:p>
@@ -529,7 +550,7 @@
           <w:szCs w:val="24"/>
           <w:rtl/>
         </w:rPr>
-        <w:t xml:space="preserve">בהנחיית: ד"ר שנהב פרץ</w:t>
+        <w:t xml:space="preserve">בהנחיית: ד"ר אסנת בשקין</w:t>
       </w:r>
     </w:p>
     <w:p>
@@ -1099,7 +1120,7 @@
           <w:szCs w:val="28"/>
           <w:rtl/>
         </w:rPr>
-        <w:t xml:space="preserve">ראיון מספר 1: לילה נגילי</w:t>
+        <w:t xml:space="preserve">ראיון מספר 1: ופאא דכוור</w:t>
       </w:r>
     </w:p>
     <w:p>
@@ -1141,7 +1162,7 @@
           <w:szCs w:val="24"/>
           <w:rtl/>
         </w:rPr>
-        <w:t xml:space="preserve">הראיון נערך בביתה של לילה ברמלה, בשכונה הערבית של העיר, ביום שישי אחר הצהריים, סביב שולחן המטבח. היא הגישה קפה ומגש תמרים וסירבה להוריד אותו מהשולחן עד שהמראיינת לקחה. הבת הצעירה שהתה בחדר הסמוך ומוזיקה נשמעה ברקע לאורך כל השיחה. לילה דיברה עברית שוטפת במבטא ערבי, עברה לערבית בפתגמים ובציטוטים ותרגמה אותם בעצמה מיד. בתחילת השיחה ענתה קצר ומהר, ובהמשך התארכה, ובכמה נקודות עצרה באמצע משפט וחזרה בה ממשהו שאמרה רגע קודם. בלט הפער בין הנחרצות שבה טענה שאין לה שום בעיה עם הבדיקה ובין הפירוט שבו תיארה בדיוק את מה שמעכב אותה. כל השמות בראיון בדויים.</w:t>
+        <w:t xml:space="preserve">הראיון נערך בביתה של ופאא ברמלה, בשכונה הערבית של העיר, ביום שישי אחר הצהריים, סביב שולחן המטבח. היא הגישה קפה ומגש תמרים וסירבה להוריד אותו מהשולחן עד שהמראיינת לקחה. הבת הצעירה שהתה בחדר הסמוך ומוזיקה נשמעה ברקע לאורך כל השיחה. ופאא דיברה עברית שוטפת במבטא ערבי, עברה לערבית בפתגמים ובציטוטים ותרגמה אותם בעצמה מיד. בתחילת השיחה ענתה קצר ומהר, ובהמשך התארכה, ובכמה נקודות עצרה באמצע משפט וחזרה בה ממשהו שאמרה רגע קודם. בלט הפער בין הנחרצות שבה טענה שאין לה שום בעיה עם הבדיקה ובין הפירוט שבו תיארה בדיוק את מה שמעכב אותה. כל השמות בראיון בדויים.</w:t>
       </w:r>
     </w:p>
     <w:p>
@@ -1204,7 +1225,7 @@
           <w:szCs w:val="24"/>
           <w:rtl/>
         </w:rPr>
-        <w:t xml:space="preserve">ת: טוב. אני לילה, בת חמישים וארבע. נולדתי ברמלה, גדלתי ברמלה, ואני גרה היום עשרים דקות הליכה מהבית שגדלתי בו, אז את רואה כמה רחוק הגעתי בחיים. [מחייכת] נשואה לסמיר שלושים ושתיים שנה. הוא נהג אוטובוס, יוצא מהבית ברבע לחמש בבוקר, לפעמים ארבע וארבעים, תלוי במשמרת. חמישה ילדים יש לנו. מוחמד הבכור בן שלושים ואחת, נשוי, גר בשכונה השנייה, יש לו בן בן חמש ובת בת שנתיים. אחריו ראניה, בת עשרים ותשע, היא אחות באסף הרופא, במחלקה פנימית. אחמד בן עשרים ושש, עובד בחנות סלולר בשוק. נור בת עשרים ואחת, לומדת חינוך מיוחד במכללה. והקטנה סנא, בת שש עשרה, כיתה י"א, וכל היום עם הטלפון על הפנים. יום רגיל אצלי מתחיל בחמש. אני שותה קפה לבד בשקט, זה הזמן הכי טוב שלי ביום, מכינה כריך לסנא, מוציאה כביסה. בשבע פחות עשרה אני יוצאת ברגל לגן, שתים עשרה דקות הליכה, בג'ואריש. אני סייעת שם שתים עשרה שנה. שלושים ושלושה ילדים, הגננת אימאן, ואני ונאהד הסייעות. בשתיים אני יוצאת, ולפעמים בארבע כשיש צהרון ואני מחליפה את נאהד. בדרך חזרה אני נכנסת לירקן שבפינה, קונה מה שחסר, מבשלת, ובשש אני מתיישבת סוף סוף. שלוש פעמים בשבוע הנכדים אצלי בערב כי הכלה עובדת במשמרות. וזהו, זה היום שלי. אין בו דרמות, וזה מתאים לי. אני לא אישה שמחפשת דרמות, יש לי מספיק בגן.</w:t>
+        <w:t xml:space="preserve">ת: טוב. אני ופאא, בת חמישים וארבע. נולדתי ברמלה, גדלתי ברמלה, ואני גרה היום עשרים דקות הליכה מהבית שגדלתי בו, אז את רואה כמה רחוק הגעתי בחיים. [מחייכת] נשואה לסמיר שלושים ושתיים שנה. הוא נהג אוטובוס, יוצא מהבית ברבע לחמש בבוקר, לפעמים ארבע וארבעים, תלוי במשמרת. חמישה ילדים יש לנו. מוחמד הבכור בן שלושים ואחת, נשוי, גר בשכונה השנייה, יש לו בן בן חמש ובת בת שנתיים. אחריו ראניה, בת עשרים ותשע, היא אחות באסף הרופא, במחלקה פנימית. אחמד בן עשרים ושש, עובד בחנות סלולר בשוק. נור בת עשרים ואחת, לומדת חינוך מיוחד במכללה. והקטנה סנא, בת שש עשרה, כיתה י"א, וכל היום עם הטלפון על הפנים. יום רגיל אצלי מתחיל בחמש. אני שותה קפה לבד בשקט, זה הזמן הכי טוב שלי ביום, מכינה כריך לסנא, מוציאה כביסה. בשבע פחות עשרה אני יוצאת ברגל לגן, שתים עשרה דקות הליכה, בג'ואריש. אני סייעת שם שתים עשרה שנה. שלושים ושלושה ילדים, הגננת אימאן, ואני ונאהד הסייעות. בשתיים אני יוצאת, ולפעמים בארבע כשיש צהרון ואני מחליפה את נאהד. בדרך חזרה אני נכנסת לירקן שבפינה, קונה מה שחסר, מבשלת, ובשש אני מתיישבת סוף סוף. שלוש פעמים בשבוע הנכדים אצלי בערב כי הכלה עובדת במשמרות. וזהו, זה היום שלי. אין בו דרמות, וזה מתאים לי. אני לא אישה שמחפשת דרמות, יש לי מספיק בגן.</w:t>
       </w:r>
     </w:p>
     <w:p>
@@ -1330,7 +1351,7 @@
           <w:szCs w:val="24"/>
           <w:rtl/>
         </w:rPr>
-        <w:t xml:space="preserve">ת: הפעם הראשונה זה היה המכתב. חזרתי מהגן, סמיר הביא את הדואר, והייתה מעטפה מקופת חולים. פתחתי ובהתחלה לא הבנתי, חשבתי שזה עוד דף על תשלום. ואז ראיתי למעלה כתוב לילה נגילי, וכתוב הגיל שלי, ותאריך. ואת יודעת מה עשה לי את זה? שהיה כתוב שם השם שלי. לא לתושבי השכונה, לא נשים יקרות. השם שלי ומספר תעודת הזהות. חשבתי, אה, אז הם יודעים שאני קיימת. זה נשמע מצחיק, אבל ככה זה עבד עליי. הרגשתי שקוראים לי למשהו, לא שאני צריכה לרדוף אחרי משהו. מה עבר לי בראש? קודם כל מתי. איך אני מסדרת את זה מול הגן. ואחר כך חשבתי על אמא שלי, שלא הלכה לשום בדיקה בחיים שלה, אף פעם, ונפטרה בגיל שבעים ואחת מסוכרת. היא לא ידעה מה זה ממוגרפיה. אני חושבת שהיא בכלל לא ידעה שיש דבר כזה בעולם. לא פחדתי. באמת לא. אני זוכרת שאמרתי לסמיר, שולחים לי מכתב, אני אלך, והוא אמר טוב, אני אקח אותך ביום החופש שלי. וזהו. לא ישבנו לדבר על זה, לא היה סיפור בבית. הראיתי את המכתב לנאהד בגן והיא אמרה גם אני קיבלתי, אז אמרתי לה יאללה. ובסוף היא לא הלכה איתי בפעם ההיא, היא דחתה את שלה. [שותקת] היום זה נשמע לי מצחיק שהיא הייתה זאת שדחתה.</w:t>
+        <w:t xml:space="preserve">ת: הפעם הראשונה זה היה המכתב. חזרתי מהגן, סמיר הביא את הדואר, והייתה מעטפה מקופת חולים. פתחתי ובהתחלה לא הבנתי, חשבתי שזה עוד דף על תשלום. ואז ראיתי למעלה כתוב ופאא דכוור, וכתוב הגיל שלי, ותאריך. ואת יודעת מה עשה לי את זה? שהיה כתוב שם השם שלי. לא לתושבי השכונה, לא נשים יקרות. השם שלי ומספר תעודת הזהות. חשבתי, אה, אז הם יודעים שאני קיימת. זה נשמע מצחיק, אבל ככה זה עבד עליי. הרגשתי שקוראים לי למשהו, לא שאני צריכה לרדוף אחרי משהו. מה עבר לי בראש? קודם כל מתי. איך אני מסדרת את זה מול הגן. ואחר כך חשבתי על אמא שלי, שלא הלכה לשום בדיקה בחיים שלה, אף פעם, ונפטרה בגיל שבעים ואחת מסוכרת. היא לא ידעה מה זה ממוגרפיה. אני חושבת שהיא בכלל לא ידעה שיש דבר כזה בעולם. לא פחדתי. באמת לא. אני זוכרת שאמרתי לסמיר, שולחים לי מכתב, אני אלך, והוא אמר טוב, אני אקח אותך ביום החופש שלי. וזהו. לא ישבנו לדבר על זה, לא היה סיפור בבית. הראיתי את המכתב לנאהד בגן והיא אמרה גם אני קיבלתי, אז אמרתי לה יאללה. ובסוף היא לא הלכה איתי בפעם ההיא, היא דחתה את שלה. [שותקת] היום זה נשמע לי מצחיק שהיא הייתה זאת שדחתה.</w:t>
       </w:r>
     </w:p>
     <w:p>
@@ -1666,7 +1687,7 @@
           <w:szCs w:val="24"/>
           <w:rtl/>
         </w:rPr>
-        <w:t xml:space="preserve">ת: היחס בסדר גמור, אני לא באה בטענות. המרפאה קרובה, שבע דקות ברגל, יש שם פקידה, מרינה, שהיא זהב. שפה זו לא בעיה אצלי, אני מדברת עברית מהגן וקוראת הכול. עכשיו אני אספר לך מה קרה עם התור השלישי ותגידי לי את אם זו בעיה. קיבלתי מסרון עם תור לתשע וארבעים בבוקר, יום שלישי, במכון ברחובות. אני בגן בתשע וארבעים. התקשרתי למספר שכתוב שם, הייתי על הקו, אני חושבת, עשרים דקות, אולי יותר, עם המוזיקה הזאת. הנציגה חיפשה לי משהו אחר. אמרה לי יש בעוד ארבעה חודשים בעשר ורבע. אמרתי לה גם עשר ורבע זה בעבודה, יש משהו אחרי ארבע? היא אמרה במכון הזה אין אחרי ארבע. אמרה שיש מקום בראשון לציון שלפעמים עובדים שם עד חמש. אמרתי לה אני לא נוהגת. היא אמרה לי תבדקי ותחזרי אליי. תבדקי ותחזרי אליי. זהו. זה היה לפני כמעט שנתיים. ואת יודעת מה הכי מעניין בכל הסיפור? שאף אחד לא התקשר. לא נציגה, לא אחות, לא מרינה. ביטלתי תור והמערכת פשוט המשיכה בלעדיי, בלי להרים ראש. אני לא כועסת, יש להם אלפי נשים, אין להם זמן לרדוף אחריי. באו עוד מסרונים, כן, אני חושבת שלושה או ארבעה. אבל מסרון זה לא בן אדם. אני מוחקת מסרונים בזמן שאני שוטפת כלים, יחד עם ההודעות של חברת החשמל. ועוד משהו, ואולי זה בכלל לא קשור, אבל אני אגיד: על המכתב הראשון כתבו את השם שלי נכון, ועל המסרונים כתבו לילה נג'ילי עם גרש, וזה לא איך שכתוב בתעודת הזהות. שטות. אני יודעת שזו שטות. אז לא, אין לי תלונה. זה פשוט לא קרה. אני יודעת שזה נשמע כמו תירוץ, ואולי זה גם תירוץ. אבל שאלת מה קרה, אז זה מה שקרה.</w:t>
+        <w:t xml:space="preserve">ת: היחס בסדר גמור, אני לא באה בטענות. המרפאה קרובה, שבע דקות ברגל, יש שם פקידה, מרינה, שהיא זהב. שפה זו לא בעיה אצלי, אני מדברת עברית מהגן וקוראת הכול. עכשיו אני אספר לך מה קרה עם התור השלישי ותגידי לי את אם זו בעיה. קיבלתי מסרון עם תור לתשע וארבעים בבוקר, יום שלישי, במכון ברחובות. אני בגן בתשע וארבעים. התקשרתי למספר שכתוב שם, הייתי על הקו, אני חושבת, עשרים דקות, אולי יותר, עם המוזיקה הזאת. הנציגה חיפשה לי משהו אחר. אמרה לי יש בעוד ארבעה חודשים בעשר ורבע. אמרתי לה גם עשר ורבע זה בעבודה, יש משהו אחרי ארבע? היא אמרה במכון הזה אין אחרי ארבע. אמרה שיש מקום בראשון לציון שלפעמים עובדים שם עד חמש. אמרתי לה אני לא נוהגת. היא אמרה לי תבדקי ותחזרי אליי. תבדקי ותחזרי אליי. זהו. זה היה לפני כמעט שנתיים. ואת יודעת מה הכי מעניין בכל הסיפור? שאף אחד לא התקשר. לא נציגה, לא אחות, לא מרינה. ביטלתי תור והמערכת פשוט המשיכה בלעדיי, בלי להרים ראש. אני לא כועסת, יש להם אלפי נשים, אין להם זמן לרדוף אחריי. באו עוד מסרונים, כן, אני חושבת שלושה או ארבעה. אבל מסרון זה לא בן אדם. אני מוחקת מסרונים בזמן שאני שוטפת כלים, יחד עם ההודעות של חברת החשמל. ועוד משהו, ואולי זה בכלל לא קשור, אבל אני אגיד: על המכתב הראשון כתבו את השם שלי נכון, ועל המסרונים כתבו ופאא נג'ילי עם גרש, וזה לא איך שכתוב בתעודת הזהות. שטות. אני יודעת שזו שטות. אז לא, אין לי תלונה. זה פשוט לא קרה. אני יודעת שזה נשמע כמו תירוץ, ואולי זה גם תירוץ. אבל שאלת מה קרה, אז זה מה שקרה.</w:t>
       </w:r>
     </w:p>
     <w:p>
@@ -1708,7 +1729,7 @@
           <w:szCs w:val="24"/>
           <w:rtl/>
         </w:rPr>
-        <w:t xml:space="preserve">ת: אף פעם. [שותקת] רגע, בואי אני אחשוב טוב, לא בא לי לעשות לאף אחד עוול. הייתה פעם אחת. אני יושבת אצל ד"ר סובחי בגלל הלחץ דם, והוא כותב במחשב, ותוך כדי שהוא כותב הוא אמר, וגם ממוגרפיה, את באיחור. לא הרים את הראש. אמר את זה למסך. עניתי לו כן כן, אני אסדר, והוא עבר לדבר על הכדורים. וזהו. זה כל מה שהיה בשנתיים האחרונות. אני לא כועסת עליו, יש לו שבע דקות לכל מטופל, אני רואה את התור שיושב בחוץ. אבל את שאלת מה זה עשה לי, אז אני אגיד לך את האמת: כלום. פחות מכלום. כי כשמישהו אומר לך משהו בלי להסתכל עלייך, את מבינה שזה לא באמת חשוב לו, ואז זה גם לא נעשה חשוב לך. היה עוד משהו קטן עם אחות במרפאה, ז'אנה קוראים לה, לקחה לי דם ושאלה תוך כדי, עשית ממוגרפיה, ואמרתי לה שנה שעברה. וזה היה שקר. והיא לא בדקה במחשב. וזהו, המשכנו הלאה. ואני חושבת, ואני ממש מתכוונת לזה, שאם ד"ר סובחי היה מסתכל עליי, ממש בעיניים, ואומר לי, לילה, תשמעי, אני מבקש ממך, לכי, הייתי הולכת. תוך שבועיים. הוא מכיר אותי שתים עשרה שנה, אני קמה כשהוא נכנס לחדר. זה משהו כל כך קטן, בן אדם שמסתכל עלייך שתי שניות. אבל אני חושבת שזה היה מזיז אותי יותר מכל המכתבים והמסרונים ששלחו לי ביחד.</w:t>
+        <w:t xml:space="preserve">ת: אף פעם. [שותקת] רגע, בואי אני אחשוב טוב, לא בא לי לעשות לאף אחד עוול. הייתה פעם אחת. אני יושבת אצל ד"ר סובחי בגלל הלחץ דם, והוא כותב במחשב, ותוך כדי שהוא כותב הוא אמר, וגם ממוגרפיה, את באיחור. לא הרים את הראש. אמר את זה למסך. עניתי לו כן כן, אני אסדר, והוא עבר לדבר על הכדורים. וזהו. זה כל מה שהיה בשנתיים האחרונות. אני לא כועסת עליו, יש לו שבע דקות לכל מטופל, אני רואה את התור שיושב בחוץ. אבל את שאלת מה זה עשה לי, אז אני אגיד לך את האמת: כלום. פחות מכלום. כי כשמישהו אומר לך משהו בלי להסתכל עלייך, את מבינה שזה לא באמת חשוב לו, ואז זה גם לא נעשה חשוב לך. היה עוד משהו קטן עם אחות במרפאה, ז'אנה קוראים לה, לקחה לי דם ושאלה תוך כדי, עשית ממוגרפיה, ואמרתי לה שנה שעברה. וזה היה שקר. והיא לא בדקה במחשב. וזהו, המשכנו הלאה. ואני חושבת, ואני ממש מתכוונת לזה, שאם ד"ר סובחי היה מסתכל עליי, ממש בעיניים, ואומר לי, ופאא, תשמעי, אני מבקש ממך, לכי, הייתי הולכת. תוך שבועיים. הוא מכיר אותי שתים עשרה שנה, אני קמה כשהוא נכנס לחדר. זה משהו כל כך קטן, בן אדם שמסתכל עלייך שתי שניות. אבל אני חושבת שזה היה מזיז אותי יותר מכל המכתבים והמסרונים ששלחו לי ביחד.</w:t>
       </w:r>
     </w:p>
     <w:p>
@@ -1792,7 +1813,7 @@
           <w:szCs w:val="24"/>
           <w:rtl/>
         </w:rPr>
-        <w:t xml:space="preserve">ת: מה היה צריך לקרות? שיהיה תור אחרי ארבע. זהו. אני אומרת לך את זה בפשטות כי זו האמת. או ביום שישי בבוקר. הגן סגור, סמיר בבית, אני פנויה לגמרי. תראי, אני לא מבקשת שיביאו לי את המכשיר הביתה. אבל אם היו נותנים לי תור בארבע וחצי אחר הצהריים, הייתי הולכת. גם לרחובות. גם באוטובוס אם צריך, ואני לא נוהגת בכלל. ואם אפשר לשנות עוד משהו, אז שמישהו יתקשר. בן אדם, לא מסרון. שיגידו, גברת נגילי, את באיחור, יש לנו מקום ביום רביעי בארבע ורבע, מתאים לך? ואני אגיד כן או לא. זה הכול. מסרון אני מוחקת, לבן אדם אני עונה. ויש עוד משהו, אם את כבר שואלת, וזה נאהד. באמת. בפעם השנייה הלכתי כי היא קבעה, היא לקחה אותי באוטו שלה, והיא אמרה ביום שלישי אנחנו הולכות. לא שאלה אותי אם אני רוצה. לא נתנה לי מקום להתחמק אחר כך. אולי זה מה שצריך, אישה אחת בכל מקום עבודה שקובעת לכולן ולא שואלת. [צוחקת] תעשו מזה מקצוע, אני אשמח לעבוד בזה. ואם את רוצה משהו יותר גדול, אז תשלחו לפה את הניידת הזאת שאני שומעת עליה, שהיא מגיעה לכפרים בצפון. שתעמוד יומיים ליד המרכז המסחרי בשכונה. אני מבטיחה לך שיהיה שם תור של נשים עד הכביש. לא כי פתאום הן יבינו כמה זה חשוב, הן כבר מבינות מזמן. אלא כי זה יהיה על יד הבית.</w:t>
+        <w:t xml:space="preserve">ת: מה היה צריך לקרות? שיהיה תור אחרי ארבע. זהו. אני אומרת לך את זה בפשטות כי זו האמת. או ביום שישי בבוקר. הגן סגור, סמיר בבית, אני פנויה לגמרי. תראי, אני לא מבקשת שיביאו לי את המכשיר הביתה. אבל אם היו נותנים לי תור בארבע וחצי אחר הצהריים, הייתי הולכת. גם לרחובות. גם באוטובוס אם צריך, ואני לא נוהגת בכלל. ואם אפשר לשנות עוד משהו, אז שמישהו יתקשר. בן אדם, לא מסרון. שיגידו, גברת דכוור, את באיחור, יש לנו מקום ביום רביעי בארבע ורבע, מתאים לך? ואני אגיד כן או לא. זה הכול. מסרון אני מוחקת, לבן אדם אני עונה. ויש עוד משהו, אם את כבר שואלת, וזה נאהד. באמת. בפעם השנייה הלכתי כי היא קבעה, היא לקחה אותי באוטו שלה, והיא אמרה ביום שלישי אנחנו הולכות. לא שאלה אותי אם אני רוצה. לא נתנה לי מקום להתחמק אחר כך. אולי זה מה שצריך, אישה אחת בכל מקום עבודה שקובעת לכולן ולא שואלת. [צוחקת] תעשו מזה מקצוע, אני אשמח לעבוד בזה. ואם את רוצה משהו יותר גדול, אז תשלחו לפה את הניידת הזאת שאני שומעת עליה, שהיא מגיעה לכפרים בצפון. שתעמוד יומיים ליד המרכז המסחרי בשכונה. אני מבטיחה לך שיהיה שם תור של נשים עד הכביש. לא כי פתאום הן יבינו כמה זה חשוב, הן כבר מבינות מזמן. אלא כי זה יהיה על יד הבית.</w:t>
       </w:r>
     </w:p>
     <w:p>
@@ -1856,7 +1877,7 @@
           <w:szCs w:val="28"/>
           <w:rtl/>
         </w:rPr>
-        <w:t xml:space="preserve">ראיון מספר 2: טגאיה סמאנך</w:t>
+        <w:t xml:space="preserve">ראיון מספר 2: ברכנש אלמו</w:t>
       </w:r>
     </w:p>
     <w:p>
@@ -1898,7 +1919,7 @@
           <w:szCs w:val="24"/>
           <w:rtl/>
         </w:rPr>
-        <w:t xml:space="preserve">הראיון נערך בסלון דירתה בקומה השלישית, בלי מעלית, ביום שישי אחרי משמרת לילה של השכנה שאותה החליפה בשבוע שעבר. על השולחן היו קפה שחור בכוסות קטנות ולחמניות שקנתה בדרך הביתה. טגאיה דיברה בקול נמוך מאוד, לפעמים כל כך נמוך שהיה צריך לבקש ממנה לחזור, והיא חזרה בסבלנות ובלי להתרגז. פעמיים במהלך השיחה הפסיקה כדי לענות לטלפון מהבת שלה. כשהגיעו השאלות על השפה ועל היחס במרפאה השתנה הקצב שלה לגמרי, היא התיישרה על הכיסא והתחילה לדבר מהר ובמשפטים קצרים.</w:t>
+        <w:t xml:space="preserve">הראיון נערך בסלון דירתה בקומה השלישית, בלי מעלית, ביום שישי אחרי משמרת ופאא של השכנה שאותה החליפה בשבוע שעבר. על השולחן היו קפה שחור בכוסות קטנות ולחמניות שקנתה בדרך הביתה. ברכנש דיברה בקול נמוך מאוד, לפעמים כל כך נמוך שהיה צריך לבקש ממנה לחזור, והיא חזרה בסבלנות ובלי להתרגז. פעמיים במהלך השיחה הפסיקה כדי לענות לטלפון מהבת שלה. כשהגיעו השאלות על השפה ועל היחס במרפאה השתנה הקצב שלה לגמרי, היא התיישרה על הכיסא והתחילה לדבר מהר ובמשפטים קצרים.</w:t>
       </w:r>
     </w:p>
     <w:p>
@@ -1961,7 +1982,7 @@
           <w:szCs w:val="24"/>
           <w:rtl/>
         </w:rPr>
-        <w:t xml:space="preserve">ת: קוראים לי טגאיה, סמאנך זה השם של אבא שלי. בת חמישים ושמונה. גרה פה בחולון, בקריית שרת, באותה דירה עשרים ושתיים שנה. באתי לארץ בתשעים ואחת, במבצע שלמה, הייתי בת עשרים וארבע. עם מנשה בעלי ועם שני ילדים קטנים, דסה ומסקרם. באנו מהאזור של גונדר, מכפר, לא מעיר. פה נולדו עוד ארבעה, אז שישה ילדים יש לי. ואחד עשר נכדים, אחד עשר, בקיץ יהיה שנים עשר. מנשה נפטר בתשע עשרה. [שותקת] היום אני לבד בבית. אלי, הקטן, היה איתי עד שנה שעברה, עכשיו הוא בדירה עם חברים בראשון. יום רגיל אני קמה בחמש. שותה קפה, לא אוכלת בבוקר, אני לא יכולה לאכול בבוקר, זה מהבית. יוצאת בשש ורבע, אוטובוס אחד, בשבע פחות עשרה אני כבר בוולפסון. אני בפנימית, ניקיון, שבע עד שלוש. שבע שנים שם. לפני זה בתים, ניקיון בבתים, ארבע עשרה שנה אצל משפחה אחת בנווה רמז. אחר כך אני חוזרת, קונה משהו בדרך, לפעמים מסקרם מביאה לי את הילדים שלה עד שהיא גומרת בגן. בשבע בערב אני כבר יושבת, הרגליים לא רוצות יותר. יש טלוויזיה אבל אני יותר מדברת בטלפון, עם אלמז ועם אחותי שברחובות. באמהרית. כל היום אני שומעת עברית, ובערב אני רוצה רק אמהרית. זה כמו להוריד נעליים.</w:t>
+        <w:t xml:space="preserve">ת: קוראים לי ברכנש, אלמו זה השם של אבא שלי. בת חמישים ושמונה. גרה פה בחולון, בקריית שרת, באותה דירה עשרים ושתיים שנה. באתי לארץ בתשעים ואחת, במבצע שלמה, הייתי בת עשרים וארבע. עם מנשה בעלי ועם שני ילדים קטנים, דסה ומסקרם. באנו מהאזור של גונדר, מכפר, לא מעיר. פה נולדו עוד ארבעה, אז שישה ילדים יש לי. ואחד עשר נכדים, אחד עשר, בקיץ יהיה שנים עשר. מנשה נפטר בתשע עשרה. [שותקת] היום אני לבד בבית. אלי, הקטן, היה איתי עד שנה שעברה, עכשיו הוא בדירה עם חברים בראשון. יום רגיל אני קמה בחמש. שותה קפה, לא אוכלת בבוקר, אני לא יכולה לאכול בבוקר, זה מהבית. יוצאת בשש ורבע, אוטובוס אחד, בשבע פחות עשרה אני כבר בוולפסון. אני בפנימית, ניקיון, שבע עד שלוש. שבע שנים שם. לפני זה בתים, ניקיון בבתים, ארבע עשרה שנה אצל משפחה אחת בנווה רמז. אחר כך אני חוזרת, קונה משהו בדרך, לפעמים מסקרם מביאה לי את הילדים שלה עד שהיא גומרת בגן. בשבע בערב אני כבר יושבת, הרגליים לא רוצות יותר. יש טלוויזיה אבל אני יותר מדברת בטלפון, עם אלמז ועם אחותי שברחובות. באמהרית. כל היום אני שומעת עברית, ובערב אני רוצה רק אמהרית. זה כמו להוריד נעליים.</w:t>
       </w:r>
     </w:p>
     <w:p>
@@ -2129,7 +2150,7 @@
           <w:szCs w:val="24"/>
           <w:rtl/>
         </w:rPr>
-        <w:t xml:space="preserve">ת: עשיתי. הפעם הראשונה בגיל חמישים וחמש. זה היה יום שני, אני זוכרת כי החלפתי משמרת עם ורדה. מסקרם לקחה חופש מהגן, היא באה עם האוטו בשמונה ורבע. הבדיקה הייתה בבת ים, ביוספטל, לא בוולפסון. אני לא רציתי בוולפסון. שם כולם מכירים אותי, אני מנקה שם, את מבינה? לא רציתי שמישהו יראה אותי יושבת שם עם החלוק. אז נסענו, עשר דקות נסיעה, וחיפשנו חנייה עשרים דקות. [מחייכת] נכנסנו, יש שם דלפק, הפקידה נתנה דף למלא. אני נתתי למסקרם. היא מילאה, היא שאלה אותי שאלות ואני עניתי והיא כתבה. יש שם שאלה אם במשפחה מישהי הייתה חולה, ואני אמרתי אני לא יודעת. אמא שלי מתה באתיופיה ואף אחד לא אמר לי ממה. אז כתבנו לא. אולי זה לא נכון, אבל מה נכתוב. חיכינו ארבעים דקות. אחר כך קראו לי בשם, אמרו טגאיה ואמרו את זה נכון, בבת אחת, בלי לחשוב, וזה עשה לי טוב, זה דבר קטן אבל זה עשה לי טוב. בחדר הייתה בחורה צעירה, אולי בת שלושים, נחמדה אבל מהר מאוד. תורידי, תעמדי, תתקרבי, אל תזוזי, תנשמי. אני לא הבנתי בדיוק איפה לשים את היד והיא הזיזה לי את היד. החדר קר מאוד. המכונה קרה, קרה כמו מתכת בחורף. הלחיצה זה שתי שניות וזה מספיק. עשר דקות והכול נגמר. כל הבוקר בשביל עשר דקות. ואז מה? אז אמרו לך תקבלי תשובה בבית. במכתב. [צוחקת בשקט] עוד מכתב. יצאנו משם באחת עשרה וחצי ומסקרם אמרה בואי נשתה קפה, ואמרתי לא, קחי אותי הביתה. לא בגלל שהיה רע. פשוט רציתי לשבת לבד קצת. בבית שמתי כביסה. [שותקת] ובערב התקשרתי לאלמז וסיפרתי לה שהלכתי, ואמרתי לה זה כלום, אלמז, זה עשר דקות. וזה היה נכון וזה גם לא היה נכון.</w:t>
+        <w:t xml:space="preserve">ת: עשיתי. הפעם הראשונה בגיל חמישים וחמש. זה היה יום שני, אני זוכרת כי החלפתי משמרת עם ורדה. מסקרם לקחה חופש מהגן, היא באה עם האוטו בשמונה ורבע. הבדיקה הייתה בבת ים, ביוספטל, לא בוולפסון. אני לא רציתי בוולפסון. שם כולם מכירים אותי, אני מנקה שם, את מבינה? לא רציתי שמישהו יראה אותי יושבת שם עם החלוק. אז נסענו, עשר דקות נסיעה, וחיפשנו חנייה עשרים דקות. [מחייכת] נכנסנו, יש שם דלפק, הפקידה נתנה דף למלא. אני נתתי למסקרם. היא מילאה, היא שאלה אותי שאלות ואני עניתי והיא כתבה. יש שם שאלה אם במשפחה מישהי הייתה חולה, ואני אמרתי אני לא יודעת. אמא שלי מתה באתיופיה ואף אחד לא אמר לי ממה. אז כתבנו לא. אולי זה לא נכון, אבל מה נכתוב. חיכינו ארבעים דקות. אחר כך קראו לי בשם, אמרו ברכנש ואמרו את זה נכון, בבת אחת, בלי לחשוב, וזה עשה לי טוב, זה דבר קטן אבל זה עשה לי טוב. בחדר הייתה בחורה צעירה, אולי בת שלושים, נחמדה אבל מהר מאוד. תורידי, תעמדי, תתקרבי, אל תזוזי, תנשמי. אני לא הבנתי בדיוק איפה לשים את היד והיא הזיזה לי את היד. החדר קר מאוד. המכונה קרה, קרה כמו מתכת בחורף. הלחיצה זה שתי שניות וזה מספיק. עשר דקות והכול נגמר. כל הבוקר בשביל עשר דקות. ואז מה? אז אמרו לך תקבלי תשובה בבית. במכתב. [צוחקת בשקט] עוד מכתב. יצאנו משם באחת עשרה וחצי ומסקרם אמרה בואי נשתה קפה, ואמרתי לא, קחי אותי הביתה. לא בגלל שהיה רע. פשוט רציתי לשבת לבד קצת. בבית שמתי כביסה. [שותקת] ובערב התקשרתי לאלמז וסיפרתי לה שהלכתי, ואמרתי לה זה כלום, אלמז, זה עשר דקות. וזה היה נכון וזה גם לא היה נכון.</w:t>
       </w:r>
     </w:p>
     <w:p>
@@ -2171,7 +2192,7 @@
           <w:szCs w:val="24"/>
           <w:rtl/>
         </w:rPr>
-        <w:t xml:space="preserve">ת: הכי קשה זה שאני לא יודעת מה הולך לקרות שם. זה. אם מישהו היה יושב איתי לפני, חמש דקות, ומספר לי בשפה שלי, את נכנסת, מורידים חולצה, המכונה תלחץ, זה כואב שתי שניות, אחרי זה את מתלבשת והולכת הביתה, אז זה לא היה נורא. הפחד הוא לא מהמכונה. הפחד הוא מלהיכנס לחדר ולא לדעת מה מבקשים ממני. שאני אעמוד שם לא נכון ומישהי תגיד לי משהו ואני לא אבין ואני אצטרך להגיד סליחה, עוד פעם. חצי עירומה להגיד סליחה עוד פעם. את מבינה מה זה? זה הכי קשה. אחר כך יש עוד דבר, התוצאה. גם אם לא רוצים להגיד. אני עובדת בפנימית שבע שנים ואני ראיתי הרבה. יותר מדי אני ראיתי. אז כשאני נכנסת לבדיקה אני חושבת, טגאיה, אם ימצאו משהו את תהיי כמו האישה בחדר שתיים עשרה. ואני מכירה את החדר הזה, אני מנקה אותו כל בוקר. חברות שלי לא מכירות את החדר הזה, זה היתרון שלהן. [שותקת] וגם היום. יום עבודה. אני צריכה להחליף משמרת, זה לא פשוט, ואם אני לא מוצאת מישהי אז אני מפסידה יום. מאתיים ותשעים שקל. אני יודעת שזה נשמע קטן ליד סרטן. אבל בסוף החודש זה לא קטן. בפעם השנייה, לפני שנה, כמעט לא הלכתי בגלל זה. ורדה, שמחליפה אותי בדרך כלל, הייתה חולה באותו שבוע. וישבתי בערב עם הנייר של התור ביד וחשבתי, טוב, נדחה לחודש הבא. ואז מסקרם התקשרה במקרה ושאלה משהו אחר לגמרי, על הנכד, ואגב אגב היא אמרה אמא התור ביום רביעי כן? ואמרתי כן. ולא היה לי כוח להגיד לה שלא. אז הלכתי בגלל שהיא התקשרה ביום הלא נכון. ככה זה אצלי. הכול תלוי בדברים קטנים שקורים במקרה.</w:t>
+        <w:t xml:space="preserve">ת: הכי קשה זה שאני לא יודעת מה הולך לקרות שם. זה. אם מישהו היה יושב איתי לפני, חמש דקות, ומספר לי בשפה שלי, את נכנסת, מורידים חולצה, המכונה תלחץ, זה כואב שתי שניות, אחרי זה את מתלבשת והולכת הביתה, אז זה לא היה נורא. הפחד הוא לא מהמכונה. הפחד הוא מלהיכנס לחדר ולא לדעת מה מבקשים ממני. שאני אעמוד שם לא נכון ומישהי תגיד לי משהו ואני לא אבין ואני אצטרך להגיד סליחה, עוד פעם. חצי עירומה להגיד סליחה עוד פעם. את מבינה מה זה? זה הכי קשה. אחר כך יש עוד דבר, התוצאה. גם אם לא רוצים להגיד. אני עובדת בפנימית שבע שנים ואני ראיתי הרבה. יותר מדי אני ראיתי. אז כשאני נכנסת לבדיקה אני חושבת, ברכנש, אם ימצאו משהו את תהיי כמו האישה בחדר שתיים עשרה. ואני מכירה את החדר הזה, אני מנקה אותו כל בוקר. חברות שלי לא מכירות את החדר הזה, זה היתרון שלהן. [שותקת] וגם היום. יום עבודה. אני צריכה להחליף משמרת, זה לא פשוט, ואם אני לא מוצאת מישהי אז אני מפסידה יום. מאתיים ותשעים שקל. אני יודעת שזה נשמע קטן ליד סרטן. אבל בסוף החודש זה לא קטן. בפעם השנייה, לפני שנה, כמעט לא הלכתי בגלל זה. ורדה, שמחליפה אותי בדרך כלל, הייתה חולה באותו שבוע. וישבתי בערב עם הנייר של התור ביד וחשבתי, טוב, נדחה לחודש הבא. ואז מסקרם התקשרה במקרה ושאלה משהו אחר לגמרי, על הנכד, ואגב אגב היא אמרה אמא התור ביום רביעי כן? ואמרתי כן. ולא היה לי כוח להגיד לה שלא. אז הלכתי בגלל שהיא התקשרה ביום הלא נכון. ככה זה אצלי. הכול תלוי בדברים קטנים שקורים במקרה.</w:t>
       </w:r>
     </w:p>
     <w:p>
@@ -2255,7 +2276,7 @@
           <w:szCs w:val="24"/>
           <w:rtl/>
         </w:rPr>
-        <w:t xml:space="preserve">ת: [שותקת] כולם שואלים אותי את זה. מסקרם שאלה, גם במרפאה שאלו, אמא את מעדיפה אישה? ואני עונה כן, כן, כי זאת התשובה שמצפים לה. ועכשיו אני אגיד לך את האמת. זה לא הדבר הראשון. אני אגיד לך מה הדבר הראשון. שיהיה מישהו שמדבר איתי בשפה שלי. זהו. אם יבוא גבר ויגיד לי באמהרית, גברת סמאנך, שבי, אני עכשיו אסביר לך מה אנחנו עושים, ואם משהו לא נוח תגידי לי, אני אלך איתו לבדיקה. ואם תבוא אישה ותדבר אליי מהר בעברית ואני לא אבין חצי, אני אצא משם רועדת. אז תגידי לי, מה יותר חשוב. אני יודעת שלנשים אחרות זה אחרת, אני מדברת רק על עצמי. אצלנו אישה לא הייתה הולכת לגבר לבדוק, זה נכון, אמא שלי בחיים לא. אבל אני פה שלושים וחמש שנה, אני מנקה בבית חולים, אני ראיתי הכול, גברים נשים, כבר לא זה מה שמפחיד אותי. [שותקת] טוב, אני אגיד גם דבר אחר. אם עכשיו תגידי לי מחר בבוקר יש בדיקה וגבר עושה אותה, יש לי קצת משהו בבטן. יש. אני לא אגיד שאין. אז אולי אני כן מעדיפה אישה ואני פשוט לא רוצה שזה יהיה הסיפור. כי כשאומרים על אישה אתיופית שהיא לא הולכת לבדיקה, אני לא רוצה שיחשבו שזה בגלל שהיא מתביישת מגבר. זה לא זה. זה שאף אחד לא דיבר איתה.</w:t>
+        <w:t xml:space="preserve">ת: [שותקת] כולם שואלים אותי את זה. מסקרם שאלה, גם במרפאה שאלו, אמא את מעדיפה אישה? ואני עונה כן, כן, כי זאת התשובה שמצפים לה. ועכשיו אני אגיד לך את האמת. זה לא הדבר הראשון. אני אגיד לך מה הדבר הראשון. שיהיה מישהו שמדבר איתי בשפה שלי. זהו. אם יבוא גבר ויגיד לי באמהרית, גברת אלמו, שבי, אני עכשיו אסביר לך מה אנחנו עושים, ואם משהו לא נוח תגידי לי, אני אלך איתו לבדיקה. ואם תבוא אישה ותדבר אליי מהר בעברית ואני לא אבין חצי, אני אצא משם רועדת. אז תגידי לי, מה יותר חשוב. אני יודעת שלנשים אחרות זה אחרת, אני מדברת רק על עצמי. אצלנו אישה לא הייתה הולכת לגבר לבדוק, זה נכון, אמא שלי בחיים לא. אבל אני פה שלושים וחמש שנה, אני מנקה בבית חולים, אני ראיתי הכול, גברים נשים, כבר לא זה מה שמפחיד אותי. [שותקת] טוב, אני אגיד גם דבר אחר. אם עכשיו תגידי לי מחר בבוקר יש בדיקה וגבר עושה אותה, יש לי קצת משהו בבטן. יש. אני לא אגיד שאין. אז אולי אני כן מעדיפה אישה ואני פשוט לא רוצה שזה יהיה הסיפור. כי כשאומרים על אישה אתיופית שהיא לא הולכת לבדיקה, אני לא רוצה שיחשבו שזה בגלל שהיא מתביישת מגבר. זה לא זה. זה שאף אחד לא דיבר איתה.</w:t>
       </w:r>
     </w:p>
     <w:p>
@@ -2465,7 +2486,7 @@
           <w:szCs w:val="24"/>
           <w:rtl/>
         </w:rPr>
-        <w:t xml:space="preserve">ת: כן. פעם אחת, ובגלל הפעם הזאת אני יושבת פה. אני אספר לך בדיוק. יום שלישי בערב, הייתי בבית אחרי משמרת, והטלפון צלצל ומספר לא מוכר. בדרך כלל אני לא עונה למספר לא מוכר, כי זה תמיד מכירות, מישהו שרוצה למכור לי משהו. הפעם עניתי, אני לא יודעת למה. ואישה אמרה לי שלום באמהרית. באמהרית. [שותקת] אני עמדתי במטבח עם הטלפון ולא אמרתי כלום שתי שניות. היא אמרה קוראים לי אסנת, אני רכזת בריאות במרפאה בקריית שרת. ואז היא לא דיברה על הבדיקה בכלל. היא שאלה אותי מאיפה אני, ואמרתי מגונדר, והיא אמרה אמא שלה מהאזור ההוא. דיברנו על זה. ואחרי חמש דקות היא אמרה, טגאיה, יש בדיקה שנשים בגיל שלך עושות, אני רוצה להסביר לך מה זה. והיא הסבירה לאט, והיא שאלה אותי אם הבנתי, ולא בקול של מי שבודק אותי, בקול של מי שבאמת רוצה לדעת. ואז היא שאלה אם יש מי שיבוא איתי, ואמרתי הבת שלי. והיא אמרה, ואם אין לך, אני באה איתך. אחרי שסגרתי הטלפון ישבתי על הכיסא במטבח. [שותקת] תשמעי, לפני זה, שנה או שנתיים לפני, אחות במרפאה, ליאת קוראים לה, אמרה לי משהו בזמן שהיא מדדה לי לחץ דם. משהו כמו את צריכה לעשות ממוגרפיה. אני בטוחה שהיא אמרה. ואני אמרתי כן כן. וזה עבר לידי כמו רוח. אותו משפט בדיוק. פעם אחת זה לא נכנס בכלל ופעם אחת זה שינה לי הכול, וההבדל היה רק באיזו שפה זה נאמר, ושהיא שאלה קודם מאיפה אני.</w:t>
+        <w:t xml:space="preserve">ת: כן. פעם אחת, ובגלל הפעם הזאת אני יושבת פה. אני אספר לך בדיוק. יום שלישי בערב, הייתי בבית אחרי משמרת, והטלפון צלצל ומספר לא מוכר. בדרך כלל אני לא עונה למספר לא מוכר, כי זה תמיד מכירות, מישהו שרוצה למכור לי משהו. הפעם עניתי, אני לא יודעת למה. ואישה אמרה לי שלום באמהרית. באמהרית. [שותקת] אני עמדתי במטבח עם הטלפון ולא אמרתי כלום שתי שניות. היא אמרה קוראים לי אסנת, אני רכזת בריאות במרפאה בקריית שרת. ואז היא לא דיברה על הבדיקה בכלל. היא שאלה אותי מאיפה אני, ואמרתי מגונדר, והיא אמרה אמא שלה מהאזור ההוא. דיברנו על זה. ואחרי חמש דקות היא אמרה, ברכנש, יש בדיקה שנשים בגיל שלך עושות, אני רוצה להסביר לך מה זה. והיא הסבירה לאט, והיא שאלה אותי אם הבנתי, ולא בקול של מי שבודק אותי, בקול של מי שבאמת רוצה לדעת. ואז היא שאלה אם יש מי שיבוא איתי, ואמרתי הבת שלי. והיא אמרה, ואם אין לך, אני באה איתך. אחרי שסגרתי הטלפון ישבתי על הכיסא במטבח. [שותקת] תשמעי, לפני זה, שנה או שנתיים לפני, אחות במרפאה, ליאת קוראים לה, אמרה לי משהו בזמן שהיא מדדה לי לחץ דם. משהו כמו את צריכה לעשות ממוגרפיה. אני בטוחה שהיא אמרה. ואני אמרתי כן כן. וזה עבר לידי כמו רוח. אותו משפט בדיוק. פעם אחת זה לא נכנס בכלל ופעם אחת זה שינה לי הכול, וההבדל היה רק באיזו שפה זה נאמר, ושהיא שאלה קודם מאיפה אני.</w:t>
       </w:r>
     </w:p>
     <w:p>
@@ -2507,7 +2528,7 @@
           <w:szCs w:val="24"/>
           <w:rtl/>
         </w:rPr>
-        <w:t xml:space="preserve">ת: יש. יותר מאחת. אלמנש, מבית הכנסת, בת שישים ושתיים אז. היא הרגישה משהו ולא הלכה, וחיכתה. כמה חודשים היא חיכתה, אני לא יודעת בדיוק כמה, אומרים חצי שנה. בסוף הבת שלה לקחה אותה בכוח. עשו לה ניתוח, הורידו, ואחר כך טיפולים בערך שנה. היא חיה. היום היא בסדר, היא באה לבית הכנסת, היא רזה מאוד אבל היא באה. אף פעם לא דיברנו על זה, אני ואלמנש, אף פעם. אנחנו יושבות אחת ליד השנייה ומדברות על הנכדים. [שותקת] ויש רותי. רותי זה לא מהקהילה שלי, זאת הייתה חולה בפנימית, מבת ים, בת שישים ושתיים גם היא, שכבה אצלנו שלושה שבועות. אני ניקיתי לה את החדר כל בוקר בשבע וחצי, והיא לא ישנה בשעה הזאת, אז דיברנו. על הבן שלה, על החתול שלה. ויום אחד היא אמרה לי, טגאיה, בת כמה את. אמרתי חמישים ושש. והיא אמרה לי, לכי לעשות ממוגרפיה. אני לא הלכתי שמונה שנים. ככה היא אמרה לי. שמונה שנים. אחרי שבוע העבירו אותה למחלקה אחרת ואני לא יודעת מה היה איתה. [שותקת] את שואלת מה זה שינה. אני אגיד לך משהו לא יפה. מצד אחד זה דוחף אותי, אני יודעת יותר מכל החברות שלי, אני רואה במו עיניי. ומצד שני יש בוקר שאני נכנסת לחדר עם הדלי ואני רואה אישה בגיל שלי מחוברת, ואני חושבת, אני לא רוצה לדעת כלום. אני רוצה ללכת הביתה ולא לדעת. ראיתי יותר מדי. זה עוזר לי וזה גם עושה לי אותו דבר הפוך.</w:t>
+        <w:t xml:space="preserve">ת: יש. יותר מאחת. אלמנש, מבית הכנסת, בת שישים ושתיים אז. היא הרגישה משהו ולא הלכה, וחיכתה. כמה חודשים היא חיכתה, אני לא יודעת בדיוק כמה, אומרים חצי שנה. בסוף הבת שלה לקחה אותה בכוח. עשו לה ניתוח, הורידו, ואחר כך טיפולים בערך שנה. היא חיה. היום היא בסדר, היא באה לבית הכנסת, היא רזה מאוד אבל היא באה. אף פעם לא דיברנו על זה, אני ואלמנש, אף פעם. אנחנו יושבות אחת ליד השנייה ומדברות על הנכדים. [שותקת] ויש רותי. רותי זה לא מהקהילה שלי, זאת הייתה חולה בפנימית, מבת ים, בת שישים ושתיים גם היא, שכבה אצלנו שלושה שבועות. אני ניקיתי לה את החדר כל בוקר בשבע וחצי, והיא לא ישנה בשעה הזאת, אז דיברנו. על הבן שלה, על החתול שלה. ויום אחד היא אמרה לי, ברכנש, בת כמה את. אמרתי חמישים ושש. והיא אמרה לי, לכי לעשות ממוגרפיה. אני לא הלכתי שמונה שנים. ככה היא אמרה לי. שמונה שנים. אחרי שבוע העבירו אותה למחלקה אחרת ואני לא יודעת מה היה איתה. [שותקת] את שואלת מה זה שינה. אני אגיד לך משהו לא יפה. מצד אחד זה דוחף אותי, אני יודעת יותר מכל החברות שלי, אני רואה במו עיניי. ומצד שני יש בוקר שאני נכנסת לחדר עם הדלי ואני רואה אישה בגיל שלי מחוברת, ואני חושבת, אני לא רוצה לדעת כלום. אני רוצה ללכת הביתה ולא לדעת. ראיתי יותר מדי. זה עוזר לי וזה גם עושה לי אותו דבר הפוך.</w:t>
       </w:r>
     </w:p>
     <w:p>
@@ -2549,7 +2570,7 @@
           <w:szCs w:val="24"/>
           <w:rtl/>
         </w:rPr>
-        <w:t xml:space="preserve">ת: שמישהו יתקשר. זהו. זה הכול. לא מכתב. טלפון, קול של בן אדם, באמהרית. אני יודעת שעכשיו מישהו יגיד, אה, אז נשלח את המכתב באמהרית. [שותקת] לא. אני גם אמהרית לא קוראת טוב. ארבע שנים למדתי, ואת זה כבר שכחתי, אני קוראת אולי כותרת. מכתב זה מכתב, בכל שפה זה נייר שאני לא יכולה לפתוח. הבינו את זה, אתם. אישה שלא קוראת, לא קוראת בשום שפה. אז טלפון. ואם היא לא עונה, עוד פעם מחר. אסנת התקשרה אליי גם יומיים לפני התור, להזכיר. זה מה שגרם לי לא לשכוח. דבר שני שהייתי משנה, שיהיה מישהו קבוע. שאני אבוא למרפאה ותהיה שם אישה אחת שמכירה אותי בשם, שיודעת שאני עובדת במשמרת בוקר, שאני לא יכולה תורים בעשר. שאני לא אצטרך כל פעם להתחיל מההתחלה מול פקידה חדשה שמסתכלת עליי ומחליטה משהו. ודבר שלישי, שאני לא אצטרך לקחת את הבת שלי. שיהיה שם מישהו שמדבר איתי, ואז מסקרם יכולה להישאר בעבודה שלה ואני נכנסת לבד כמו כל אישה. ועוד דבר אחד, על התשובה. אחרי הבדיקה הראשונה חיכיתי שבועיים והמכתב עם התשובה הגיע, ושוב זה נייר, ושוב אני עומדת עם מעטפה ביד ולא יודעת אם כתוב שם דבר טוב או דבר רע. שכבתי איתה בבית שלושה ימים לפני שנתתי למסקרם. שלושה ימים חשבתי על זה בעבודה. אז אם מתקשרים להזמין, שיתקשרו גם להגיד. חצי דקה, גברת סמאנך, הכול בסדר. זה הכול. ואם באמת רוצים, שיביאו את המכונה הזאת קרוב. אני שומעת שיש ניידת שנוסעת ליישובים. שתבוא ליד המתנ"ס בקריית שרת ביום שישי בבוקר, כשכולנו בשוק ממילא. אני מבטיחה לך שאני מביאה איתי ארבע נשים.</w:t>
+        <w:t xml:space="preserve">ת: שמישהו יתקשר. זהו. זה הכול. לא מכתב. טלפון, קול של בן אדם, באמהרית. אני יודעת שעכשיו מישהו יגיד, אה, אז נשלח את המכתב באמהרית. [שותקת] לא. אני גם אמהרית לא קוראת טוב. ארבע שנים למדתי, ואת זה כבר שכחתי, אני קוראת אולי כותרת. מכתב זה מכתב, בכל שפה זה נייר שאני לא יכולה לפתוח. הבינו את זה, אתם. אישה שלא קוראת, לא קוראת בשום שפה. אז טלפון. ואם היא לא עונה, עוד פעם מחר. אסנת התקשרה אליי גם יומיים לפני התור, להזכיר. זה מה שגרם לי לא לשכוח. דבר שני שהייתי משנה, שיהיה מישהו קבוע. שאני אבוא למרפאה ותהיה שם אישה אחת שמכירה אותי בשם, שיודעת שאני עובדת במשמרת בוקר, שאני לא יכולה תורים בעשר. שאני לא אצטרך כל פעם להתחיל מההתחלה מול פקידה חדשה שמסתכלת עליי ומחליטה משהו. ודבר שלישי, שאני לא אצטרך לקחת את הבת שלי. שיהיה שם מישהו שמדבר איתי, ואז מסקרם יכולה להישאר בעבודה שלה ואני נכנסת לבד כמו כל אישה. ועוד דבר אחד, על התשובה. אחרי הבדיקה הראשונה חיכיתי שבועיים והמכתב עם התשובה הגיע, ושוב זה נייר, ושוב אני עומדת עם מעטפה ביד ולא יודעת אם כתוב שם דבר טוב או דבר רע. שכבתי איתה בבית שלושה ימים לפני שנתתי למסקרם. שלושה ימים חשבתי על זה בעבודה. אז אם מתקשרים להזמין, שיתקשרו גם להגיד. חצי דקה, גברת אלמו, הכול בסדר. זה הכול. ואם באמת רוצים, שיביאו את המכונה הזאת קרוב. אני שומעת שיש ניידת שנוסעת ליישובים. שתבוא ליד המתנ"ס בקריית שרת ביום שישי בבוקר, כשכולנו בשוק ממילא. אני מבטיחה לך שאני מביאה איתי ארבע נשים.</w:t>
       </w:r>
     </w:p>
     <w:p>
@@ -2613,7 +2634,7 @@
           <w:szCs w:val="28"/>
           <w:rtl/>
         </w:rPr>
-        <w:t xml:space="preserve">ראיון מספר 3: עאליה אבו עראר</w:t>
+        <w:t xml:space="preserve">ראיון מספר 3: חנאן אבו סביח</w:t>
       </w:r>
     </w:p>
     <w:p>
@@ -2655,7 +2676,7 @@
           <w:szCs w:val="24"/>
           <w:rtl/>
         </w:rPr>
-        <w:t xml:space="preserve">הראיון נערך בביתה של עאליה בשכונה מוסדרת בערערה בנגב, בשעה ארבע אחר הצהריים, אחרי שסיימה יום לימודים והספיקה להעמיד סיר על האש. בתה הקטנה נכנסה פעמיים לחדר ויצאה. עאליה ישבה זקופה, ענתה בקצב של מי שרגילה לדבר מול קהל, ולעיתים קרובות הפכה את השאלה מעצמה אל נשים אחרות ביישוב ובפזורה. פעם אחת עצרה באמצע וציינה זאת בעצמה. בשני מקומות הרימה את הקול, ובשניהם ביקשה מיד אחר כך סליחה שאינה נחוצה. את הטלפון הפכה על הפנים לפני שהתחלנו.</w:t>
+        <w:t xml:space="preserve">הראיון נערך בביתה של חנאן בשכונה מוסדרת בערערה בנגב, בשעה ארבע אחר הצהריים, אחרי שסיימה יום לימודים והספיקה להעמיד סיר על האש. בתה הקטנה נכנסה פעמיים לחדר ויצאה. חנאן ישבה זקופה, ענתה בקצב של מי שרגילה לדבר מול קהל, ולעיתים קרובות הפכה את השאלה מעצמה אל נשים אחרות ביישוב ובפזורה. פעם אחת עצרה באמצע וציינה זאת בעצמה. בשני מקומות הרימה את הקול, ובשניהם ביקשה מיד אחר כך סליחה שאינה נחוצה. את הטלפון הפכה על הפנים לפני שהתחלנו.</w:t>
       </w:r>
     </w:p>
     <w:p>
@@ -2718,7 +2739,7 @@
           <w:szCs w:val="24"/>
           <w:rtl/>
         </w:rPr>
-        <w:t xml:space="preserve">ת: קוראים לי עאליה אבו עראר, בת ארבעים ושבע, מורה לערבית בבית הספר היסודי כאן בערערה. שנה עשרים ואחת שאני מלמדת. גדלתי כאן, יצאתי לבאר שבע רק בשביל התואר בחינוך ותעודת הוראה, וחזרתי. בעלי סאלם עובד בחברת בנייה בבאר שבע, יוצא בחמש וחצי בבוקר עם הרכב, חוזר בשש בערב. יש לנו שישה ילדים. מוחמד הגדול בן עשרים וארבע, גמר הנדסאי מכונות ועובד באזור התעשייה. הבה בת עשרים ושתיים, שנה שלישית סיעוד בבן גוריון, היא זאת שמתקנת לי כל מילה שאני אומרת על רופאים. אחמד בן תשע עשרה. סארה בת שש עשרה, בכיתה י"א. יוסף בן שלוש עשרה. ולין הקטנה בת תשע, בכיתה ד', בכיתה המקבילה לשלי ולא אצלי, ככה סיכמנו מראש. היום שלי מתחיל בחמש. תפילה, בצק, סנדוויצ'ים, מעירה את כולם, בשבע ורבע אני כבר בחדר המורים. יוצאת בשתיים ואז זה מתחיל שוב מהתחלה. בישול, שיעורי בית, מחברות בלילה כשכולם ישנים. נסרין, אחותי הגדולה, גרה שני רחובות מכאן ואני עוברת אצלה כמעט כל יום, לפעמים רק לחמש דקות בדרך מהמכולת. אני גרה בשכונה מוסדרת, לבית שלי יש מספר, יש רחוב, הדואר מגיע לפה. אני אומרת את זה כי בשבילי זה לא פרט קטן. חצי מהתלמידים שלי מגיעים מהפזורה, ממקומות בלי כתובת ובלי כביש. אמא שלהם קמה בארבע וחצי כדי להוציא אותם לכביש הראשי לפני שההסעה עוברת, ואם ירד גשם בלילה ההסעה לא נכנסת בכלל לשביל העפר והם מגיעים אליי בשמונה וחצי רטובים. את שואלת אותי על שגרה, אז השגרה שלי והשגרה שלהן זה לא אותו עולם. סליחה, גלשתי. [מחייכת] אני תמיד גולשת.</w:t>
+        <w:t xml:space="preserve">ת: קוראים לי חנאן אבו סביח, בת ארבעים ושבע, מורה לערבית בבית הספר היסודי כאן בערערה. שנה עשרים ואחת שאני מלמדת. גדלתי כאן, יצאתי לבאר שבע רק בשביל התואר בחינוך ותעודת הוראה, וחזרתי. בעלי סאלם עובד בחברת בנייה בבאר שבע, יוצא בחמש וחצי בבוקר עם הרכב, חוזר בשש בערב. יש לנו שישה ילדים. מוחמד הגדול בן עשרים וארבע, גמר הנדסאי מכונות ועובד באזור התעשייה. הבה בת עשרים ושתיים, שנה שלישית סיעוד בבן גוריון, היא זאת שמתקנת לי כל מילה שאני אומרת על רופאים. אחמד בן תשע עשרה. סארה בת שש עשרה, בכיתה י"א. יוסף בן שלוש עשרה. ולין הקטנה בת תשע, בכיתה ד', בכיתה המקבילה לשלי ולא אצלי, ככה סיכמנו מראש. היום שלי מתחיל בחמש. תפילה, בצק, סנדוויצ'ים, מעירה את כולם, בשבע ורבע אני כבר בחדר המורים. יוצאת בשתיים ואז זה מתחיל שוב מהתחלה. בישול, שיעורי בית, מחברות בלילה כשכולם ישנים. נסרין, אחותי הגדולה, גרה שני רחובות מכאן ואני עוברת אצלה כמעט כל יום, לפעמים רק לחמש דקות בדרך מהמכולת. אני גרה בשכונה מוסדרת, לבית שלי יש מספר, יש רחוב, הדואר מגיע לפה. אני אומרת את זה כי בשבילי זה לא פרט קטן. חצי מהתלמידים שלי מגיעים מהפזורה, ממקומות בלי כתובת ובלי כביש. אמא שלהם קמה בארבע וחצי כדי להוציא אותם לכביש הראשי לפני שההסעה עוברת, ואם ירד גשם בלילה ההסעה לא נכנסת בכלל לשביל העפר והם מגיעים אליי בשמונה וחצי רטובים. את שואלת אותי על שגרה, אז השגרה שלי והשגרה שלהן זה לא אותו עולם. סליחה, גלשתי. [מחייכת] אני תמיד גולשת.</w:t>
       </w:r>
     </w:p>
     <w:p>
@@ -2760,7 +2781,7 @@
           <w:szCs w:val="24"/>
           <w:rtl/>
         </w:rPr>
-        <w:t xml:space="preserve">ת: תראי, אני האישה שלוקחת את כולם. את לין לרופא אף אוזן גרון, את יוסף לגבס כשנפל מהאופניים, את אמא של סאלם לבדיקות דם כל שלושה חודשים. אני יודעת את כל השעות של המרפאה בעל פה, מי מקבל בבוקר ומי אחרי ארבע. את עצמי אני דוחה. שנה וחצי הלכתי עם כאב בגב התחתון ואמרתי זה מהעמידה בכיתה, זה מהתיק, זה יעבור. בסוף לא יכולתי לקום מהמיטה בבוקר אחד וסאלם לקח אותי, ואז יצא שזאת דיסק ושהייתי צריכה לטפל בזה שנה קודם. אז זה התשובה שלי. אני הולכת כשאני כבר לא מתפקדת, לא לפני. אם יש חום אצל הילדים אני בקופה באותו יום, אם יש חום אצלי אני שותה משהו חם ומלמדת. אני יודעת שזה לא נכון, אני אומרת לך את זה בתור מישהי שיודעת שזה לא נכון, וזה עדיין מה שאני עושה. יש לזה גם צד של זמן. תור לרופאת המשפחה זה שעה מהחיים שלי באמצע יום עבודה, ואם צריך משהו בבאר שבע זה חצי יום ורכב שאין לי. וגם, איך אני אגיד את זה, אישה שכל היום מטפלת בכולם מרגישה מוזר לשבת ולדבר על עצמה. לא רגילה לזה. אני יושבת מול ד"ר לובנה ומתחילה לספר לה על החותנת שלי במקום על עצמי. היא כבר מכירה אותי, היא עוצרת אותי ואומרת עאליה, עליך עכשיו. בדיקת דם אחרונה שעשיתי לעצמי בלי שמישהו שלח אותי היתה כשהייתי בהיריון עם לין, לפני עשר שנים. זה נשמע נורא כשאני אומרת את זה בקול.</w:t>
+        <w:t xml:space="preserve">ת: תראי, אני האישה שלוקחת את כולם. את לין לרופא אף אוזן גרון, את יוסף לגבס כשנפל מהאופניים, את אמא של סאלם לבדיקות דם כל שלושה חודשים. אני יודעת את כל השעות של המרפאה בעל פה, מי מקבל בבוקר ומי אחרי ארבע. את עצמי אני דוחה. שנה וחצי הלכתי עם כאב בגב התחתון ואמרתי זה מהעמידה בכיתה, זה מהתיק, זה יעבור. בסוף לא יכולתי לקום מהמיטה בבוקר אחד וסאלם לקח אותי, ואז יצא שזאת דיסק ושהייתי צריכה לטפל בזה שנה קודם. אז זה התשובה שלי. אני הולכת כשאני כבר לא מתפקדת, לא לפני. אם יש חום אצל הילדים אני בקופה באותו יום, אם יש חום אצלי אני שותה משהו חם ומלמדת. אני יודעת שזה לא נכון, אני אומרת לך את זה בתור מישהי שיודעת שזה לא נכון, וזה עדיין מה שאני עושה. יש לזה גם צד של זמן. תור לרופאת המשפחה זה שעה מהחיים שלי באמצע יום עבודה, ואם צריך משהו בבאר שבע זה חצי יום ורכב שאין לי. וגם, איך אני אגיד את זה, אישה שכל היום מטפלת בכולם מרגישה מוזר לשבת ולדבר על עצמה. לא רגילה לזה. אני יושבת מול ד"ר לובנה ומתחילה לספר לה על החותנת שלי במקום על עצמי. היא כבר מכירה אותי, היא עוצרת אותי ואומרת חנאן, עליך עכשיו. בדיקת דם אחרונה שעשיתי לעצמי בלי שמישהו שלח אותי היתה כשהייתי בהיריון עם לין, לפני עשר שנים. זה נשמע נורא כשאני אומרת את זה בקול.</w:t>
       </w:r>
     </w:p>
     <w:p>
@@ -3222,7 +3243,7 @@
           <w:szCs w:val="24"/>
           <w:rtl/>
         </w:rPr>
-        <w:t xml:space="preserve">ת: כן, וזאת כל הסיבה שאני יושבת פה ומספרת לך שנבדקתי. ד"ר לובנה. הגעתי אליה בכלל בגלל הגב, וכשמילאנו את הטפסים היא שאלה שאלה על המשפחה ואני אמרתי שנסרין חלתה. היא עצרה את מה שהיא עשתה. סגרה את המסך, לקחה דף לבן, וציירה עליו עיגולים, את, האחות שלך, אמא שלך, הדודות. שאלה בת כמה היתה נסרין כשאובחנה. אמרתי ארבעים ושלוש. היא הסתכלה עליי ואמרה עאליה, את בת ארבעים וארבע. ארבע דקות זה לקח. אולי חמש. אבל היא אמרה את זה כשהיא מסתכלת עליי בעיניים ולא במחשב, וזה ההבדל בין נייר ורוד על קיר לבין בן אדם. יצאתי משם עם ההפניה ועם משהו בבטן, ובכל זאת חיכיתי חודשיים עד שהניידת הגיעה. אז גם המלצה אישית לא הזיזה אותי מיד, אני מודה בזה. עכשיו לצד השני. יש לי שכנה, ג'מילה, בת חמישים ושתיים, הולכת למרפאה כל חודשיים בגלל סוכרת. שאלתי אותה פעם אם מישהו דיבר איתה על ממוגרפיה, והיא אמרה לי לא, למה, יש לי משהו? ככה. שנים היא נכנסת ויוצאת מהחדר הזה ואף אחד לא אמר לה משפט אחד. אני חושבת שהמשפט הזה עולה למישהו ארבע דקות והוא שווה יותר מכל הקמפיינים. וסמאח האחות עשתה לי עוד דבר קטן שאני זוכרת. היא התקשרה אליי יומיים לפני שהניידת הגיעה, סתם להזכיר, שיחה של דקה. באותו שבוע היו לי מבחנים לבדוק ואני כמעט בטוחה שבלי השיחה הזאת הייתי דוחה את זה לפעם הבאה. ופעם הבאה, את יודעת, זה שלוש שנים.</w:t>
+        <w:t xml:space="preserve">ת: כן, וזאת כל הסיבה שאני יושבת פה ומספרת לך שנבדקתי. ד"ר לובנה. הגעתי אליה בכלל בגלל הגב, וכשמילאנו את הטפסים היא שאלה שאלה על המשפחה ואני אמרתי שנסרין חלתה. היא עצרה את מה שהיא עשתה. סגרה את המסך, לקחה דף לבן, וציירה עליו עיגולים, את, האחות שלך, אמא שלך, הדודות. שאלה בת כמה היתה נסרין כשאובחנה. אמרתי ארבעים ושלוש. היא הסתכלה עליי ואמרה חנאן, את בת ארבעים וארבע. ארבע דקות זה לקח. אולי חמש. אבל היא אמרה את זה כשהיא מסתכלת עליי בעיניים ולא במחשב, וזה ההבדל בין נייר ורוד על קיר לבין בן אדם. יצאתי משם עם ההפניה ועם משהו בבטן, ובכל זאת חיכיתי חודשיים עד שהניידת הגיעה. אז גם המלצה אישית לא הזיזה אותי מיד, אני מודה בזה. עכשיו לצד השני. יש לי שכנה, ג'מילה, בת חמישים ושתיים, הולכת למרפאה כל חודשיים בגלל סוכרת. שאלתי אותה פעם אם מישהו דיבר איתה על ממוגרפיה, והיא אמרה לי לא, למה, יש לי משהו? ככה. שנים היא נכנסת ויוצאת מהחדר הזה ואף אחד לא אמר לה משפט אחד. אני חושבת שהמשפט הזה עולה למישהו ארבע דקות והוא שווה יותר מכל הקמפיינים. וסמאח האחות עשתה לי עוד דבר קטן שאני זוכרת. היא התקשרה אליי יומיים לפני שהניידת הגיעה, סתם להזכיר, שיחה של דקה. באותו שבוע היו לי מבחנים לבדוק ואני כמעט בטוחה שבלי השיחה הזאת הייתי דוחה את זה לפעם הבאה. ופעם הבאה, את יודעת, זה שלוש שנים.</w:t>
       </w:r>
     </w:p>
     <w:p>
@@ -3370,7 +3391,7 @@
           <w:szCs w:val="28"/>
           <w:rtl/>
         </w:rPr>
-        <w:t xml:space="preserve">ראיון מספר 4: מראם ח'טיב</w:t>
+        <w:t xml:space="preserve">ראיון מספר 4: איבתיסאם דאהר</w:t>
       </w:r>
     </w:p>
     <w:p>
@@ -3412,7 +3433,7 @@
           <w:szCs w:val="24"/>
           <w:rtl/>
         </w:rPr>
-        <w:t xml:space="preserve">הראיון נערך בערב יום שלישי בדירתה של מראם, דירת שני חדרים בקומה שלישית ברמלה, כשעה אחרי שסגרה את המספרה. היא קיבלה את המראיינת בסינר עבודה שעדיין היה עליה, התנצלה על כך פעמיים, ומיד הגישה קפה ותמרים. במהלך השיחה היא ישבה זקופה, דיברה בעברית רהוטה ומדודה, ופה ושם עברה לערבית כשדיברה על אמה ועל הדודה שלה. פעמיים קמה באמצע משפט לסדר משהו במטבח. כשהגיעה לתיאור השבועיים שבהם חיכתה לתשובת הבדיקה, ידיה רעדו על השולחן והיא שמה אותן בחיק. היא ביקשה לדעת אם התשובות שלה "בסדר", ושאלה את זה שוב לקראת הסוף.</w:t>
+        <w:t xml:space="preserve">הראיון נערך בערב יום שלישי בדירתה של איבתיסאם, דירת שני חדרים בקומה שלישית ברמלה, כשעה אחרי שסגרה את המספרה. היא קיבלה את המראיינת בסינר עבודה שעדיין היה עליה, התנצלה על כך פעמיים, ומיד הגישה קפה ותמרים. במהלך השיחה היא ישבה זקופה, דיברה בעברית רהוטה ומדודה, ופה ושם עברה לערבית כשדיברה על אמה ועל הדודה שלה. פעמיים קמה באמצע משפט לסדר משהו במטבח. כשהגיעה לתיאור השבועיים שבהם חיכתה לתשובת הבדיקה, ידיה רעדו על השולחן והיא שמה אותן בחיק. היא ביקשה לדעת אם התשובות שלה "בסדר", ושאלה את זה שוב לקראת הסוף.</w:t>
       </w:r>
     </w:p>
     <w:p>
@@ -3475,7 +3496,7 @@
           <w:szCs w:val="24"/>
           <w:rtl/>
         </w:rPr>
-        <w:t xml:space="preserve">ת: טוב. אני מראם, בת חמישים ושתיים, נולדתי ברמלה וגרה ברמלה כל החיים, אף פעם לא גרתי במקום אחר. יש לי שלוש בנות. רנא היא הגדולה, בת עשרים ושבע, נשואה, גרה בלוד. סברין בת עשרים ושלוש, גם נשואה, גרה פה ברמלה, עשר דקות ממני ברגל. ולין, הקטנה, בת תשע עשרה, היא עברה לגור אצל רנא בלוד לפני שנה בערך, עובדת שם במאפייה ולומדת ערב אחד בשבוע איזה קורס של הנהלת חשבונות, אני לא בטוחה בדיוק מה זה. אני גרושה שבע שנים. אני גרה לבד בדירה של שני חדרים, קומה שלישית, בלי מעלית. שני חדרים. אני אומרת את זה כי אנשים תמיד קצת מופתעים, כאילו מה זאת אומרת לבד [מחייכת]. השגרה, מה יש להגיד עליה. אני קמה בשש ועשרים, שותה קפה לבד במטבח, זה הזמן הכי טוב שלי בכל היום, השקט הזה. בתשע אני כבר במספרה ברחוב הרצל, אצל ורדה. תשע שנים אני אצלה. שוטפת ראשים, צובעת, מייבשת, מטאטאת. עומדת. כל היום עומדת, זה הדבר שהכי הורג את הגב. בשבע בערב אני סוגרת איתה, לפעמים שבע וחצי אם יש כלה או אירוע. חוזרת, מחממת משהו, סברין מתקשרת כל ערב בדיוק בתשע, מדברות עשר דקות, וזהו. בשישי עד שתיים ואז אני הולכת לאכול אצל סברין. זה החיים. לא סיפור גדול.</w:t>
+        <w:t xml:space="preserve">ת: טוב. אני איבתיסאם, בת חמישים ושתיים, נולדתי ברמלה וגרה ברמלה כל החיים, אף פעם לא גרתי במקום אחר. יש לי שלוש בנות. רנא היא הגדולה, בת עשרים ושבע, נשואה, גרה בלוד. סברין בת עשרים ושלוש, גם נשואה, גרה פה ברמלה, עשר דקות ממני ברגל. ולין, הקטנה, בת תשע עשרה, היא עברה לגור אצל רנא בלוד לפני שנה בערך, עובדת שם במאפייה ולומדת ערב אחד בשבוע איזה קורס של הנהלת חשבונות, אני לא בטוחה בדיוק מה זה. אני גרושה שבע שנים. אני גרה לבד בדירה של שני חדרים, קומה שלישית, בלי מעלית. שני חדרים. אני אומרת את זה כי אנשים תמיד קצת מופתעים, כאילו מה זאת אומרת לבד [מחייכת]. השגרה, מה יש להגיד עליה. אני קמה בשש ועשרים, שותה קפה לבד במטבח, זה הזמן הכי טוב שלי בכל היום, השקט הזה. בתשע אני כבר במספרה ברחוב הרצל, אצל ורדה. תשע שנים אני אצלה. שוטפת ראשים, צובעת, מייבשת, מטאטאת. עומדת. כל היום עומדת, זה הדבר שהכי הורג את הגב. בשבע בערב אני סוגרת איתה, לפעמים שבע וחצי אם יש כלה או אירוע. חוזרת, מחממת משהו, סברין מתקשרת כל ערב בדיוק בתשע, מדברות עשר דקות, וזהו. בשישי עד שתיים ואז אני הולכת לאכול אצל סברין. זה החיים. לא סיפור גדול.</w:t>
       </w:r>
     </w:p>
     <w:p>
@@ -3643,7 +3664,7 @@
           <w:szCs w:val="24"/>
           <w:rtl/>
         </w:rPr>
-        <w:t xml:space="preserve">ת: זה היה יום רביעי. אני זוכרת שזה היה רביעי כי רביעי זה יום שקט במספרה. אמרתי לוורדה שיש לי עניין בקופת חולים ושאני צריכה שעתיים, ולא אמרתי מה. היא אמרה לכי לכי. לבשתי חולצה עם כפתורים כי חשבתי שיהיה יותר קל להוריד, זה מה שהיה לי בראש בבוקר, החולצה. לא הזמנתי אוטובוס, לקחתי מונית, ארבעים שקל, ואני זוכרת שישבתי מאחורה וחשבתי ארבעים שקל זה שני טיפים של יום שלם. הגעתי למכון, מילאתי טופס עם שאלות, ניתוחים, תרופות, ואם יש במשפחה. ובשורה הזאת עצרתי. כי יש. יש הדודה. וישבתי עם העט ולא ידעתי אם דודה נחשבת, וכתבתי כן, וכתבתי לידה בסוגריים דודה של אבא. הפקידה לקחה את הדף ולא הסתכלה עליו בכלל. חיכיתי אולי עשרים דקות ורגלי לא הפסיקה לנוע, את יודעת, ככה, למעלה למטה. מולי ישבה אישה מבוגרת עם הבת שלה, והבת החזיקה לה את התיק ואת המעיל, ואני הסתכלתי עליהן יותר מדי זמן. קראו לי בשם, מראם, ונכנסתי לתא קטן עם וילון שלא נסגר עד הסוף, ושם הורדתי חולצה וחזייה ולבשתי איזה כותונת נייר. הבחורה שעשתה לי הייתה צעירה, אולי שלושים, עם תג על השם אנה. היא הייתה עניינית. שמה לי את החזה על משטח והמכשיר הזה יורד, וזה קר. אף אחד לא אומר לך שזה קר. היא אמרה תנשמי, עכשיו אל תנשמי, אל תזוזי, ואז שוב מהצד השני. כאב, אבל לא כמו שחשבתי, פחות. הכול ביחד אולי שמונה דקות. יצאתי ולא חזרתי ישר לעבודה. ישבתי על ספסל בחוץ עשרים דקות כי הידיים שלי רעדו, קניתי קפה בחמישה שקלים והחזקתי אותו. אחר כך חזרתי למספרה ושטפתי ראש לאישה ולא אמרתי כלום לאף אחד.</w:t>
+        <w:t xml:space="preserve">ת: זה היה יום רביעי. אני זוכרת שזה היה רביעי כי רביעי זה יום שקט במספרה. אמרתי לוורדה שיש לי עניין בקופת חולים ושאני צריכה שעתיים, ולא אמרתי מה. היא אמרה לכי לכי. לבשתי חולצה עם כפתורים כי חשבתי שיהיה יותר קל להוריד, זה מה שהיה לי בראש בבוקר, החולצה. לא הזמנתי אוטובוס, לקחתי מונית, ארבעים שקל, ואני זוכרת שישבתי מאחורה וחשבתי ארבעים שקל זה שני טיפים של יום שלם. הגעתי למכון, מילאתי טופס עם שאלות, ניתוחים, תרופות, ואם יש במשפחה. ובשורה הזאת עצרתי. כי יש. יש הדודה. וישבתי עם העט ולא ידעתי אם דודה נחשבת, וכתבתי כן, וכתבתי לידה בסוגריים דודה של אבא. הפקידה לקחה את הדף ולא הסתכלה עליו בכלל. חיכיתי אולי עשרים דקות ורגלי לא הפסיקה לנוע, את יודעת, ככה, למעלה למטה. מולי ישבה אישה מבוגרת עם הבת שלה, והבת החזיקה לה את התיק ואת המעיל, ואני הסתכלתי עליהן יותר מדי זמן. קראו לי בשם, איבתיסאם, ונכנסתי לתא קטן עם וילון שלא נסגר עד הסוף, ושם הורדתי חולצה וחזייה ולבשתי איזה כותונת נייר. הבחורה שעשתה לי הייתה צעירה, אולי שלושים, עם תג על השם אנה. היא הייתה עניינית. שמה לי את החזה על משטח והמכשיר הזה יורד, וזה קר. אף אחד לא אומר לך שזה קר. היא אמרה תנשמי, עכשיו אל תנשמי, אל תזוזי, ואז שוב מהצד השני. כאב, אבל לא כמו שחשבתי, פחות. הכול ביחד אולי שמונה דקות. יצאתי ולא חזרתי ישר לעבודה. ישבתי על ספסל בחוץ עשרים דקות כי הידיים שלי רעדו, קניתי קפה בחמישה שקלים והחזקתי אותו. אחר כך חזרתי למספרה ושטפתי ראש לאישה ולא אמרתי כלום לאף אחד.</w:t>
       </w:r>
     </w:p>
     <w:p>
@@ -3895,7 +3916,7 @@
           <w:szCs w:val="24"/>
           <w:rtl/>
         </w:rPr>
-        <w:t xml:space="preserve">ת: אני מאמינה. אני לא אישה שמתפללת חמש פעמים, אני אגיד את זה בכנות, אני מתפללת כשאני מרגישה צורך, ואני צמה ברמדאן וזה חשוב לי. אז כן, אני מאמינה שהכול מהאלוהים, גם החיים וגם המוות, זה לא בידיים שלנו. אבל אני אגיד לך משהו שחשבתי עליו רק אחרי שהלכתי לבדיקה, לא לפני. שמעתי את המשפט הזה, אם כתוב אז כתוב, המון פעמים בחתונות ובאירועים. אישה אחת אמרה לי את זה ממש כשסיפרתי לה על המכתב, היא אמרה מראם, מה את מתרגשת, מה שכתוב לך יקרה גם אם תלכי וגם אם לא. וברגע הזה זה נשמע לי כמו נחמה. אבל היום אני חושבת שהשתמשתי בזה. אני השתמשתי באלוהים כדי לא ללכת. זה נשמע נורא, מה שאמרתי, אבל זאת האמת. הייתי אומרת אללה יסתור, שאלוהים ישמור, ואז הייתי סוגרת את המגירה. ועוד משהו, בשבועיים ההם של ההמתנה התפללתי יותר מאשר בשנה שלמה. נדרתי נדר, אמרתי אם התשובה טובה אני נותנת צדקה בעיד ולא סתם משהו קטן. אז מי שאומרת שהכול בידי שמיים והולכת לישון בשקט, כל הכבוד לה, אני לא כזאת. אני הייתי מתמקחת עם אלוהים בשלוש בלילה. ואם אלוהים נתן לרופאה ידיים ועיניים ומכשיר, אז זה גם ממנו, לא? זה גם כתוב. אני לא למדתי דת ואני לא רוצה להגיד דברים שאני לא יודעת, אני לא שיח'ה. אבל בשכל הפשוט שלי, שמירה על הגוף היא לא נגד האמונה. הבעיה היא שקל להתחבא מאחורי משפט יפה כשהפחד גדול.</w:t>
+        <w:t xml:space="preserve">ת: אני מאמינה. אני לא אישה שמתפללת חמש פעמים, אני אגיד את זה בכנות, אני מתפללת כשאני מרגישה צורך, ואני צמה ברמדאן וזה חשוב לי. אז כן, אני מאמינה שהכול מהאלוהים, גם החיים וגם המוות, זה לא בידיים שלנו. אבל אני אגיד לך משהו שחשבתי עליו רק אחרי שהלכתי לבדיקה, לא לפני. שמעתי את המשפט הזה, אם כתוב אז כתוב, המון פעמים בחתונות ובאירועים. אישה אחת אמרה לי את זה ממש כשסיפרתי לה על המכתב, היא אמרה איבתיסאם, מה את מתרגשת, מה שכתוב לך יקרה גם אם תלכי וגם אם לא. וברגע הזה זה נשמע לי כמו נחמה. אבל היום אני חושבת שהשתמשתי בזה. אני השתמשתי באלוהים כדי לא ללכת. זה נשמע נורא, מה שאמרתי, אבל זאת האמת. הייתי אומרת אללה יסתור, שאלוהים ישמור, ואז הייתי סוגרת את המגירה. ועוד משהו, בשבועיים ההם של ההמתנה התפללתי יותר מאשר בשנה שלמה. נדרתי נדר, אמרתי אם התשובה טובה אני נותנת צדקה בעיד ולא סתם משהו קטן. אז מי שאומרת שהכול בידי שמיים והולכת לישון בשקט, כל הכבוד לה, אני לא כזאת. אני הייתי מתמקחת עם אלוהים בשלוש בלילה. ואם אלוהים נתן לרופאה ידיים ועיניים ומכשיר, אז זה גם ממנו, לא? זה גם כתוב. אני לא למדתי דת ואני לא רוצה להגיד דברים שאני לא יודעת, אני לא שיח'ה. אבל בשכל הפשוט שלי, שמירה על הגוף היא לא נגד האמונה. הבעיה היא שקל להתחבא מאחורי משפט יפה כשהפחד גדול.</w:t>
       </w:r>
     </w:p>
     <w:p>
@@ -3937,7 +3958,7 @@
           <w:szCs w:val="24"/>
           <w:rtl/>
         </w:rPr>
-        <w:t xml:space="preserve">ת: ההתנהלות עצמה, אני חייבת להגיד, לא הייתה נוראה. התור לקח לי בערך חמישה שבועות מהיום שהתקשרתי. התקשרתי אחרי השיחה עם ד"ר לימור, בערב, ישבתי עם הטלפון עשרים דקות בין הקשות, תלחצי אחת, תלחצי שתיים, נציג יענה בעוד שבע דקות. זה מעייף אישה שעמדה כל היום. הפקידה הייתה יבשה אבל בסדר, לא עשתה לי פרצוף. השפה לא הייתה בעיה בשבילי כי אני מדברת עברית מהבית כמעט, בגלל בית הספר ובגלל העבודה. אבל אני חושבת על אמא שלי, אללה ירחמה, שהייתה מסתכלת על מכתב כזה ומחכה שמישהו יבוא ויקרא לה אותו. וכשמחכים שמישהו יקרא לך מכתב, אז עד שהוא בא כבר עברו שבועיים והמכתב במגירה. המכון עצמו לא ברמלה, נסעתי, זה בערך עשרים דקות במונית. אין לי רישיון. אין לי אוטו. אף פעם לא היה לי. הדבר היחיד שבאמת הכעיס אותי זה התוצאה. אני עשיתי את הבדיקה ואף אחד לא אמר לי מתי אני יודעת. אמרו לי זה הולך לרופאה. הלך לרופאה. ומה איתי. אני התקשרתי ביום התשיעי למרפאה והפקידה אמרה לי גברת, התשובות מגיעות לרופא המטפל, את תוזמני אם צריך. את תוזמני אם צריך. את יודעת מה עושה משפט כזה לאישה שמחכה? זה הכי גרוע. כי אם לא מזמינים אותי אז אולי שכחו. ובסוף ד"ר לימור התקשרה אליי ביום חמישי בערך בארבע, ואני הייתי עם הידיים בכיור, שוטפת ראש ללקוחה. ניגבתי יד אחת במגבת ולקחתי את הטלפון, והיא אמרה מראם, הכול תקין. ואני אמרתי לה מה, סליחה, תגידי לי עוד פעם. היא אמרה עוד פעם. וחזרתי לכיור והמשכתי לשטוף ולא אמרתי ללקוחה כלום.</w:t>
+        <w:t xml:space="preserve">ת: ההתנהלות עצמה, אני חייבת להגיד, לא הייתה נוראה. התור לקח לי בערך חמישה שבועות מהיום שהתקשרתי. התקשרתי אחרי השיחה עם ד"ר לימור, בערב, ישבתי עם הטלפון עשרים דקות בין הקשות, תלחצי אחת, תלחצי שתיים, נציג יענה בעוד שבע דקות. זה מעייף אישה שעמדה כל היום. הפקידה הייתה יבשה אבל בסדר, לא עשתה לי פרצוף. השפה לא הייתה בעיה בשבילי כי אני מדברת עברית מהבית כמעט, בגלל בית הספר ובגלל העבודה. אבל אני חושבת על אמא שלי, אללה ירחמה, שהייתה מסתכלת על מכתב כזה ומחכה שמישהו יבוא ויקרא לה אותו. וכשמחכים שמישהו יקרא לך מכתב, אז עד שהוא בא כבר עברו שבועיים והמכתב במגירה. המכון עצמו לא ברמלה, נסעתי, זה בערך עשרים דקות במונית. אין לי רישיון. אין לי אוטו. אף פעם לא היה לי. הדבר היחיד שבאמת הכעיס אותי זה התוצאה. אני עשיתי את הבדיקה ואף אחד לא אמר לי מתי אני יודעת. אמרו לי זה הולך לרופאה. הלך לרופאה. ומה איתי. אני התקשרתי ביום התשיעי למרפאה והפקידה אמרה לי גברת, התשובות מגיעות לרופא המטפל, את תוזמני אם צריך. את תוזמני אם צריך. את יודעת מה עושה משפט כזה לאישה שמחכה? זה הכי גרוע. כי אם לא מזמינים אותי אז אולי שכחו. ובסוף ד"ר לימור התקשרה אליי ביום חמישי בערך בארבע, ואני הייתי עם הידיים בכיור, שוטפת ראש ללקוחה. ניגבתי יד אחת במגבת ולקחתי את הטלפון, והיא אמרה איבתיסאם, הכול תקין. ואני אמרתי לה מה, סליחה, תגידי לי עוד פעם. היא אמרה עוד פעם. וחזרתי לכיור והמשכתי לשטוף ולא אמרתי ללקוחה כלום.</w:t>
       </w:r>
     </w:p>
     <w:p>
@@ -3979,7 +4000,7 @@
           <w:szCs w:val="24"/>
           <w:rtl/>
         </w:rPr>
-        <w:t xml:space="preserve">ת: כן. וזה כל הסיפור, למען האמת. הכול בגלל זה. ד"ר לימור היא הרופאה שלי בערך שש שנים, אישה בת ארבעים ומשהו, מדברת מהר. ויום אחד המרפאה מתקשרת אליי, לא אני אליהם, והפקידה אומרת ד"ר לימור מבקשת שתקפצי אליה לעשר דקות, לא דחוף, אבל שתבואי. ואני נבהלתי. חשבתי שיצא משהו בבדיקת דם. לא ישנתי טוב באותו לילה. באתי אחרי העבודה, נכנסתי, והיא אמרה לי מראם, אין שום דבר, שבי, קראתי לך רק בשביל דבר אחד. והיא סובבה אליי את המסך והראתה לי שאני מופיעה אצלה ברשימה של נשים שלא עשו ממוגרפיה. ולקחה דף ועשתה עליי ציור, ככה, איך המכשיר עובד. ואז היא אמרה משפט שאני זוכרת אותו מילה במילה. היא אמרה, מראם, את יושבת מולי שש שנים, ואני לא רוצה שיום אחד תשבי פה ואני אצטרך להגיד לך משהו שיכולתי למנוע ממך. וזהו. עשר דקות. ולפני שיצאתי היא הדפיסה לי את ההפניה ונתנה לי אותה ליד, לא שלחה במייל ולא אמרה זה נמצא באפליקציה, נתנה לי דף ליד. ואמרה לי, בחיוך אבל לא בצחוק, מראם, אל תשימי את זה במגירה. היא לא ידעה בכלל על המגירה. אני יצאתי משם והתחלתי ללכת ברגל הביתה במקום לחכות לאוטובוס. ותראי, המידע לא היה החידוש. את רוב הדברים ידעתי בערך. מה שעשה לי את זה הוא שמישהו טרח. מישהו הרים טלפון ואמר בואי. אף אחד לא מרים אליי טלפון. אני גרה לבד. הטלפון שלי מצלצל בערב עם סברין וזהו. אז כשמרפאה מתקשרת ואומרת לך בואי, זה לא בדיקה, זה מישהו שמחפש אותך.</w:t>
+        <w:t xml:space="preserve">ת: כן. וזה כל הסיפור, למען האמת. הכול בגלל זה. ד"ר לימור היא הרופאה שלי בערך שש שנים, אישה בת ארבעים ומשהו, מדברת מהר. ויום אחד המרפאה מתקשרת אליי, לא אני אליהם, והפקידה אומרת ד"ר לימור מבקשת שתקפצי אליה לעשר דקות, לא דחוף, אבל שתבואי. ואני נבהלתי. חשבתי שיצא משהו בבדיקת דם. לא ישנתי טוב באותו ופאא. באתי אחרי העבודה, נכנסתי, והיא אמרה לי איבתיסאם, אין שום דבר, שבי, קראתי לך רק בשביל דבר אחד. והיא סובבה אליי את המסך והראתה לי שאני מופיעה אצלה ברשימה של נשים שלא עשו ממוגרפיה. ולקחה דף ועשתה עליי ציור, ככה, איך המכשיר עובד. ואז היא אמרה משפט שאני זוכרת אותו מילה במילה. היא אמרה, איבתיסאם, את יושבת מולי שש שנים, ואני לא רוצה שיום אחד תשבי פה ואני אצטרך להגיד לך משהו שיכולתי למנוע ממך. וזהו. עשר דקות. ולפני שיצאתי היא הדפיסה לי את ההפניה ונתנה לי אותה ליד, לא שלחה במייל ולא אמרה זה נמצא באפליקציה, נתנה לי דף ליד. ואמרה לי, בחיוך אבל לא בצחוק, איבתיסאם, אל תשימי את זה במגירה. היא לא ידעה בכלל על המגירה. אני יצאתי משם והתחלתי ללכת ברגל הביתה במקום לחכות לאוטובוס. ותראי, המידע לא היה החידוש. את רוב הדברים ידעתי בערך. מה שעשה לי את זה הוא שמישהו טרח. מישהו הרים טלפון ואמר בואי. אף אחד לא מרים אליי טלפון. אני גרה לבד. הטלפון שלי מצלצל בערב עם סברין וזהו. אז כשמרפאה מתקשרת ואומרת לך בואי, זה לא בדיקה, זה מישהו שמחפש אותך.</w:t>
       </w:r>
     </w:p>
     <w:p>
@@ -4063,7 +4084,7 @@
           <w:szCs w:val="24"/>
           <w:rtl/>
         </w:rPr>
-        <w:t xml:space="preserve">ת: שמישהו יתקשר. זהו. זה מה שהיה צריך לקרות, וזה מה שקרה בסוף, רק שנתיים מאוחר מדי. מכתב אני שמה במגירה. מסרון אני מוחקת בלי לקרוא עד הסוף, כמו שמוחקים פרסומת של רשת. אבל טלפון של בן אדם, עם שם, שאומר גברת ח'טיב, אנחנו רואים שלא עשית, בואי, יש לי יום חמישי בשלוש. את זה קשה לזרוק. אם היית שואלת אותי מה לשנות במערכת, זה. שאישה שלא הגיעה יקבלו עליה טלפון, לא עוד מכתב. ואם אפשר, שזאת תהיה אישה שמדברת ערבית, בשביל נשים כמו אמא שלי שלא הייתה מבינה חצי ממה שכתוב שם. הדבר השני זה השעות. אני עומדת מתשע עד שבע. כל פעם שאני הולכת לבדיקה זה שעתיים שאני מבקשת מוורדה, ואני שונאת לבקש. שיהיה ערב אחד בשבוע, או שתבוא ניידת כזאת שמחנה ליד השוק, שמעתי שיש כאלה, ג'יהאן אמרה שראתה אחת פעם. תחשבי על זה, אישה יוצאת מהמספרה, חוצה את הרחוב, נכנסת, ובעשר דקות היא חזרה לעבודה. חצי מהנשים שאני מכירה היו הולכות. ודבר שלישי, התוצאה. שיגידו לאישה מראש, מראם, את מקבלת תשובה תוך שבוע ואנחנו נתקשר גם אם הכול בסדר. גם אם הכול בסדר. כי השבועיים ההם, בלי לדעת מתי זה נגמר, זה מה שיגרום לאישה לא לבוא בפעם הבאה. לא הלחיצה של המכשיר. ההמתנה.</w:t>
+        <w:t xml:space="preserve">ת: שמישהו יתקשר. זהו. זה מה שהיה צריך לקרות, וזה מה שקרה בסוף, רק שנתיים מאוחר מדי. מכתב אני שמה במגירה. מסרון אני מוחקת בלי לקרוא עד הסוף, כמו שמוחקים פרסומת של רשת. אבל טלפון של בן אדם, עם שם, שאומר גברת דאהר, אנחנו רואים שלא עשית, בואי, יש לי יום חמישי בשלוש. את זה קשה לזרוק. אם היית שואלת אותי מה לשנות במערכת, זה. שאישה שלא הגיעה יקבלו עליה טלפון, לא עוד מכתב. ואם אפשר, שזאת תהיה אישה שמדברת ערבית, בשביל נשים כמו אמא שלי שלא הייתה מבינה חצי ממה שכתוב שם. הדבר השני זה השעות. אני עומדת מתשע עד שבע. כל פעם שאני הולכת לבדיקה זה שעתיים שאני מבקשת מוורדה, ואני שונאת לבקש. שיהיה ערב אחד בשבוע, או שתבוא ניידת כזאת שמחנה ליד השוק, שמעתי שיש כאלה, ג'יהאן אמרה שראתה אחת פעם. תחשבי על זה, אישה יוצאת מהמספרה, חוצה את הרחוב, נכנסת, ובעשר דקות היא חזרה לעבודה. חצי מהנשים שאני מכירה היו הולכות. ודבר שלישי, התוצאה. שיגידו לאישה מראש, איבתיסאם, את מקבלת תשובה תוך שבוע ואנחנו נתקשר גם אם הכול בסדר. גם אם הכול בסדר. כי השבועיים ההם, בלי לדעת מתי זה נגמר, זה מה שיגרום לאישה לא לבוא בפעם הבאה. לא הלחיצה של המכשיר. ההמתנה.</w:t>
       </w:r>
     </w:p>
     <w:p>
@@ -7470,7 +7491,7 @@
           <w:szCs w:val="24"/>
           <w:rtl/>
         </w:rPr>
-        <w:t xml:space="preserve">ת: [שותקת] תראי, אני יכולה לתת לך רשימה יפה. אני מכירה את הרשימה. אבל אצלי זה היה דבר אחד, ואני אגיד אותו בלי לייפות. לא רציתי שזה יהיה אמיתי. מצאתי את הגוש בעצמי, בחורף, במקלחת, ואני זוכרת שעצרתי את היד וחזרתי עליו עוד פעם ועוד פעם, ואמרתי לעצמי, זה בלוטה. וכל עוד לא הלכתי לבדוק, זה נשאר בלוטה. ברגע שאני נכנסת למכון הזה, מישהו אחר מחליט מה זה, וזה כבר לא בידיים שלי. אז מה שהרתיע אותי זה לא המכשיר ולא הטכנאית ולא הכאב. הרתיע אותי שיהיה לזה שם. אנשים חושבים שדחייה זה עצלנות או פחד מהמחשבה על מוות. אצלי זה היה משהו יותר קטן ויותר מטופש. זה היה לשמור על מצב שבו אני עדיין אישה בריאה. כל יום שלא הלכתי הייתי אישה בריאה עוד יום. וכן, היו גם דברים קטנים שהשתמשתי בהם, זה נכון. הקופה, התור, הנסיעה לכפר סבא, שבוע העבודה שלי היה משוגע באותה שנה כי היה קיצוץ ונשארנו שתי עובדות סוציאליות לכל השכונה המזרחית. הכול היה נכון. ואף אחד מהדברים האלה לא היה הסיבה. שנה וחצי, את מבינה? זה לא שכחתי. שנה וחצי אני נגעתי בו כל לילה במיטה לפני שנרדמתי ולא הלכתי. והייתה לי גם שיטה, ואני מתביישת בה עד היום. הייתי בודקת אם הוא גדל. כל שבוע, באותו יום כמעט. ואם הוא היה מרגיש לי אותו דבר הייתי אומרת, טוב, אז הוא לא גדל, אז יש לי זמן. בניתי לעצמי מעקב רפואי פרטי בלי רופא, עם האצבעות שלי, ונתתי לעצמי אישור להמשיך לחכות. אני מספרת את זה בקבוצות ואני רואה נשים מנמיכות עיניים, כי כמעט לכל אחת יש איזו גרסה של זה.</w:t>
+        <w:t xml:space="preserve">ת: [שותקת] תראי, אני יכולה לתת לך רשימה יפה. אני מכירה את הרשימה. אבל אצלי זה היה דבר אחד, ואני אגיד אותו בלי לייפות. לא רציתי שזה יהיה אמיתי. מצאתי את הגוש בעצמי, בחורף, במקלחת, ואני זוכרת שעצרתי את היד וחזרתי עליו עוד פעם ועוד פעם, ואמרתי לעצמי, זה בלוטה. וכל עוד לא הלכתי לבדוק, זה נשאר בלוטה. ברגע שאני נכנסת למכון הזה, מישהו אחר מחליט מה זה, וזה כבר לא בידיים שלי. אז מה שהרתיע אותי זה לא המכשיר ולא הטכנאית ולא הכאב. הרתיע אותי שיהיה לזה שם. אנשים חושבים שדחייה זה עצלנות או פחד מהמחשבה על מוות. אצלי זה היה משהו יותר קטן ויותר מטופש. זה היה לשמור על מצב שבו אני עדיין אישה בריאה. כל יום שלא הלכתי הייתי אישה בריאה עוד יום. וכן, היו גם דברים קטנים שהשתמשתי בהם, זה נכון. הקופה, התור, הנסיעה לכפר סבא, שבוע העבודה שלי היה משוגע באותה שנה כי היה קיצוץ ונשארנו שתי עובדות סוציאליות לכל השכונה המזרחית. הכול היה נכון. ואף אחד מהדברים האלה לא היה הסיבה. שנה וחצי, את מבינה? זה לא שכחתי. שנה וחצי אני נגעתי בו כל ופאא במיטה לפני שנרדמתי ולא הלכתי. והייתה לי גם שיטה, ואני מתביישת בה עד היום. הייתי בודקת אם הוא גדל. כל שבוע, באותו יום כמעט. ואם הוא היה מרגיש לי אותו דבר הייתי אומרת, טוב, אז הוא לא גדל, אז יש לי זמן. בניתי לעצמי מעקב רפואי פרטי בלי רופא, עם האצבעות שלי, ונתתי לעצמי אישור להמשיך לחכות. אני מספרת את זה בקבוצות ואני רואה נשים מנמיכות עיניים, כי כמעט לכל אחת יש איזו גרסה של זה.</w:t>
       </w:r>
     </w:p>
     <w:p>
@@ -7890,7 +7911,7 @@
           <w:szCs w:val="24"/>
           <w:rtl/>
         </w:rPr>
-        <w:t xml:space="preserve">ת: [שותקת] אני לא אגיד לה תלכי, זה שום דבר, זה עשר דקות. את זה אומרים לה כבר עשרים שנה ומשהו וזה לא עבד. אני אשאל אותה מתי היא מתכננת ללכת. לא אם, מתי. ואם היא תגיד אחרי החג, אני אגיד לה, טוב, החג נגמר בשלישי, אני אתקשר אלייך ברביעי בבוקר, ואני אתקשר. ואם היא תגיד לי שהיא מפחדת, אני לא אגיד לה שאין ממה לפחד, כי יש. אני אגיד לה, אני פחדתי שנה וחצי, וזאת השנה וחצי שהכי יקרה לי היום, כי מה שהיה אצלי קטן היה יכול להישאר קטן. מה שאני רוצה שיישאר. [שותקת] תראי, אני ידעתי הכול. אני חילקתי את העלונים. אני שלחתי נשים אחרות. אני יושבת מולך היום ומדריכה קבוצות ומדברת במסגדים, ואני, עם התואר ועם עשרים ושמונה שנות עבודה, נגעתי בגוש הזה כל לילה במשך שנה וחצי ולא זזתי. אז אם מישהו קורא את זה וחושב שהנשים אצלנו לא הולכות כי הן לא יודעות, שיכתוב שהוא טועה. הן יודעות. הידיעה לא מזיזה את הרגליים. מה שמזיז את הרגליים זה שיש מישהו שמחכה לך בצד השני ושואל למה לא באת. וזה, לצערי, זה הדבר היחיד שלא בנו במערכת הזאת. ועוד דבר אחד. אני לא רוצה שיישאר מזה שאני סיפור הצלחה. אני מכירה את הז'אנר, מביאים את המחלימה שתעודד את כולן. אני לא באתי לעודד. אני עדיין כועסת על עצמי ואני לא בטוחה שזה צריך לעבור. מה שכן, אני כבר לא מבקשת מעצמי הסבר. ניסיתי שנתיים להבין למה חיכיתי, וכל התשובות שנתתי לך היום נכונות וכולן לא מספיקות. בסוף אישה יכולה לדעת דבר ולעשות ההפך, וזה לא הופך אותה לטיפשה, זה הופך אותה לבן אדם. תכתבי את זה, בבקשה. הרבה נשים יקראו את זה ויירגע להן קצת בלב.</w:t>
+        <w:t xml:space="preserve">ת: [שותקת] אני לא אגיד לה תלכי, זה שום דבר, זה עשר דקות. את זה אומרים לה כבר עשרים שנה ומשהו וזה לא עבד. אני אשאל אותה מתי היא מתכננת ללכת. לא אם, מתי. ואם היא תגיד אחרי החג, אני אגיד לה, טוב, החג נגמר בשלישי, אני אתקשר אלייך ברביעי בבוקר, ואני אתקשר. ואם היא תגיד לי שהיא מפחדת, אני לא אגיד לה שאין ממה לפחד, כי יש. אני אגיד לה, אני פחדתי שנה וחצי, וזאת השנה וחצי שהכי יקרה לי היום, כי מה שהיה אצלי קטן היה יכול להישאר קטן. מה שאני רוצה שיישאר. [שותקת] תראי, אני ידעתי הכול. אני חילקתי את העלונים. אני שלחתי נשים אחרות. אני יושבת מולך היום ומדריכה קבוצות ומדברת במסגדים, ואני, עם התואר ועם עשרים ושמונה שנות עבודה, נגעתי בגוש הזה כל ופאא במשך שנה וחצי ולא זזתי. אז אם מישהו קורא את זה וחושב שהנשים אצלנו לא הולכות כי הן לא יודעות, שיכתוב שהוא טועה. הן יודעות. הידיעה לא מזיזה את הרגליים. מה שמזיז את הרגליים זה שיש מישהו שמחכה לך בצד השני ושואל למה לא באת. וזה, לצערי, זה הדבר היחיד שלא בנו במערכת הזאת. ועוד דבר אחד. אני לא רוצה שיישאר מזה שאני סיפור הצלחה. אני מכירה את הז'אנר, מביאים את המחלימה שתעודד את כולן. אני לא באתי לעודד. אני עדיין כועסת על עצמי ואני לא בטוחה שזה צריך לעבור. מה שכן, אני כבר לא מבקשת מעצמי הסבר. ניסיתי שנתיים להבין למה חיכיתי, וכל התשובות שנתתי לך היום נכונות וכולן לא מספיקות. בסוף אישה יכולה לדעת דבר ולעשות ההפך, וזה לא הופך אותה לטיפשה, זה הופך אותה לבן אדם. תכתבי את זה, בבקשה. הרבה נשים יקראו את זה ויירגע להן קצת בלב.</w:t>
       </w:r>
     </w:p>
     <w:p>

--- a/seminar-interviews/ראיונות-עומק-ממוגרפיה.docx
+++ b/seminar-interviews/ראיונות-עומק-ממוגרפיה.docx
@@ -10403,6 +10403,7 @@
         <w:sz w:val="24"/>
         <w:szCs w:val="24"/>
         <w:rtl/>
+        <w:lang w:val="en-US" w:bidi="he-IL"/>
       </w:rPr>
     </w:rPrDefault>
     <w:pPrDefault>
